--- a/Something about Society/地誌 Chronicles, notes for regions/大不列顛及北愛爾蘭聯合王國行政區劃.docx
+++ b/Something about Society/地誌 Chronicles, notes for regions/大不列顛及北愛爾蘭聯合王國行政區劃.docx
@@ -122,8 +122,16 @@
         <w:rPr>
           <w:rFonts w:ascii="Cambria" w:hAnsi="Cambria"/>
         </w:rPr>
-        <w:t>United Kingdom of Great Britain and Northern Ireland(</w:t>
+        <w:t xml:space="preserve">United Kingdom of Great Britain and Northern </w:t>
       </w:r>
+      <w:proofErr w:type="gramStart"/>
+      <w:r>
+        <w:rPr>
+          <w:rFonts w:ascii="Cambria" w:hAnsi="Cambria"/>
+        </w:rPr>
+        <w:t>Ireland(</w:t>
+      </w:r>
+      <w:proofErr w:type="gramEnd"/>
       <w:r>
         <w:rPr>
           <w:rFonts w:ascii="Cambria" w:hAnsi="Cambria"/>
@@ -556,6 +564,7 @@
                 <w:szCs w:val="20"/>
               </w:rPr>
             </w:pPr>
+            <w:proofErr w:type="gramStart"/>
             <w:r>
               <w:rPr>
                 <w:rFonts w:ascii="FangSong" w:eastAsia="FangSong" w:hAnsi="FangSong" w:hint="eastAsia"/>
@@ -564,6 +573,7 @@
               </w:rPr>
               <w:t>夕利群島</w:t>
             </w:r>
+            <w:proofErr w:type="gramEnd"/>
           </w:p>
         </w:tc>
         <w:tc>
@@ -829,20 +839,14 @@
       <w:pPr>
         <w:spacing w:line="276" w:lineRule="auto"/>
         <w:rPr>
-          <w:rFonts w:ascii="FangSong" w:hAnsi="FangSong" w:hint="eastAsia"/>
+          <w:rFonts w:ascii="FangSong" w:hAnsi="FangSong"/>
         </w:rPr>
       </w:pPr>
       <w:r>
         <w:rPr>
           <w:rFonts w:ascii="FangSong" w:hAnsi="FangSong" w:hint="eastAsia"/>
         </w:rPr>
-        <w:t xml:space="preserve">Table 1: The </w:t>
-      </w:r>
-      <w:r>
-        <w:rPr>
-          <w:rFonts w:ascii="FangSong" w:hAnsi="FangSong" w:hint="eastAsia"/>
-        </w:rPr>
-        <w:t>Administrative Geography of England</w:t>
+        <w:t>Table 1: The Administrative Geography of England</w:t>
       </w:r>
     </w:p>
     <w:tbl>
@@ -994,13 +998,23 @@
                 <w:bCs/>
               </w:rPr>
             </w:pPr>
+            <w:proofErr w:type="spellStart"/>
             <w:r>
               <w:rPr>
                 <w:rFonts w:ascii="Cambria" w:hAnsi="Cambria"/>
                 <w:b/>
                 <w:bCs/>
               </w:rPr>
-              <w:t>Lv 1</w:t>
+              <w:t>Lv</w:t>
+            </w:r>
+            <w:proofErr w:type="spellEnd"/>
+            <w:r>
+              <w:rPr>
+                <w:rFonts w:ascii="Cambria" w:hAnsi="Cambria"/>
+                <w:b/>
+                <w:bCs/>
+              </w:rPr>
+              <w:t xml:space="preserve"> 1</w:t>
             </w:r>
           </w:p>
         </w:tc>
@@ -1085,13 +1099,23 @@
                 <w:bCs/>
               </w:rPr>
             </w:pPr>
+            <w:proofErr w:type="spellStart"/>
             <w:r>
               <w:rPr>
                 <w:rFonts w:ascii="Cambria" w:hAnsi="Cambria"/>
                 <w:b/>
                 <w:bCs/>
               </w:rPr>
-              <w:t>Lv 2</w:t>
+              <w:t>Lv</w:t>
+            </w:r>
+            <w:proofErr w:type="spellEnd"/>
+            <w:r>
+              <w:rPr>
+                <w:rFonts w:ascii="Cambria" w:hAnsi="Cambria"/>
+                <w:b/>
+                <w:bCs/>
+              </w:rPr>
+              <w:t xml:space="preserve"> 2</w:t>
             </w:r>
           </w:p>
         </w:tc>
@@ -1249,13 +1273,23 @@
                 <w:bCs/>
               </w:rPr>
             </w:pPr>
+            <w:proofErr w:type="spellStart"/>
             <w:r>
               <w:rPr>
                 <w:rFonts w:ascii="Cambria" w:hAnsi="Cambria"/>
                 <w:b/>
                 <w:bCs/>
               </w:rPr>
-              <w:t xml:space="preserve">Lv 3 </w:t>
+              <w:t>Lv</w:t>
+            </w:r>
+            <w:proofErr w:type="spellEnd"/>
+            <w:r>
+              <w:rPr>
+                <w:rFonts w:ascii="Cambria" w:hAnsi="Cambria"/>
+                <w:b/>
+                <w:bCs/>
+              </w:rPr>
+              <w:t xml:space="preserve"> 3 </w:t>
             </w:r>
           </w:p>
         </w:tc>
@@ -1386,13 +1420,23 @@
                 <w:bCs/>
               </w:rPr>
             </w:pPr>
+            <w:proofErr w:type="spellStart"/>
             <w:r>
               <w:rPr>
                 <w:rFonts w:ascii="Cambria" w:hAnsi="Cambria"/>
                 <w:b/>
                 <w:bCs/>
               </w:rPr>
-              <w:t xml:space="preserve">Lv 4 </w:t>
+              <w:t>Lv</w:t>
+            </w:r>
+            <w:proofErr w:type="spellEnd"/>
+            <w:r>
+              <w:rPr>
+                <w:rFonts w:ascii="Cambria" w:hAnsi="Cambria"/>
+                <w:b/>
+                <w:bCs/>
+              </w:rPr>
+              <w:t xml:space="preserve"> 4 </w:t>
             </w:r>
           </w:p>
         </w:tc>
@@ -1463,7 +1507,21 @@
         <w:rPr>
           <w:rFonts w:ascii="FangSong" w:eastAsia="FangSong" w:hAnsi="FangSong" w:hint="eastAsia"/>
         </w:rPr>
-        <w:t>大區是英格蘭最高級的地方行政區，每個大區下轄一個或數個郡。英格蘭</w:t>
+        <w:t>大區是英格蘭最高級的地方行政區，每</w:t>
+      </w:r>
+      <w:proofErr w:type="gramStart"/>
+      <w:r>
+        <w:rPr>
+          <w:rFonts w:ascii="FangSong" w:eastAsia="FangSong" w:hAnsi="FangSong" w:hint="eastAsia"/>
+        </w:rPr>
+        <w:t>個</w:t>
+      </w:r>
+      <w:proofErr w:type="gramEnd"/>
+      <w:r>
+        <w:rPr>
+          <w:rFonts w:ascii="FangSong" w:eastAsia="FangSong" w:hAnsi="FangSong" w:hint="eastAsia"/>
+        </w:rPr>
+        <w:t>大區下轄一個或數個郡。英格蘭</w:t>
       </w:r>
       <w:r>
         <w:rPr>
@@ -1482,19 +1540,35 @@
         <w:rPr>
           <w:rFonts w:ascii="FangSong" w:eastAsia="FangSong" w:hAnsi="FangSong" w:hint="eastAsia"/>
         </w:rPr>
-        <w:t>非都會郡多</w:t>
+        <w:t>非</w:t>
       </w:r>
+      <w:proofErr w:type="gramStart"/>
+      <w:r>
+        <w:rPr>
+          <w:rFonts w:ascii="FangSong" w:eastAsia="FangSong" w:hAnsi="FangSong" w:hint="eastAsia"/>
+        </w:rPr>
+        <w:t>都會郡多</w:t>
+      </w:r>
+      <w:proofErr w:type="gramEnd"/>
       <w:r>
         <w:rPr>
           <w:rFonts w:ascii="FangSong" w:eastAsia="FangSong" w:hAnsi="FangSong" w:hint="eastAsia"/>
         </w:rPr>
         <w:t>。</w:t>
       </w:r>
+      <w:proofErr w:type="gramStart"/>
       <w:r>
         <w:rPr>
           <w:rFonts w:ascii="FangSong" w:eastAsia="FangSong" w:hAnsi="FangSong" w:hint="eastAsia"/>
         </w:rPr>
-        <w:t>郡下設自治市鎮，按所屬的郡的類型可分為都會自治市鎮和非都會自治市鎮。</w:t>
+        <w:t>郡下設</w:t>
+      </w:r>
+      <w:proofErr w:type="gramEnd"/>
+      <w:r>
+        <w:rPr>
+          <w:rFonts w:ascii="FangSong" w:eastAsia="FangSong" w:hAnsi="FangSong" w:hint="eastAsia"/>
+        </w:rPr>
+        <w:t>自治市鎮，按所屬的郡的類型可分為都會自治市鎮和非都會自治市鎮。</w:t>
       </w:r>
     </w:p>
     <w:p>
@@ -1552,7 +1626,21 @@
         <w:rPr>
           <w:rFonts w:ascii="FangSong" w:eastAsia="FangSong" w:hAnsi="FangSong" w:hint="eastAsia"/>
         </w:rPr>
-        <w:t>單一管理區是合併了區和郡的地方管理等級，不從屬於任何區。</w:t>
+        <w:t>單一管理區是合併了區和</w:t>
+      </w:r>
+      <w:proofErr w:type="gramStart"/>
+      <w:r>
+        <w:rPr>
+          <w:rFonts w:ascii="FangSong" w:eastAsia="FangSong" w:hAnsi="FangSong" w:hint="eastAsia"/>
+        </w:rPr>
+        <w:t>郡的</w:t>
+      </w:r>
+      <w:proofErr w:type="gramEnd"/>
+      <w:r>
+        <w:rPr>
+          <w:rFonts w:ascii="FangSong" w:eastAsia="FangSong" w:hAnsi="FangSong" w:hint="eastAsia"/>
+        </w:rPr>
+        <w:t>地方管理等級，不從屬於任何區。</w:t>
       </w:r>
     </w:p>
     <w:p>
@@ -1572,7 +1660,21 @@
         <w:rPr>
           <w:rFonts w:ascii="Cambria" w:hAnsi="Cambria" w:hint="eastAsia"/>
         </w:rPr>
-        <w:t xml:space="preserve">The unitary authority is a tier that combines the functions of region and county, and is not subordinate to any </w:t>
+        <w:t xml:space="preserve">The unitary authority is a tier that combines the functions of region and </w:t>
+      </w:r>
+      <w:proofErr w:type="gramStart"/>
+      <w:r>
+        <w:rPr>
+          <w:rFonts w:ascii="Cambria" w:hAnsi="Cambria" w:hint="eastAsia"/>
+        </w:rPr>
+        <w:t>county, and</w:t>
+      </w:r>
+      <w:proofErr w:type="gramEnd"/>
+      <w:r>
+        <w:rPr>
+          <w:rFonts w:ascii="Cambria" w:hAnsi="Cambria" w:hint="eastAsia"/>
+        </w:rPr>
+        <w:t xml:space="preserve"> is not subordinate to any </w:t>
       </w:r>
       <w:r>
         <w:rPr>
@@ -1611,7 +1713,7 @@
       <w:pPr>
         <w:spacing w:line="276" w:lineRule="auto"/>
         <w:rPr>
-          <w:rFonts w:ascii="Cambria" w:hAnsi="Cambria" w:hint="eastAsia"/>
+          <w:rFonts w:ascii="Cambria" w:hAnsi="Cambria"/>
         </w:rPr>
       </w:pPr>
       <w:r>
@@ -2138,13 +2240,23 @@
                 <w:bCs/>
               </w:rPr>
             </w:pPr>
+            <w:proofErr w:type="spellStart"/>
             <w:r>
               <w:rPr>
                 <w:rFonts w:ascii="Cambria" w:hAnsi="Cambria"/>
                 <w:b/>
                 <w:bCs/>
               </w:rPr>
-              <w:t>Lv 1</w:t>
+              <w:t>Lv</w:t>
+            </w:r>
+            <w:proofErr w:type="spellEnd"/>
+            <w:r>
+              <w:rPr>
+                <w:rFonts w:ascii="Cambria" w:hAnsi="Cambria"/>
+                <w:b/>
+                <w:bCs/>
+              </w:rPr>
+              <w:t xml:space="preserve"> 1</w:t>
             </w:r>
           </w:p>
         </w:tc>
@@ -2232,13 +2344,23 @@
                 <w:bCs/>
               </w:rPr>
             </w:pPr>
+            <w:proofErr w:type="spellStart"/>
             <w:r>
               <w:rPr>
                 <w:rFonts w:ascii="Cambria" w:hAnsi="Cambria"/>
                 <w:b/>
                 <w:bCs/>
               </w:rPr>
-              <w:t>Lv 2</w:t>
+              <w:t>Lv</w:t>
+            </w:r>
+            <w:proofErr w:type="spellEnd"/>
+            <w:r>
+              <w:rPr>
+                <w:rFonts w:ascii="Cambria" w:hAnsi="Cambria"/>
+                <w:b/>
+                <w:bCs/>
+              </w:rPr>
+              <w:t xml:space="preserve"> 2</w:t>
             </w:r>
           </w:p>
         </w:tc>
@@ -2317,7 +2439,7 @@
       <w:pPr>
         <w:spacing w:line="276" w:lineRule="auto"/>
         <w:rPr>
-          <w:rFonts w:ascii="FangSong" w:hAnsi="FangSong" w:hint="eastAsia"/>
+          <w:rFonts w:ascii="FangSong" w:hAnsi="FangSong"/>
         </w:rPr>
       </w:pPr>
     </w:p>
@@ -2325,7 +2447,7 @@
       <w:pPr>
         <w:spacing w:line="276" w:lineRule="auto"/>
         <w:rPr>
-          <w:rFonts w:ascii="FangSong" w:hAnsi="FangSong" w:hint="eastAsia"/>
+          <w:rFonts w:ascii="FangSong" w:hAnsi="FangSong"/>
         </w:rPr>
       </w:pPr>
     </w:p>
@@ -2352,25 +2474,19 @@
         <w:rPr>
           <w:rFonts w:ascii="FangSong" w:hAnsi="FangSong" w:hint="eastAsia"/>
         </w:rPr>
-        <w:t>：英格蘭大區</w:t>
-      </w:r>
-      <w:r>
-        <w:rPr>
-          <w:rFonts w:ascii="FangSong" w:hAnsi="FangSong" w:hint="eastAsia"/>
-        </w:rPr>
-        <w:t>及</w:t>
-      </w:r>
-      <w:r>
-        <w:rPr>
-          <w:rFonts w:ascii="FangSong" w:hAnsi="FangSong" w:hint="eastAsia"/>
-        </w:rPr>
-        <w:t>其</w:t>
+        <w:t>：英格蘭</w:t>
       </w:r>
       <w:r>
         <w:rPr>
           <w:rFonts w:ascii="FangSong" w:hAnsi="FangSong" w:hint="eastAsia"/>
         </w:rPr>
         <w:t>二級行政區</w:t>
+      </w:r>
+      <w:r>
+        <w:rPr>
+          <w:rFonts w:ascii="FangSong" w:hAnsi="FangSong" w:hint="eastAsia"/>
+        </w:rPr>
+        <w:t>列</w:t>
       </w:r>
       <w:r>
         <w:rPr>
@@ -2386,15 +2502,15 @@
         <w:tblLook w:val="04A0" w:firstRow="1" w:lastRow="0" w:firstColumn="1" w:lastColumn="0" w:noHBand="0" w:noVBand="1"/>
       </w:tblPr>
       <w:tblGrid>
-        <w:gridCol w:w="2074"/>
-        <w:gridCol w:w="2074"/>
-        <w:gridCol w:w="2074"/>
-        <w:gridCol w:w="2074"/>
+        <w:gridCol w:w="1838"/>
+        <w:gridCol w:w="1559"/>
+        <w:gridCol w:w="2977"/>
+        <w:gridCol w:w="1922"/>
       </w:tblGrid>
       <w:tr>
         <w:tc>
           <w:tcPr>
-            <w:tcW w:w="2074" w:type="dxa"/>
+            <w:tcW w:w="1838" w:type="dxa"/>
           </w:tcPr>
           <w:p>
             <w:pPr>
@@ -2413,7 +2529,7 @@
         </w:tc>
         <w:tc>
           <w:tcPr>
-            <w:tcW w:w="2074" w:type="dxa"/>
+            <w:tcW w:w="1559" w:type="dxa"/>
           </w:tcPr>
           <w:p>
             <w:pPr>
@@ -2426,19 +2542,19 @@
               <w:rPr>
                 <w:rFonts w:ascii="FangSong" w:hAnsi="FangSong" w:hint="eastAsia"/>
               </w:rPr>
-              <w:t>二級行政區類型</w:t>
-            </w:r>
-          </w:p>
-        </w:tc>
-        <w:tc>
-          <w:tcPr>
-            <w:tcW w:w="2074" w:type="dxa"/>
-          </w:tcPr>
-          <w:p>
-            <w:pPr>
-              <w:spacing w:line="276" w:lineRule="auto"/>
-              <w:rPr>
-                <w:rFonts w:ascii="FangSong" w:hAnsi="FangSong" w:hint="eastAsia"/>
+              <w:t>類型</w:t>
+            </w:r>
+          </w:p>
+        </w:tc>
+        <w:tc>
+          <w:tcPr>
+            <w:tcW w:w="2977" w:type="dxa"/>
+          </w:tcPr>
+          <w:p>
+            <w:pPr>
+              <w:spacing w:line="276" w:lineRule="auto"/>
+              <w:rPr>
+                <w:rFonts w:ascii="FangSong" w:hAnsi="FangSong"/>
               </w:rPr>
             </w:pPr>
             <w:r>
@@ -2451,7 +2567,7 @@
         </w:tc>
         <w:tc>
           <w:tcPr>
-            <w:tcW w:w="2074" w:type="dxa"/>
+            <w:tcW w:w="1922" w:type="dxa"/>
           </w:tcPr>
           <w:p>
             <w:pPr>
@@ -2494,14 +2610,14 @@
         </w:trPr>
         <w:tc>
           <w:tcPr>
-            <w:tcW w:w="2074" w:type="dxa"/>
+            <w:tcW w:w="1838" w:type="dxa"/>
             <w:vMerge w:val="restart"/>
           </w:tcPr>
           <w:p>
             <w:pPr>
               <w:spacing w:line="276" w:lineRule="auto"/>
               <w:rPr>
-                <w:rFonts w:ascii="FangSong" w:hAnsi="FangSong" w:hint="eastAsia"/>
+                <w:rFonts w:ascii="FangSong" w:hAnsi="FangSong"/>
               </w:rPr>
             </w:pPr>
             <w:r>
@@ -2514,33 +2630,35 @@
         </w:tc>
         <w:tc>
           <w:tcPr>
-            <w:tcW w:w="2074" w:type="dxa"/>
+            <w:tcW w:w="1559" w:type="dxa"/>
             <w:vMerge w:val="restart"/>
           </w:tcPr>
           <w:p>
             <w:pPr>
               <w:spacing w:line="276" w:lineRule="auto"/>
               <w:rPr>
-                <w:rFonts w:ascii="FangSong" w:hAnsi="FangSong" w:hint="eastAsia"/>
-              </w:rPr>
-            </w:pPr>
-            <w:r>
-              <w:rPr>
-                <w:rFonts w:ascii="FangSong" w:hAnsi="FangSong" w:hint="eastAsia"/>
-              </w:rPr>
-              <w:t>單一管理區</w:t>
-            </w:r>
-          </w:p>
-        </w:tc>
-        <w:tc>
-          <w:tcPr>
-            <w:tcW w:w="2074" w:type="dxa"/>
-          </w:tcPr>
-          <w:p>
-            <w:pPr>
-              <w:spacing w:line="276" w:lineRule="auto"/>
-              <w:rPr>
-                <w:rFonts w:ascii="FangSong" w:hAnsi="FangSong" w:hint="eastAsia"/>
+                <w:rFonts w:ascii="FangSong" w:hAnsi="FangSong"/>
+              </w:rPr>
+            </w:pPr>
+            <w:proofErr w:type="gramStart"/>
+            <w:r>
+              <w:rPr>
+                <w:rFonts w:ascii="FangSong" w:hAnsi="FangSong" w:hint="eastAsia"/>
+              </w:rPr>
+              <w:t>非郡會郡</w:t>
+            </w:r>
+            <w:proofErr w:type="gramEnd"/>
+          </w:p>
+        </w:tc>
+        <w:tc>
+          <w:tcPr>
+            <w:tcW w:w="2977" w:type="dxa"/>
+          </w:tcPr>
+          <w:p>
+            <w:pPr>
+              <w:spacing w:line="276" w:lineRule="auto"/>
+              <w:rPr>
+                <w:rFonts w:ascii="FangSong" w:hAnsi="FangSong"/>
               </w:rPr>
             </w:pPr>
             <w:r>
@@ -2553,18 +2671,18 @@
         </w:tc>
         <w:tc>
           <w:tcPr>
-            <w:tcW w:w="2074" w:type="dxa"/>
-          </w:tcPr>
-          <w:p>
-            <w:pPr>
-              <w:spacing w:line="276" w:lineRule="auto"/>
-              <w:rPr>
-                <w:rFonts w:ascii="FangSong" w:hAnsi="FangSong" w:hint="eastAsia"/>
-              </w:rPr>
-            </w:pPr>
-            <w:r>
-              <w:rPr>
-                <w:rFonts w:ascii="FangSong" w:hAnsi="FangSong" w:hint="eastAsia"/>
+            <w:tcW w:w="1922" w:type="dxa"/>
+          </w:tcPr>
+          <w:p>
+            <w:pPr>
+              <w:spacing w:line="276" w:lineRule="auto"/>
+              <w:rPr>
+                <w:rFonts w:ascii="Cambria" w:hAnsi="Cambria"/>
+              </w:rPr>
+            </w:pPr>
+            <w:r>
+              <w:rPr>
+                <w:rFonts w:ascii="Cambria" w:hAnsi="Cambria"/>
               </w:rPr>
               <w:t>2605</w:t>
             </w:r>
@@ -2577,65 +2695,73 @@
         </w:trPr>
         <w:tc>
           <w:tcPr>
-            <w:tcW w:w="2074" w:type="dxa"/>
-            <w:vMerge/>
-          </w:tcPr>
-          <w:p>
-            <w:pPr>
-              <w:spacing w:line="276" w:lineRule="auto"/>
-              <w:rPr>
-                <w:rFonts w:ascii="FangSong" w:hAnsi="FangSong" w:hint="eastAsia"/>
-              </w:rPr>
-            </w:pPr>
-          </w:p>
-        </w:tc>
-        <w:tc>
-          <w:tcPr>
-            <w:tcW w:w="2074" w:type="dxa"/>
-            <w:vMerge/>
-          </w:tcPr>
-          <w:p>
-            <w:pPr>
-              <w:spacing w:line="276" w:lineRule="auto"/>
-              <w:rPr>
-                <w:rFonts w:ascii="FangSong" w:hAnsi="FangSong" w:hint="eastAsia"/>
-              </w:rPr>
-            </w:pPr>
-          </w:p>
-        </w:tc>
-        <w:tc>
-          <w:tcPr>
-            <w:tcW w:w="2074" w:type="dxa"/>
-          </w:tcPr>
-          <w:p>
-            <w:pPr>
-              <w:spacing w:line="276" w:lineRule="auto"/>
-              <w:rPr>
-                <w:rFonts w:ascii="FangSong" w:hAnsi="FangSong" w:hint="eastAsia"/>
-              </w:rPr>
-            </w:pPr>
-            <w:r>
-              <w:rPr>
-                <w:rFonts w:ascii="FangSong" w:hAnsi="FangSong" w:hint="eastAsia"/>
-              </w:rPr>
-              <w:t>薩里</w:t>
-            </w:r>
-          </w:p>
-        </w:tc>
-        <w:tc>
-          <w:tcPr>
-            <w:tcW w:w="2074" w:type="dxa"/>
-          </w:tcPr>
-          <w:p>
-            <w:pPr>
-              <w:spacing w:line="276" w:lineRule="auto"/>
-              <w:rPr>
-                <w:rFonts w:ascii="FangSong" w:hAnsi="FangSong" w:hint="eastAsia"/>
-              </w:rPr>
-            </w:pPr>
-            <w:r>
-              <w:rPr>
-                <w:rFonts w:ascii="FangSong" w:hAnsi="FangSong" w:hint="eastAsia"/>
+            <w:tcW w:w="1838" w:type="dxa"/>
+            <w:vMerge/>
+          </w:tcPr>
+          <w:p>
+            <w:pPr>
+              <w:spacing w:line="276" w:lineRule="auto"/>
+              <w:rPr>
+                <w:rFonts w:ascii="FangSong" w:hAnsi="FangSong"/>
+              </w:rPr>
+            </w:pPr>
+          </w:p>
+        </w:tc>
+        <w:tc>
+          <w:tcPr>
+            <w:tcW w:w="1559" w:type="dxa"/>
+            <w:vMerge/>
+          </w:tcPr>
+          <w:p>
+            <w:pPr>
+              <w:spacing w:line="276" w:lineRule="auto"/>
+              <w:rPr>
+                <w:rFonts w:ascii="FangSong" w:hAnsi="FangSong"/>
+              </w:rPr>
+            </w:pPr>
+          </w:p>
+        </w:tc>
+        <w:tc>
+          <w:tcPr>
+            <w:tcW w:w="2977" w:type="dxa"/>
+          </w:tcPr>
+          <w:p>
+            <w:pPr>
+              <w:spacing w:line="276" w:lineRule="auto"/>
+              <w:rPr>
+                <w:rFonts w:ascii="FangSong" w:hAnsi="FangSong"/>
+              </w:rPr>
+            </w:pPr>
+            <w:proofErr w:type="gramStart"/>
+            <w:r>
+              <w:rPr>
+                <w:rFonts w:ascii="FangSong" w:hAnsi="FangSong" w:hint="eastAsia"/>
+              </w:rPr>
+              <w:t>薩</w:t>
+            </w:r>
+            <w:proofErr w:type="gramEnd"/>
+            <w:r>
+              <w:rPr>
+                <w:rFonts w:ascii="FangSong" w:hAnsi="FangSong" w:hint="eastAsia"/>
+              </w:rPr>
+              <w:t>里</w:t>
+            </w:r>
+          </w:p>
+        </w:tc>
+        <w:tc>
+          <w:tcPr>
+            <w:tcW w:w="1922" w:type="dxa"/>
+          </w:tcPr>
+          <w:p>
+            <w:pPr>
+              <w:spacing w:line="276" w:lineRule="auto"/>
+              <w:rPr>
+                <w:rFonts w:ascii="Cambria" w:hAnsi="Cambria"/>
+              </w:rPr>
+            </w:pPr>
+            <w:r>
+              <w:rPr>
+                <w:rFonts w:ascii="Cambria" w:hAnsi="Cambria"/>
               </w:rPr>
               <w:t>1663</w:t>
             </w:r>
@@ -2648,56 +2774,68 @@
         </w:trPr>
         <w:tc>
           <w:tcPr>
-            <w:tcW w:w="2074" w:type="dxa"/>
-            <w:vMerge/>
-          </w:tcPr>
-          <w:p>
-            <w:pPr>
-              <w:spacing w:line="276" w:lineRule="auto"/>
-              <w:rPr>
-                <w:rFonts w:ascii="FangSong" w:hAnsi="FangSong" w:hint="eastAsia"/>
-              </w:rPr>
-            </w:pPr>
-          </w:p>
-        </w:tc>
-        <w:tc>
-          <w:tcPr>
-            <w:tcW w:w="2074" w:type="dxa"/>
-            <w:vMerge/>
-          </w:tcPr>
-          <w:p>
-            <w:pPr>
-              <w:spacing w:line="276" w:lineRule="auto"/>
-              <w:rPr>
-                <w:rFonts w:ascii="FangSong" w:hAnsi="FangSong" w:hint="eastAsia"/>
-              </w:rPr>
-            </w:pPr>
-          </w:p>
-        </w:tc>
-        <w:tc>
-          <w:tcPr>
-            <w:tcW w:w="2074" w:type="dxa"/>
-          </w:tcPr>
-          <w:p>
-            <w:pPr>
-              <w:spacing w:line="276" w:lineRule="auto"/>
-              <w:rPr>
-                <w:rFonts w:ascii="FangSong" w:hAnsi="FangSong" w:hint="eastAsia"/>
-              </w:rPr>
-            </w:pPr>
-          </w:p>
-        </w:tc>
-        <w:tc>
-          <w:tcPr>
-            <w:tcW w:w="2074" w:type="dxa"/>
-          </w:tcPr>
-          <w:p>
-            <w:pPr>
-              <w:spacing w:line="276" w:lineRule="auto"/>
-              <w:rPr>
-                <w:rFonts w:ascii="FangSong" w:hAnsi="FangSong" w:hint="eastAsia"/>
-              </w:rPr>
-            </w:pPr>
+            <w:tcW w:w="1838" w:type="dxa"/>
+            <w:vMerge/>
+          </w:tcPr>
+          <w:p>
+            <w:pPr>
+              <w:spacing w:line="276" w:lineRule="auto"/>
+              <w:rPr>
+                <w:rFonts w:ascii="FangSong" w:hAnsi="FangSong"/>
+              </w:rPr>
+            </w:pPr>
+          </w:p>
+        </w:tc>
+        <w:tc>
+          <w:tcPr>
+            <w:tcW w:w="1559" w:type="dxa"/>
+            <w:vMerge/>
+          </w:tcPr>
+          <w:p>
+            <w:pPr>
+              <w:spacing w:line="276" w:lineRule="auto"/>
+              <w:rPr>
+                <w:rFonts w:ascii="FangSong" w:hAnsi="FangSong"/>
+              </w:rPr>
+            </w:pPr>
+          </w:p>
+        </w:tc>
+        <w:tc>
+          <w:tcPr>
+            <w:tcW w:w="2977" w:type="dxa"/>
+          </w:tcPr>
+          <w:p>
+            <w:pPr>
+              <w:spacing w:line="276" w:lineRule="auto"/>
+              <w:rPr>
+                <w:rFonts w:ascii="FangSong" w:hAnsi="FangSong"/>
+              </w:rPr>
+            </w:pPr>
+            <w:r>
+              <w:rPr>
+                <w:rFonts w:ascii="FangSong" w:hAnsi="FangSong" w:hint="eastAsia"/>
+              </w:rPr>
+              <w:t>肯特</w:t>
+            </w:r>
+          </w:p>
+        </w:tc>
+        <w:tc>
+          <w:tcPr>
+            <w:tcW w:w="1922" w:type="dxa"/>
+          </w:tcPr>
+          <w:p>
+            <w:pPr>
+              <w:spacing w:line="276" w:lineRule="auto"/>
+              <w:rPr>
+                <w:rFonts w:ascii="Cambria" w:hAnsi="Cambria"/>
+              </w:rPr>
+            </w:pPr>
+            <w:r>
+              <w:rPr>
+                <w:rFonts w:ascii="Cambria" w:hAnsi="Cambria"/>
+              </w:rPr>
+              <w:t>3736</w:t>
+            </w:r>
           </w:p>
         </w:tc>
       </w:tr>
@@ -2707,56 +2845,68 @@
         </w:trPr>
         <w:tc>
           <w:tcPr>
-            <w:tcW w:w="2074" w:type="dxa"/>
-            <w:vMerge/>
-          </w:tcPr>
-          <w:p>
-            <w:pPr>
-              <w:spacing w:line="276" w:lineRule="auto"/>
-              <w:rPr>
-                <w:rFonts w:ascii="FangSong" w:hAnsi="FangSong" w:hint="eastAsia"/>
-              </w:rPr>
-            </w:pPr>
-          </w:p>
-        </w:tc>
-        <w:tc>
-          <w:tcPr>
-            <w:tcW w:w="2074" w:type="dxa"/>
-            <w:vMerge/>
-          </w:tcPr>
-          <w:p>
-            <w:pPr>
-              <w:spacing w:line="276" w:lineRule="auto"/>
-              <w:rPr>
-                <w:rFonts w:ascii="FangSong" w:hAnsi="FangSong" w:hint="eastAsia"/>
-              </w:rPr>
-            </w:pPr>
-          </w:p>
-        </w:tc>
-        <w:tc>
-          <w:tcPr>
-            <w:tcW w:w="2074" w:type="dxa"/>
-          </w:tcPr>
-          <w:p>
-            <w:pPr>
-              <w:spacing w:line="276" w:lineRule="auto"/>
-              <w:rPr>
-                <w:rFonts w:ascii="FangSong" w:hAnsi="FangSong" w:hint="eastAsia"/>
-              </w:rPr>
-            </w:pPr>
-          </w:p>
-        </w:tc>
-        <w:tc>
-          <w:tcPr>
-            <w:tcW w:w="2074" w:type="dxa"/>
-          </w:tcPr>
-          <w:p>
-            <w:pPr>
-              <w:spacing w:line="276" w:lineRule="auto"/>
-              <w:rPr>
-                <w:rFonts w:ascii="FangSong" w:hAnsi="FangSong" w:hint="eastAsia"/>
-              </w:rPr>
-            </w:pPr>
+            <w:tcW w:w="1838" w:type="dxa"/>
+            <w:vMerge/>
+          </w:tcPr>
+          <w:p>
+            <w:pPr>
+              <w:spacing w:line="276" w:lineRule="auto"/>
+              <w:rPr>
+                <w:rFonts w:ascii="FangSong" w:hAnsi="FangSong"/>
+              </w:rPr>
+            </w:pPr>
+          </w:p>
+        </w:tc>
+        <w:tc>
+          <w:tcPr>
+            <w:tcW w:w="1559" w:type="dxa"/>
+            <w:vMerge/>
+          </w:tcPr>
+          <w:p>
+            <w:pPr>
+              <w:spacing w:line="276" w:lineRule="auto"/>
+              <w:rPr>
+                <w:rFonts w:ascii="FangSong" w:hAnsi="FangSong"/>
+              </w:rPr>
+            </w:pPr>
+          </w:p>
+        </w:tc>
+        <w:tc>
+          <w:tcPr>
+            <w:tcW w:w="2977" w:type="dxa"/>
+          </w:tcPr>
+          <w:p>
+            <w:pPr>
+              <w:spacing w:line="276" w:lineRule="auto"/>
+              <w:rPr>
+                <w:rFonts w:ascii="FangSong" w:hAnsi="FangSong"/>
+              </w:rPr>
+            </w:pPr>
+            <w:r>
+              <w:rPr>
+                <w:rFonts w:ascii="FangSong" w:hAnsi="FangSong" w:hint="eastAsia"/>
+              </w:rPr>
+              <w:t>東索塞克斯</w:t>
+            </w:r>
+          </w:p>
+        </w:tc>
+        <w:tc>
+          <w:tcPr>
+            <w:tcW w:w="1922" w:type="dxa"/>
+          </w:tcPr>
+          <w:p>
+            <w:pPr>
+              <w:spacing w:line="276" w:lineRule="auto"/>
+              <w:rPr>
+                <w:rFonts w:ascii="Cambria" w:hAnsi="Cambria"/>
+              </w:rPr>
+            </w:pPr>
+            <w:r>
+              <w:rPr>
+                <w:rFonts w:ascii="Cambria" w:hAnsi="Cambria"/>
+              </w:rPr>
+              <w:t>1792</w:t>
+            </w:r>
           </w:p>
         </w:tc>
       </w:tr>
@@ -2766,56 +2916,68 @@
         </w:trPr>
         <w:tc>
           <w:tcPr>
-            <w:tcW w:w="2074" w:type="dxa"/>
-            <w:vMerge/>
-          </w:tcPr>
-          <w:p>
-            <w:pPr>
-              <w:spacing w:line="276" w:lineRule="auto"/>
-              <w:rPr>
-                <w:rFonts w:ascii="FangSong" w:hAnsi="FangSong" w:hint="eastAsia"/>
-              </w:rPr>
-            </w:pPr>
-          </w:p>
-        </w:tc>
-        <w:tc>
-          <w:tcPr>
-            <w:tcW w:w="2074" w:type="dxa"/>
-            <w:vMerge/>
-          </w:tcPr>
-          <w:p>
-            <w:pPr>
-              <w:spacing w:line="276" w:lineRule="auto"/>
-              <w:rPr>
-                <w:rFonts w:ascii="FangSong" w:hAnsi="FangSong" w:hint="eastAsia"/>
-              </w:rPr>
-            </w:pPr>
-          </w:p>
-        </w:tc>
-        <w:tc>
-          <w:tcPr>
-            <w:tcW w:w="2074" w:type="dxa"/>
-          </w:tcPr>
-          <w:p>
-            <w:pPr>
-              <w:spacing w:line="276" w:lineRule="auto"/>
-              <w:rPr>
-                <w:rFonts w:ascii="FangSong" w:hAnsi="FangSong" w:hint="eastAsia"/>
-              </w:rPr>
-            </w:pPr>
-          </w:p>
-        </w:tc>
-        <w:tc>
-          <w:tcPr>
-            <w:tcW w:w="2074" w:type="dxa"/>
-          </w:tcPr>
-          <w:p>
-            <w:pPr>
-              <w:spacing w:line="276" w:lineRule="auto"/>
-              <w:rPr>
-                <w:rFonts w:ascii="FangSong" w:hAnsi="FangSong" w:hint="eastAsia"/>
-              </w:rPr>
-            </w:pPr>
+            <w:tcW w:w="1838" w:type="dxa"/>
+            <w:vMerge/>
+          </w:tcPr>
+          <w:p>
+            <w:pPr>
+              <w:spacing w:line="276" w:lineRule="auto"/>
+              <w:rPr>
+                <w:rFonts w:ascii="FangSong" w:hAnsi="FangSong"/>
+              </w:rPr>
+            </w:pPr>
+          </w:p>
+        </w:tc>
+        <w:tc>
+          <w:tcPr>
+            <w:tcW w:w="1559" w:type="dxa"/>
+            <w:vMerge/>
+          </w:tcPr>
+          <w:p>
+            <w:pPr>
+              <w:spacing w:line="276" w:lineRule="auto"/>
+              <w:rPr>
+                <w:rFonts w:ascii="FangSong" w:hAnsi="FangSong"/>
+              </w:rPr>
+            </w:pPr>
+          </w:p>
+        </w:tc>
+        <w:tc>
+          <w:tcPr>
+            <w:tcW w:w="2977" w:type="dxa"/>
+          </w:tcPr>
+          <w:p>
+            <w:pPr>
+              <w:spacing w:line="276" w:lineRule="auto"/>
+              <w:rPr>
+                <w:rFonts w:ascii="FangSong" w:hAnsi="FangSong"/>
+              </w:rPr>
+            </w:pPr>
+            <w:r>
+              <w:rPr>
+                <w:rFonts w:ascii="FangSong" w:hAnsi="FangSong" w:hint="eastAsia"/>
+              </w:rPr>
+              <w:t>西索塞克斯</w:t>
+            </w:r>
+          </w:p>
+        </w:tc>
+        <w:tc>
+          <w:tcPr>
+            <w:tcW w:w="1922" w:type="dxa"/>
+          </w:tcPr>
+          <w:p>
+            <w:pPr>
+              <w:spacing w:line="276" w:lineRule="auto"/>
+              <w:rPr>
+                <w:rFonts w:ascii="Cambria" w:hAnsi="Cambria"/>
+              </w:rPr>
+            </w:pPr>
+            <w:r>
+              <w:rPr>
+                <w:rFonts w:ascii="Cambria" w:hAnsi="Cambria"/>
+              </w:rPr>
+              <w:t>1991</w:t>
+            </w:r>
           </w:p>
         </w:tc>
       </w:tr>
@@ -2825,56 +2987,70 @@
         </w:trPr>
         <w:tc>
           <w:tcPr>
-            <w:tcW w:w="2074" w:type="dxa"/>
-            <w:vMerge/>
-          </w:tcPr>
-          <w:p>
-            <w:pPr>
-              <w:spacing w:line="276" w:lineRule="auto"/>
-              <w:rPr>
-                <w:rFonts w:ascii="FangSong" w:hAnsi="FangSong" w:hint="eastAsia"/>
-              </w:rPr>
-            </w:pPr>
-          </w:p>
-        </w:tc>
-        <w:tc>
-          <w:tcPr>
-            <w:tcW w:w="2074" w:type="dxa"/>
-            <w:vMerge/>
-          </w:tcPr>
-          <w:p>
-            <w:pPr>
-              <w:spacing w:line="276" w:lineRule="auto"/>
-              <w:rPr>
-                <w:rFonts w:ascii="FangSong" w:hAnsi="FangSong" w:hint="eastAsia"/>
-              </w:rPr>
-            </w:pPr>
-          </w:p>
-        </w:tc>
-        <w:tc>
-          <w:tcPr>
-            <w:tcW w:w="2074" w:type="dxa"/>
-          </w:tcPr>
-          <w:p>
-            <w:pPr>
-              <w:spacing w:line="276" w:lineRule="auto"/>
-              <w:rPr>
-                <w:rFonts w:ascii="FangSong" w:hAnsi="FangSong" w:hint="eastAsia"/>
-              </w:rPr>
-            </w:pPr>
-          </w:p>
-        </w:tc>
-        <w:tc>
-          <w:tcPr>
-            <w:tcW w:w="2074" w:type="dxa"/>
-          </w:tcPr>
-          <w:p>
-            <w:pPr>
-              <w:spacing w:line="276" w:lineRule="auto"/>
-              <w:rPr>
-                <w:rFonts w:ascii="FangSong" w:hAnsi="FangSong" w:hint="eastAsia"/>
-              </w:rPr>
-            </w:pPr>
+            <w:tcW w:w="1838" w:type="dxa"/>
+            <w:vMerge/>
+          </w:tcPr>
+          <w:p>
+            <w:pPr>
+              <w:spacing w:line="276" w:lineRule="auto"/>
+              <w:rPr>
+                <w:rFonts w:ascii="FangSong" w:hAnsi="FangSong"/>
+              </w:rPr>
+            </w:pPr>
+          </w:p>
+        </w:tc>
+        <w:tc>
+          <w:tcPr>
+            <w:tcW w:w="1559" w:type="dxa"/>
+            <w:vMerge/>
+          </w:tcPr>
+          <w:p>
+            <w:pPr>
+              <w:spacing w:line="276" w:lineRule="auto"/>
+              <w:rPr>
+                <w:rFonts w:ascii="FangSong" w:hAnsi="FangSong"/>
+              </w:rPr>
+            </w:pPr>
+          </w:p>
+        </w:tc>
+        <w:tc>
+          <w:tcPr>
+            <w:tcW w:w="2977" w:type="dxa"/>
+          </w:tcPr>
+          <w:p>
+            <w:pPr>
+              <w:spacing w:line="276" w:lineRule="auto"/>
+              <w:rPr>
+                <w:rFonts w:ascii="FangSong" w:hAnsi="FangSong"/>
+              </w:rPr>
+            </w:pPr>
+            <w:proofErr w:type="gramStart"/>
+            <w:r>
+              <w:rPr>
+                <w:rFonts w:ascii="FangSong" w:hAnsi="FangSong" w:hint="eastAsia"/>
+              </w:rPr>
+              <w:t>漢普</w:t>
+            </w:r>
+            <w:proofErr w:type="gramEnd"/>
+          </w:p>
+        </w:tc>
+        <w:tc>
+          <w:tcPr>
+            <w:tcW w:w="1922" w:type="dxa"/>
+          </w:tcPr>
+          <w:p>
+            <w:pPr>
+              <w:spacing w:line="276" w:lineRule="auto"/>
+              <w:rPr>
+                <w:rFonts w:ascii="Cambria" w:hAnsi="Cambria"/>
+              </w:rPr>
+            </w:pPr>
+            <w:r>
+              <w:rPr>
+                <w:rFonts w:ascii="Cambria" w:hAnsi="Cambria"/>
+              </w:rPr>
+              <w:t>3769</w:t>
+            </w:r>
           </w:p>
         </w:tc>
       </w:tr>
@@ -2884,56 +3060,2909 @@
         </w:trPr>
         <w:tc>
           <w:tcPr>
-            <w:tcW w:w="2074" w:type="dxa"/>
-            <w:vMerge/>
-          </w:tcPr>
-          <w:p>
-            <w:pPr>
-              <w:spacing w:line="276" w:lineRule="auto"/>
-              <w:rPr>
-                <w:rFonts w:ascii="FangSong" w:hAnsi="FangSong" w:hint="eastAsia"/>
-              </w:rPr>
-            </w:pPr>
-          </w:p>
-        </w:tc>
-        <w:tc>
-          <w:tcPr>
-            <w:tcW w:w="2074" w:type="dxa"/>
-            <w:vMerge/>
-          </w:tcPr>
-          <w:p>
-            <w:pPr>
-              <w:spacing w:line="276" w:lineRule="auto"/>
-              <w:rPr>
-                <w:rFonts w:ascii="FangSong" w:hAnsi="FangSong" w:hint="eastAsia"/>
-              </w:rPr>
-            </w:pPr>
-          </w:p>
-        </w:tc>
-        <w:tc>
-          <w:tcPr>
-            <w:tcW w:w="2074" w:type="dxa"/>
-          </w:tcPr>
-          <w:p>
-            <w:pPr>
-              <w:spacing w:line="276" w:lineRule="auto"/>
-              <w:rPr>
-                <w:rFonts w:ascii="FangSong" w:hAnsi="FangSong" w:hint="eastAsia"/>
-              </w:rPr>
-            </w:pPr>
-          </w:p>
-        </w:tc>
-        <w:tc>
-          <w:tcPr>
-            <w:tcW w:w="2074" w:type="dxa"/>
-          </w:tcPr>
-          <w:p>
-            <w:pPr>
-              <w:spacing w:line="276" w:lineRule="auto"/>
-              <w:rPr>
-                <w:rFonts w:ascii="FangSong" w:hAnsi="FangSong" w:hint="eastAsia"/>
-              </w:rPr>
-            </w:pPr>
+            <w:tcW w:w="1838" w:type="dxa"/>
+            <w:vMerge/>
+          </w:tcPr>
+          <w:p>
+            <w:pPr>
+              <w:spacing w:line="276" w:lineRule="auto"/>
+              <w:rPr>
+                <w:rFonts w:ascii="FangSong" w:hAnsi="FangSong"/>
+              </w:rPr>
+            </w:pPr>
+          </w:p>
+        </w:tc>
+        <w:tc>
+          <w:tcPr>
+            <w:tcW w:w="1559" w:type="dxa"/>
+            <w:vMerge/>
+          </w:tcPr>
+          <w:p>
+            <w:pPr>
+              <w:spacing w:line="276" w:lineRule="auto"/>
+              <w:rPr>
+                <w:rFonts w:ascii="FangSong" w:hAnsi="FangSong"/>
+              </w:rPr>
+            </w:pPr>
+          </w:p>
+        </w:tc>
+        <w:tc>
+          <w:tcPr>
+            <w:tcW w:w="2977" w:type="dxa"/>
+          </w:tcPr>
+          <w:p>
+            <w:pPr>
+              <w:spacing w:line="276" w:lineRule="auto"/>
+              <w:rPr>
+                <w:rFonts w:ascii="FangSong" w:hAnsi="FangSong"/>
+              </w:rPr>
+            </w:pPr>
+            <w:r>
+              <w:rPr>
+                <w:rFonts w:ascii="FangSong" w:hAnsi="FangSong" w:hint="eastAsia"/>
+              </w:rPr>
+              <w:t>伯克</w:t>
+            </w:r>
+          </w:p>
+        </w:tc>
+        <w:tc>
+          <w:tcPr>
+            <w:tcW w:w="1922" w:type="dxa"/>
+          </w:tcPr>
+          <w:p>
+            <w:pPr>
+              <w:spacing w:line="276" w:lineRule="auto"/>
+              <w:rPr>
+                <w:rFonts w:ascii="Cambria" w:hAnsi="Cambria"/>
+              </w:rPr>
+            </w:pPr>
+            <w:r>
+              <w:rPr>
+                <w:rFonts w:ascii="Cambria" w:hAnsi="Cambria"/>
+              </w:rPr>
+              <w:t>1262</w:t>
+            </w:r>
+          </w:p>
+        </w:tc>
+      </w:tr>
+      <w:tr>
+        <w:trPr>
+          <w:trHeight w:val="36"/>
+        </w:trPr>
+        <w:tc>
+          <w:tcPr>
+            <w:tcW w:w="1838" w:type="dxa"/>
+            <w:vMerge/>
+          </w:tcPr>
+          <w:p>
+            <w:pPr>
+              <w:spacing w:line="276" w:lineRule="auto"/>
+              <w:rPr>
+                <w:rFonts w:ascii="FangSong" w:hAnsi="FangSong"/>
+              </w:rPr>
+            </w:pPr>
+          </w:p>
+        </w:tc>
+        <w:tc>
+          <w:tcPr>
+            <w:tcW w:w="1559" w:type="dxa"/>
+            <w:vMerge w:val="restart"/>
+          </w:tcPr>
+          <w:p>
+            <w:pPr>
+              <w:spacing w:line="276" w:lineRule="auto"/>
+              <w:rPr>
+                <w:rFonts w:ascii="FangSong" w:hAnsi="FangSong"/>
+              </w:rPr>
+            </w:pPr>
+            <w:r>
+              <w:rPr>
+                <w:rFonts w:ascii="FangSong" w:hAnsi="FangSong" w:hint="eastAsia"/>
+              </w:rPr>
+              <w:t>單一管理區</w:t>
+            </w:r>
+          </w:p>
+        </w:tc>
+        <w:tc>
+          <w:tcPr>
+            <w:tcW w:w="2977" w:type="dxa"/>
+          </w:tcPr>
+          <w:p>
+            <w:pPr>
+              <w:spacing w:line="276" w:lineRule="auto"/>
+              <w:rPr>
+                <w:rFonts w:ascii="FangSong" w:hAnsi="FangSong"/>
+              </w:rPr>
+            </w:pPr>
+            <w:r>
+              <w:rPr>
+                <w:rFonts w:ascii="FangSong" w:hAnsi="FangSong" w:hint="eastAsia"/>
+              </w:rPr>
+              <w:t>米爾頓凱恩斯</w:t>
+            </w:r>
+          </w:p>
+        </w:tc>
+        <w:tc>
+          <w:tcPr>
+            <w:tcW w:w="1922" w:type="dxa"/>
+          </w:tcPr>
+          <w:p>
+            <w:pPr>
+              <w:spacing w:line="276" w:lineRule="auto"/>
+              <w:rPr>
+                <w:rFonts w:ascii="Cambria" w:hAnsi="Cambria"/>
+              </w:rPr>
+            </w:pPr>
+            <w:r>
+              <w:rPr>
+                <w:rFonts w:ascii="Cambria" w:hAnsi="Cambria"/>
+              </w:rPr>
+              <w:t>89</w:t>
+            </w:r>
+          </w:p>
+        </w:tc>
+      </w:tr>
+      <w:tr>
+        <w:trPr>
+          <w:trHeight w:val="31"/>
+        </w:trPr>
+        <w:tc>
+          <w:tcPr>
+            <w:tcW w:w="1838" w:type="dxa"/>
+            <w:vMerge/>
+          </w:tcPr>
+          <w:p>
+            <w:pPr>
+              <w:spacing w:line="276" w:lineRule="auto"/>
+              <w:rPr>
+                <w:rFonts w:ascii="FangSong" w:hAnsi="FangSong"/>
+              </w:rPr>
+            </w:pPr>
+          </w:p>
+        </w:tc>
+        <w:tc>
+          <w:tcPr>
+            <w:tcW w:w="1559" w:type="dxa"/>
+            <w:vMerge/>
+          </w:tcPr>
+          <w:p>
+            <w:pPr>
+              <w:spacing w:line="276" w:lineRule="auto"/>
+              <w:rPr>
+                <w:rFonts w:ascii="FangSong" w:hAnsi="FangSong" w:hint="eastAsia"/>
+              </w:rPr>
+            </w:pPr>
+          </w:p>
+        </w:tc>
+        <w:tc>
+          <w:tcPr>
+            <w:tcW w:w="2977" w:type="dxa"/>
+          </w:tcPr>
+          <w:p>
+            <w:pPr>
+              <w:spacing w:line="276" w:lineRule="auto"/>
+              <w:rPr>
+                <w:rFonts w:ascii="FangSong" w:hAnsi="FangSong" w:hint="eastAsia"/>
+              </w:rPr>
+            </w:pPr>
+            <w:proofErr w:type="gramStart"/>
+            <w:r>
+              <w:rPr>
+                <w:rFonts w:ascii="FangSong" w:hAnsi="FangSong" w:hint="eastAsia"/>
+              </w:rPr>
+              <w:t>雷丁</w:t>
+            </w:r>
+            <w:proofErr w:type="gramEnd"/>
+          </w:p>
+        </w:tc>
+        <w:tc>
+          <w:tcPr>
+            <w:tcW w:w="1922" w:type="dxa"/>
+          </w:tcPr>
+          <w:p>
+            <w:pPr>
+              <w:spacing w:line="276" w:lineRule="auto"/>
+              <w:rPr>
+                <w:rFonts w:ascii="Cambria" w:hAnsi="Cambria"/>
+              </w:rPr>
+            </w:pPr>
+            <w:r>
+              <w:rPr>
+                <w:rFonts w:ascii="Cambria" w:hAnsi="Cambria"/>
+              </w:rPr>
+              <w:t>40</w:t>
+            </w:r>
+          </w:p>
+        </w:tc>
+      </w:tr>
+      <w:tr>
+        <w:trPr>
+          <w:trHeight w:val="31"/>
+        </w:trPr>
+        <w:tc>
+          <w:tcPr>
+            <w:tcW w:w="1838" w:type="dxa"/>
+            <w:vMerge/>
+          </w:tcPr>
+          <w:p>
+            <w:pPr>
+              <w:spacing w:line="276" w:lineRule="auto"/>
+              <w:rPr>
+                <w:rFonts w:ascii="FangSong" w:hAnsi="FangSong"/>
+              </w:rPr>
+            </w:pPr>
+          </w:p>
+        </w:tc>
+        <w:tc>
+          <w:tcPr>
+            <w:tcW w:w="1559" w:type="dxa"/>
+            <w:vMerge/>
+          </w:tcPr>
+          <w:p>
+            <w:pPr>
+              <w:spacing w:line="276" w:lineRule="auto"/>
+              <w:rPr>
+                <w:rFonts w:ascii="FangSong" w:hAnsi="FangSong" w:hint="eastAsia"/>
+              </w:rPr>
+            </w:pPr>
+          </w:p>
+        </w:tc>
+        <w:tc>
+          <w:tcPr>
+            <w:tcW w:w="2977" w:type="dxa"/>
+          </w:tcPr>
+          <w:p>
+            <w:pPr>
+              <w:spacing w:line="276" w:lineRule="auto"/>
+              <w:rPr>
+                <w:rFonts w:ascii="FangSong" w:hAnsi="FangSong"/>
+              </w:rPr>
+            </w:pPr>
+            <w:r>
+              <w:rPr>
+                <w:rFonts w:ascii="FangSong" w:hAnsi="FangSong" w:hint="eastAsia"/>
+              </w:rPr>
+              <w:t>斯</w:t>
+            </w:r>
+            <w:proofErr w:type="gramStart"/>
+            <w:r>
+              <w:rPr>
+                <w:rFonts w:ascii="FangSong" w:hAnsi="FangSong" w:hint="eastAsia"/>
+              </w:rPr>
+              <w:t>勞</w:t>
+            </w:r>
+            <w:proofErr w:type="gramEnd"/>
+          </w:p>
+        </w:tc>
+        <w:tc>
+          <w:tcPr>
+            <w:tcW w:w="1922" w:type="dxa"/>
+          </w:tcPr>
+          <w:p>
+            <w:pPr>
+              <w:spacing w:line="276" w:lineRule="auto"/>
+              <w:rPr>
+                <w:rFonts w:ascii="Cambria" w:hAnsi="Cambria"/>
+              </w:rPr>
+            </w:pPr>
+            <w:r>
+              <w:rPr>
+                <w:rFonts w:ascii="Cambria" w:hAnsi="Cambria"/>
+              </w:rPr>
+              <w:t>32</w:t>
+            </w:r>
+          </w:p>
+        </w:tc>
+      </w:tr>
+      <w:tr>
+        <w:trPr>
+          <w:trHeight w:val="31"/>
+        </w:trPr>
+        <w:tc>
+          <w:tcPr>
+            <w:tcW w:w="1838" w:type="dxa"/>
+            <w:vMerge/>
+          </w:tcPr>
+          <w:p>
+            <w:pPr>
+              <w:spacing w:line="276" w:lineRule="auto"/>
+              <w:rPr>
+                <w:rFonts w:ascii="FangSong" w:hAnsi="FangSong"/>
+              </w:rPr>
+            </w:pPr>
+          </w:p>
+        </w:tc>
+        <w:tc>
+          <w:tcPr>
+            <w:tcW w:w="1559" w:type="dxa"/>
+            <w:vMerge/>
+          </w:tcPr>
+          <w:p>
+            <w:pPr>
+              <w:spacing w:line="276" w:lineRule="auto"/>
+              <w:rPr>
+                <w:rFonts w:ascii="FangSong" w:hAnsi="FangSong" w:hint="eastAsia"/>
+              </w:rPr>
+            </w:pPr>
+          </w:p>
+        </w:tc>
+        <w:tc>
+          <w:tcPr>
+            <w:tcW w:w="2977" w:type="dxa"/>
+          </w:tcPr>
+          <w:p>
+            <w:pPr>
+              <w:spacing w:line="276" w:lineRule="auto"/>
+              <w:rPr>
+                <w:rFonts w:ascii="FangSong" w:hAnsi="FangSong"/>
+              </w:rPr>
+            </w:pPr>
+            <w:r>
+              <w:rPr>
+                <w:rFonts w:ascii="FangSong" w:hAnsi="FangSong" w:hint="eastAsia"/>
+              </w:rPr>
+              <w:t>布拉克內爾森林</w:t>
+            </w:r>
+          </w:p>
+        </w:tc>
+        <w:tc>
+          <w:tcPr>
+            <w:tcW w:w="1922" w:type="dxa"/>
+          </w:tcPr>
+          <w:p>
+            <w:pPr>
+              <w:spacing w:line="276" w:lineRule="auto"/>
+              <w:rPr>
+                <w:rFonts w:ascii="Cambria" w:hAnsi="Cambria"/>
+              </w:rPr>
+            </w:pPr>
+            <w:r>
+              <w:rPr>
+                <w:rFonts w:ascii="Cambria" w:hAnsi="Cambria"/>
+              </w:rPr>
+              <w:t>109</w:t>
+            </w:r>
+          </w:p>
+        </w:tc>
+      </w:tr>
+      <w:tr>
+        <w:trPr>
+          <w:trHeight w:val="31"/>
+        </w:trPr>
+        <w:tc>
+          <w:tcPr>
+            <w:tcW w:w="1838" w:type="dxa"/>
+            <w:vMerge/>
+          </w:tcPr>
+          <w:p>
+            <w:pPr>
+              <w:spacing w:line="276" w:lineRule="auto"/>
+              <w:rPr>
+                <w:rFonts w:ascii="FangSong" w:hAnsi="FangSong"/>
+              </w:rPr>
+            </w:pPr>
+          </w:p>
+        </w:tc>
+        <w:tc>
+          <w:tcPr>
+            <w:tcW w:w="1559" w:type="dxa"/>
+            <w:vMerge/>
+          </w:tcPr>
+          <w:p>
+            <w:pPr>
+              <w:spacing w:line="276" w:lineRule="auto"/>
+              <w:rPr>
+                <w:rFonts w:ascii="FangSong" w:hAnsi="FangSong" w:hint="eastAsia"/>
+              </w:rPr>
+            </w:pPr>
+          </w:p>
+        </w:tc>
+        <w:tc>
+          <w:tcPr>
+            <w:tcW w:w="2977" w:type="dxa"/>
+          </w:tcPr>
+          <w:p>
+            <w:pPr>
+              <w:spacing w:line="276" w:lineRule="auto"/>
+              <w:rPr>
+                <w:rFonts w:ascii="FangSong" w:hAnsi="FangSong"/>
+              </w:rPr>
+            </w:pPr>
+            <w:r>
+              <w:rPr>
+                <w:rFonts w:ascii="FangSong" w:hAnsi="FangSong" w:hint="eastAsia"/>
+              </w:rPr>
+              <w:t>西伯克</w:t>
+            </w:r>
+          </w:p>
+        </w:tc>
+        <w:tc>
+          <w:tcPr>
+            <w:tcW w:w="1922" w:type="dxa"/>
+          </w:tcPr>
+          <w:p>
+            <w:pPr>
+              <w:spacing w:line="276" w:lineRule="auto"/>
+              <w:rPr>
+                <w:rFonts w:ascii="Cambria" w:hAnsi="Cambria"/>
+              </w:rPr>
+            </w:pPr>
+            <w:r>
+              <w:rPr>
+                <w:rFonts w:ascii="Cambria" w:hAnsi="Cambria"/>
+              </w:rPr>
+              <w:t>704</w:t>
+            </w:r>
+          </w:p>
+        </w:tc>
+      </w:tr>
+      <w:tr>
+        <w:trPr>
+          <w:trHeight w:val="31"/>
+        </w:trPr>
+        <w:tc>
+          <w:tcPr>
+            <w:tcW w:w="1838" w:type="dxa"/>
+            <w:vMerge/>
+          </w:tcPr>
+          <w:p>
+            <w:pPr>
+              <w:spacing w:line="276" w:lineRule="auto"/>
+              <w:rPr>
+                <w:rFonts w:ascii="FangSong" w:hAnsi="FangSong"/>
+              </w:rPr>
+            </w:pPr>
+          </w:p>
+        </w:tc>
+        <w:tc>
+          <w:tcPr>
+            <w:tcW w:w="1559" w:type="dxa"/>
+            <w:vMerge/>
+          </w:tcPr>
+          <w:p>
+            <w:pPr>
+              <w:spacing w:line="276" w:lineRule="auto"/>
+              <w:rPr>
+                <w:rFonts w:ascii="FangSong" w:hAnsi="FangSong" w:hint="eastAsia"/>
+              </w:rPr>
+            </w:pPr>
+          </w:p>
+        </w:tc>
+        <w:tc>
+          <w:tcPr>
+            <w:tcW w:w="2977" w:type="dxa"/>
+          </w:tcPr>
+          <w:p>
+            <w:pPr>
+              <w:spacing w:line="276" w:lineRule="auto"/>
+              <w:rPr>
+                <w:rFonts w:ascii="FangSong" w:hAnsi="FangSong"/>
+              </w:rPr>
+            </w:pPr>
+            <w:r>
+              <w:rPr>
+                <w:rFonts w:ascii="FangSong" w:hAnsi="FangSong" w:hint="eastAsia"/>
+              </w:rPr>
+              <w:t>温莎</w:t>
+            </w:r>
+            <w:r>
+              <w:rPr>
+                <w:rFonts w:ascii="FangSong" w:hAnsi="FangSong" w:hint="eastAsia"/>
+              </w:rPr>
+              <w:t>-</w:t>
+            </w:r>
+            <w:r>
+              <w:rPr>
+                <w:rFonts w:ascii="FangSong" w:hAnsi="FangSong" w:hint="eastAsia"/>
+              </w:rPr>
+              <w:t>美登赫</w:t>
+            </w:r>
+          </w:p>
+        </w:tc>
+        <w:tc>
+          <w:tcPr>
+            <w:tcW w:w="1922" w:type="dxa"/>
+          </w:tcPr>
+          <w:p>
+            <w:pPr>
+              <w:spacing w:line="276" w:lineRule="auto"/>
+              <w:rPr>
+                <w:rFonts w:ascii="Cambria" w:hAnsi="Cambria"/>
+              </w:rPr>
+            </w:pPr>
+            <w:r>
+              <w:rPr>
+                <w:rFonts w:ascii="Cambria" w:hAnsi="Cambria"/>
+              </w:rPr>
+              <w:t>198</w:t>
+            </w:r>
+          </w:p>
+        </w:tc>
+      </w:tr>
+      <w:tr>
+        <w:trPr>
+          <w:trHeight w:val="31"/>
+        </w:trPr>
+        <w:tc>
+          <w:tcPr>
+            <w:tcW w:w="1838" w:type="dxa"/>
+            <w:vMerge/>
+          </w:tcPr>
+          <w:p>
+            <w:pPr>
+              <w:spacing w:line="276" w:lineRule="auto"/>
+              <w:rPr>
+                <w:rFonts w:ascii="FangSong" w:hAnsi="FangSong"/>
+              </w:rPr>
+            </w:pPr>
+          </w:p>
+        </w:tc>
+        <w:tc>
+          <w:tcPr>
+            <w:tcW w:w="1559" w:type="dxa"/>
+            <w:vMerge/>
+          </w:tcPr>
+          <w:p>
+            <w:pPr>
+              <w:spacing w:line="276" w:lineRule="auto"/>
+              <w:rPr>
+                <w:rFonts w:ascii="FangSong" w:hAnsi="FangSong" w:hint="eastAsia"/>
+              </w:rPr>
+            </w:pPr>
+          </w:p>
+        </w:tc>
+        <w:tc>
+          <w:tcPr>
+            <w:tcW w:w="2977" w:type="dxa"/>
+          </w:tcPr>
+          <w:p>
+            <w:pPr>
+              <w:spacing w:line="276" w:lineRule="auto"/>
+              <w:rPr>
+                <w:rFonts w:ascii="FangSong" w:hAnsi="FangSong" w:hint="eastAsia"/>
+              </w:rPr>
+            </w:pPr>
+            <w:r>
+              <w:rPr>
+                <w:rFonts w:ascii="FangSong" w:hAnsi="FangSong" w:hint="eastAsia"/>
+              </w:rPr>
+              <w:t>沃京罕區</w:t>
+            </w:r>
+          </w:p>
+        </w:tc>
+        <w:tc>
+          <w:tcPr>
+            <w:tcW w:w="1922" w:type="dxa"/>
+          </w:tcPr>
+          <w:p>
+            <w:pPr>
+              <w:spacing w:line="276" w:lineRule="auto"/>
+              <w:rPr>
+                <w:rFonts w:ascii="Cambria" w:hAnsi="Cambria"/>
+              </w:rPr>
+            </w:pPr>
+            <w:r>
+              <w:rPr>
+                <w:rFonts w:ascii="Cambria" w:hAnsi="Cambria"/>
+              </w:rPr>
+              <w:t>179</w:t>
+            </w:r>
+          </w:p>
+        </w:tc>
+      </w:tr>
+      <w:tr>
+        <w:trPr>
+          <w:trHeight w:val="31"/>
+        </w:trPr>
+        <w:tc>
+          <w:tcPr>
+            <w:tcW w:w="1838" w:type="dxa"/>
+            <w:vMerge/>
+          </w:tcPr>
+          <w:p>
+            <w:pPr>
+              <w:spacing w:line="276" w:lineRule="auto"/>
+              <w:rPr>
+                <w:rFonts w:ascii="FangSong" w:hAnsi="FangSong"/>
+              </w:rPr>
+            </w:pPr>
+          </w:p>
+        </w:tc>
+        <w:tc>
+          <w:tcPr>
+            <w:tcW w:w="1559" w:type="dxa"/>
+            <w:vMerge/>
+          </w:tcPr>
+          <w:p>
+            <w:pPr>
+              <w:spacing w:line="276" w:lineRule="auto"/>
+              <w:rPr>
+                <w:rFonts w:ascii="FangSong" w:hAnsi="FangSong" w:hint="eastAsia"/>
+              </w:rPr>
+            </w:pPr>
+          </w:p>
+        </w:tc>
+        <w:tc>
+          <w:tcPr>
+            <w:tcW w:w="2977" w:type="dxa"/>
+          </w:tcPr>
+          <w:p>
+            <w:pPr>
+              <w:spacing w:line="276" w:lineRule="auto"/>
+              <w:rPr>
+                <w:rFonts w:ascii="FangSong" w:hAnsi="FangSong"/>
+              </w:rPr>
+            </w:pPr>
+            <w:r>
+              <w:rPr>
+                <w:rFonts w:ascii="FangSong" w:hAnsi="FangSong" w:hint="eastAsia"/>
+              </w:rPr>
+              <w:t>麥德威</w:t>
+            </w:r>
+          </w:p>
+        </w:tc>
+        <w:tc>
+          <w:tcPr>
+            <w:tcW w:w="1922" w:type="dxa"/>
+          </w:tcPr>
+          <w:p>
+            <w:pPr>
+              <w:spacing w:line="276" w:lineRule="auto"/>
+              <w:rPr>
+                <w:rFonts w:ascii="Cambria" w:hAnsi="Cambria"/>
+              </w:rPr>
+            </w:pPr>
+            <w:r>
+              <w:rPr>
+                <w:rFonts w:ascii="Cambria" w:hAnsi="Cambria"/>
+              </w:rPr>
+              <w:t>192</w:t>
+            </w:r>
+          </w:p>
+        </w:tc>
+      </w:tr>
+      <w:tr>
+        <w:trPr>
+          <w:trHeight w:val="31"/>
+        </w:trPr>
+        <w:tc>
+          <w:tcPr>
+            <w:tcW w:w="1838" w:type="dxa"/>
+            <w:vMerge/>
+          </w:tcPr>
+          <w:p>
+            <w:pPr>
+              <w:spacing w:line="276" w:lineRule="auto"/>
+              <w:rPr>
+                <w:rFonts w:ascii="FangSong" w:hAnsi="FangSong"/>
+              </w:rPr>
+            </w:pPr>
+          </w:p>
+        </w:tc>
+        <w:tc>
+          <w:tcPr>
+            <w:tcW w:w="1559" w:type="dxa"/>
+            <w:vMerge/>
+          </w:tcPr>
+          <w:p>
+            <w:pPr>
+              <w:spacing w:line="276" w:lineRule="auto"/>
+              <w:rPr>
+                <w:rFonts w:ascii="FangSong" w:hAnsi="FangSong" w:hint="eastAsia"/>
+              </w:rPr>
+            </w:pPr>
+          </w:p>
+        </w:tc>
+        <w:tc>
+          <w:tcPr>
+            <w:tcW w:w="2977" w:type="dxa"/>
+          </w:tcPr>
+          <w:p>
+            <w:pPr>
+              <w:spacing w:line="276" w:lineRule="auto"/>
+              <w:rPr>
+                <w:rFonts w:ascii="FangSong" w:hAnsi="FangSong"/>
+              </w:rPr>
+            </w:pPr>
+            <w:r>
+              <w:rPr>
+                <w:rFonts w:ascii="FangSong" w:hAnsi="FangSong" w:hint="eastAsia"/>
+              </w:rPr>
+              <w:t>布</w:t>
+            </w:r>
+            <w:proofErr w:type="gramStart"/>
+            <w:r>
+              <w:rPr>
+                <w:rFonts w:ascii="FangSong" w:hAnsi="FangSong" w:hint="eastAsia"/>
+              </w:rPr>
+              <w:t>萊</w:t>
+            </w:r>
+            <w:proofErr w:type="gramEnd"/>
+            <w:r>
+              <w:rPr>
+                <w:rFonts w:ascii="FangSong" w:hAnsi="FangSong" w:hint="eastAsia"/>
+              </w:rPr>
+              <w:t>頓</w:t>
+            </w:r>
+            <w:r>
+              <w:rPr>
+                <w:rFonts w:ascii="FangSong" w:hAnsi="FangSong" w:hint="eastAsia"/>
+              </w:rPr>
+              <w:t>-</w:t>
+            </w:r>
+            <w:r>
+              <w:rPr>
+                <w:rFonts w:ascii="FangSong" w:hAnsi="FangSong" w:hint="eastAsia"/>
+              </w:rPr>
+              <w:t>荷甫</w:t>
+            </w:r>
+          </w:p>
+        </w:tc>
+        <w:tc>
+          <w:tcPr>
+            <w:tcW w:w="1922" w:type="dxa"/>
+          </w:tcPr>
+          <w:p>
+            <w:pPr>
+              <w:spacing w:line="276" w:lineRule="auto"/>
+              <w:rPr>
+                <w:rFonts w:ascii="Cambria" w:hAnsi="Cambria"/>
+              </w:rPr>
+            </w:pPr>
+            <w:r>
+              <w:rPr>
+                <w:rFonts w:ascii="Cambria" w:hAnsi="Cambria"/>
+              </w:rPr>
+              <w:t>83</w:t>
+            </w:r>
+          </w:p>
+        </w:tc>
+      </w:tr>
+      <w:tr>
+        <w:trPr>
+          <w:trHeight w:val="31"/>
+        </w:trPr>
+        <w:tc>
+          <w:tcPr>
+            <w:tcW w:w="1838" w:type="dxa"/>
+            <w:vMerge/>
+          </w:tcPr>
+          <w:p>
+            <w:pPr>
+              <w:spacing w:line="276" w:lineRule="auto"/>
+              <w:rPr>
+                <w:rFonts w:ascii="FangSong" w:hAnsi="FangSong"/>
+              </w:rPr>
+            </w:pPr>
+          </w:p>
+        </w:tc>
+        <w:tc>
+          <w:tcPr>
+            <w:tcW w:w="1559" w:type="dxa"/>
+            <w:vMerge/>
+          </w:tcPr>
+          <w:p>
+            <w:pPr>
+              <w:spacing w:line="276" w:lineRule="auto"/>
+              <w:rPr>
+                <w:rFonts w:ascii="FangSong" w:hAnsi="FangSong" w:hint="eastAsia"/>
+              </w:rPr>
+            </w:pPr>
+          </w:p>
+        </w:tc>
+        <w:tc>
+          <w:tcPr>
+            <w:tcW w:w="2977" w:type="dxa"/>
+          </w:tcPr>
+          <w:p>
+            <w:pPr>
+              <w:spacing w:line="276" w:lineRule="auto"/>
+              <w:rPr>
+                <w:rFonts w:ascii="FangSong" w:hAnsi="FangSong"/>
+              </w:rPr>
+            </w:pPr>
+            <w:r>
+              <w:rPr>
+                <w:rFonts w:ascii="FangSong" w:hAnsi="FangSong" w:hint="eastAsia"/>
+              </w:rPr>
+              <w:t>樸</w:t>
+            </w:r>
+            <w:proofErr w:type="gramStart"/>
+            <w:r>
+              <w:rPr>
+                <w:rFonts w:ascii="FangSong" w:hAnsi="FangSong" w:hint="eastAsia"/>
+              </w:rPr>
+              <w:t>茨</w:t>
+            </w:r>
+            <w:proofErr w:type="gramEnd"/>
+            <w:r>
+              <w:rPr>
+                <w:rFonts w:ascii="FangSong" w:hAnsi="FangSong" w:hint="eastAsia"/>
+              </w:rPr>
+              <w:t>芧斯</w:t>
+            </w:r>
+          </w:p>
+        </w:tc>
+        <w:tc>
+          <w:tcPr>
+            <w:tcW w:w="1922" w:type="dxa"/>
+          </w:tcPr>
+          <w:p>
+            <w:pPr>
+              <w:spacing w:line="276" w:lineRule="auto"/>
+              <w:rPr>
+                <w:rFonts w:ascii="Cambria" w:hAnsi="Cambria"/>
+              </w:rPr>
+            </w:pPr>
+            <w:r>
+              <w:rPr>
+                <w:rFonts w:ascii="Cambria" w:hAnsi="Cambria"/>
+              </w:rPr>
+              <w:t>40</w:t>
+            </w:r>
+          </w:p>
+        </w:tc>
+      </w:tr>
+      <w:tr>
+        <w:trPr>
+          <w:trHeight w:val="31"/>
+        </w:trPr>
+        <w:tc>
+          <w:tcPr>
+            <w:tcW w:w="1838" w:type="dxa"/>
+            <w:vMerge/>
+          </w:tcPr>
+          <w:p>
+            <w:pPr>
+              <w:spacing w:line="276" w:lineRule="auto"/>
+              <w:rPr>
+                <w:rFonts w:ascii="FangSong" w:hAnsi="FangSong"/>
+              </w:rPr>
+            </w:pPr>
+          </w:p>
+        </w:tc>
+        <w:tc>
+          <w:tcPr>
+            <w:tcW w:w="1559" w:type="dxa"/>
+            <w:vMerge/>
+          </w:tcPr>
+          <w:p>
+            <w:pPr>
+              <w:spacing w:line="276" w:lineRule="auto"/>
+              <w:rPr>
+                <w:rFonts w:ascii="FangSong" w:hAnsi="FangSong" w:hint="eastAsia"/>
+              </w:rPr>
+            </w:pPr>
+          </w:p>
+        </w:tc>
+        <w:tc>
+          <w:tcPr>
+            <w:tcW w:w="2977" w:type="dxa"/>
+          </w:tcPr>
+          <w:p>
+            <w:pPr>
+              <w:spacing w:line="276" w:lineRule="auto"/>
+              <w:rPr>
+                <w:rFonts w:ascii="FangSong" w:hAnsi="FangSong"/>
+              </w:rPr>
+            </w:pPr>
+            <w:r>
+              <w:rPr>
+                <w:rFonts w:ascii="FangSong" w:hAnsi="FangSong" w:hint="eastAsia"/>
+              </w:rPr>
+              <w:t>南安普敦</w:t>
+            </w:r>
+          </w:p>
+        </w:tc>
+        <w:tc>
+          <w:tcPr>
+            <w:tcW w:w="1922" w:type="dxa"/>
+          </w:tcPr>
+          <w:p>
+            <w:pPr>
+              <w:spacing w:line="276" w:lineRule="auto"/>
+              <w:rPr>
+                <w:rFonts w:ascii="Cambria" w:hAnsi="Cambria"/>
+              </w:rPr>
+            </w:pPr>
+            <w:r>
+              <w:rPr>
+                <w:rFonts w:ascii="Cambria" w:hAnsi="Cambria"/>
+              </w:rPr>
+              <w:t>20</w:t>
+            </w:r>
+          </w:p>
+        </w:tc>
+      </w:tr>
+      <w:tr>
+        <w:trPr>
+          <w:trHeight w:val="31"/>
+        </w:trPr>
+        <w:tc>
+          <w:tcPr>
+            <w:tcW w:w="1838" w:type="dxa"/>
+            <w:vMerge/>
+          </w:tcPr>
+          <w:p>
+            <w:pPr>
+              <w:spacing w:line="276" w:lineRule="auto"/>
+              <w:rPr>
+                <w:rFonts w:ascii="FangSong" w:hAnsi="FangSong"/>
+              </w:rPr>
+            </w:pPr>
+          </w:p>
+        </w:tc>
+        <w:tc>
+          <w:tcPr>
+            <w:tcW w:w="1559" w:type="dxa"/>
+            <w:vMerge/>
+          </w:tcPr>
+          <w:p>
+            <w:pPr>
+              <w:spacing w:line="276" w:lineRule="auto"/>
+              <w:rPr>
+                <w:rFonts w:ascii="FangSong" w:hAnsi="FangSong" w:hint="eastAsia"/>
+              </w:rPr>
+            </w:pPr>
+          </w:p>
+        </w:tc>
+        <w:tc>
+          <w:tcPr>
+            <w:tcW w:w="2977" w:type="dxa"/>
+          </w:tcPr>
+          <w:p>
+            <w:pPr>
+              <w:spacing w:line="276" w:lineRule="auto"/>
+              <w:rPr>
+                <w:rFonts w:ascii="FangSong" w:hAnsi="FangSong"/>
+              </w:rPr>
+            </w:pPr>
+            <w:r>
+              <w:rPr>
+                <w:rFonts w:ascii="FangSong" w:hAnsi="FangSong" w:hint="eastAsia"/>
+              </w:rPr>
+              <w:t>懷特島</w:t>
+            </w:r>
+          </w:p>
+        </w:tc>
+        <w:tc>
+          <w:tcPr>
+            <w:tcW w:w="1922" w:type="dxa"/>
+          </w:tcPr>
+          <w:p>
+            <w:pPr>
+              <w:spacing w:line="276" w:lineRule="auto"/>
+              <w:rPr>
+                <w:rFonts w:ascii="Cambria" w:hAnsi="Cambria"/>
+              </w:rPr>
+            </w:pPr>
+            <w:r>
+              <w:rPr>
+                <w:rFonts w:ascii="Cambria" w:hAnsi="Cambria"/>
+              </w:rPr>
+              <w:t>380</w:t>
+            </w:r>
+          </w:p>
+        </w:tc>
+      </w:tr>
+      <w:tr>
+        <w:trPr>
+          <w:trHeight w:val="31"/>
+        </w:trPr>
+        <w:tc>
+          <w:tcPr>
+            <w:tcW w:w="1838" w:type="dxa"/>
+            <w:vMerge/>
+          </w:tcPr>
+          <w:p>
+            <w:pPr>
+              <w:spacing w:line="276" w:lineRule="auto"/>
+              <w:rPr>
+                <w:rFonts w:ascii="FangSong" w:hAnsi="FangSong"/>
+              </w:rPr>
+            </w:pPr>
+          </w:p>
+        </w:tc>
+        <w:tc>
+          <w:tcPr>
+            <w:tcW w:w="1559" w:type="dxa"/>
+            <w:vMerge/>
+          </w:tcPr>
+          <w:p>
+            <w:pPr>
+              <w:spacing w:line="276" w:lineRule="auto"/>
+              <w:rPr>
+                <w:rFonts w:ascii="FangSong" w:hAnsi="FangSong" w:hint="eastAsia"/>
+              </w:rPr>
+            </w:pPr>
+          </w:p>
+        </w:tc>
+        <w:tc>
+          <w:tcPr>
+            <w:tcW w:w="2977" w:type="dxa"/>
+          </w:tcPr>
+          <w:p>
+            <w:pPr>
+              <w:spacing w:line="276" w:lineRule="auto"/>
+              <w:rPr>
+                <w:rFonts w:ascii="FangSong" w:hAnsi="FangSong"/>
+              </w:rPr>
+            </w:pPr>
+            <w:r>
+              <w:rPr>
+                <w:rFonts w:ascii="FangSong" w:hAnsi="FangSong" w:hint="eastAsia"/>
+              </w:rPr>
+              <w:t>白金漢</w:t>
+            </w:r>
+          </w:p>
+        </w:tc>
+        <w:tc>
+          <w:tcPr>
+            <w:tcW w:w="1922" w:type="dxa"/>
+          </w:tcPr>
+          <w:p>
+            <w:pPr>
+              <w:spacing w:line="276" w:lineRule="auto"/>
+              <w:rPr>
+                <w:rFonts w:ascii="Cambria" w:hAnsi="Cambria"/>
+              </w:rPr>
+            </w:pPr>
+            <w:r>
+              <w:rPr>
+                <w:rFonts w:ascii="Cambria" w:hAnsi="Cambria"/>
+              </w:rPr>
+              <w:t>1874</w:t>
+            </w:r>
+          </w:p>
+        </w:tc>
+      </w:tr>
+      <w:tr>
+        <w:trPr>
+          <w:trHeight w:val="24"/>
+        </w:trPr>
+        <w:tc>
+          <w:tcPr>
+            <w:tcW w:w="1838" w:type="dxa"/>
+            <w:vMerge w:val="restart"/>
+          </w:tcPr>
+          <w:p>
+            <w:pPr>
+              <w:spacing w:line="276" w:lineRule="auto"/>
+              <w:rPr>
+                <w:rFonts w:ascii="FangSong" w:hAnsi="FangSong"/>
+              </w:rPr>
+            </w:pPr>
+            <w:r>
+              <w:rPr>
+                <w:rFonts w:ascii="FangSong" w:hAnsi="FangSong" w:hint="eastAsia"/>
+              </w:rPr>
+              <w:t>西南英格蘭</w:t>
+            </w:r>
+          </w:p>
+        </w:tc>
+        <w:tc>
+          <w:tcPr>
+            <w:tcW w:w="1559" w:type="dxa"/>
+            <w:vMerge w:val="restart"/>
+          </w:tcPr>
+          <w:p>
+            <w:pPr>
+              <w:spacing w:line="276" w:lineRule="auto"/>
+              <w:rPr>
+                <w:rFonts w:ascii="FangSong" w:hAnsi="FangSong"/>
+              </w:rPr>
+            </w:pPr>
+            <w:r>
+              <w:rPr>
+                <w:rFonts w:ascii="FangSong" w:hAnsi="FangSong" w:hint="eastAsia"/>
+              </w:rPr>
+              <w:t>非都會郡</w:t>
+            </w:r>
+          </w:p>
+        </w:tc>
+        <w:tc>
+          <w:tcPr>
+            <w:tcW w:w="2977" w:type="dxa"/>
+          </w:tcPr>
+          <w:p>
+            <w:pPr>
+              <w:spacing w:line="276" w:lineRule="auto"/>
+              <w:rPr>
+                <w:rFonts w:ascii="FangSong" w:hAnsi="FangSong"/>
+              </w:rPr>
+            </w:pPr>
+            <w:r>
+              <w:rPr>
+                <w:rFonts w:ascii="FangSong" w:hAnsi="FangSong" w:hint="eastAsia"/>
+              </w:rPr>
+              <w:t>格洛斯特</w:t>
+            </w:r>
+          </w:p>
+        </w:tc>
+        <w:tc>
+          <w:tcPr>
+            <w:tcW w:w="1922" w:type="dxa"/>
+          </w:tcPr>
+          <w:p>
+            <w:pPr>
+              <w:spacing w:line="276" w:lineRule="auto"/>
+              <w:rPr>
+                <w:rFonts w:ascii="Cambria" w:hAnsi="Cambria"/>
+              </w:rPr>
+            </w:pPr>
+            <w:r>
+              <w:rPr>
+                <w:rFonts w:ascii="Cambria" w:hAnsi="Cambria"/>
+              </w:rPr>
+              <w:t>3150</w:t>
+            </w:r>
+          </w:p>
+        </w:tc>
+      </w:tr>
+      <w:tr>
+        <w:trPr>
+          <w:trHeight w:val="24"/>
+        </w:trPr>
+        <w:tc>
+          <w:tcPr>
+            <w:tcW w:w="1838" w:type="dxa"/>
+            <w:vMerge/>
+          </w:tcPr>
+          <w:p>
+            <w:pPr>
+              <w:spacing w:line="276" w:lineRule="auto"/>
+              <w:rPr>
+                <w:rFonts w:ascii="FangSong" w:hAnsi="FangSong" w:hint="eastAsia"/>
+              </w:rPr>
+            </w:pPr>
+          </w:p>
+        </w:tc>
+        <w:tc>
+          <w:tcPr>
+            <w:tcW w:w="1559" w:type="dxa"/>
+            <w:vMerge/>
+          </w:tcPr>
+          <w:p>
+            <w:pPr>
+              <w:spacing w:line="276" w:lineRule="auto"/>
+              <w:rPr>
+                <w:rFonts w:ascii="FangSong" w:hAnsi="FangSong"/>
+              </w:rPr>
+            </w:pPr>
+          </w:p>
+        </w:tc>
+        <w:tc>
+          <w:tcPr>
+            <w:tcW w:w="2977" w:type="dxa"/>
+          </w:tcPr>
+          <w:p>
+            <w:pPr>
+              <w:spacing w:line="276" w:lineRule="auto"/>
+              <w:rPr>
+                <w:rFonts w:ascii="FangSong" w:hAnsi="FangSong"/>
+              </w:rPr>
+            </w:pPr>
+            <w:r>
+              <w:rPr>
+                <w:rFonts w:ascii="FangSong" w:hAnsi="FangSong" w:hint="eastAsia"/>
+              </w:rPr>
+              <w:t>威爾特</w:t>
+            </w:r>
+          </w:p>
+        </w:tc>
+        <w:tc>
+          <w:tcPr>
+            <w:tcW w:w="1922" w:type="dxa"/>
+          </w:tcPr>
+          <w:p>
+            <w:pPr>
+              <w:spacing w:line="276" w:lineRule="auto"/>
+              <w:rPr>
+                <w:rFonts w:ascii="Cambria" w:hAnsi="Cambria"/>
+              </w:rPr>
+            </w:pPr>
+            <w:r>
+              <w:rPr>
+                <w:rFonts w:ascii="Cambria" w:hAnsi="Cambria"/>
+              </w:rPr>
+              <w:t>3485</w:t>
+            </w:r>
+          </w:p>
+        </w:tc>
+      </w:tr>
+      <w:tr>
+        <w:trPr>
+          <w:trHeight w:val="24"/>
+        </w:trPr>
+        <w:tc>
+          <w:tcPr>
+            <w:tcW w:w="1838" w:type="dxa"/>
+            <w:vMerge/>
+          </w:tcPr>
+          <w:p>
+            <w:pPr>
+              <w:spacing w:line="276" w:lineRule="auto"/>
+              <w:rPr>
+                <w:rFonts w:ascii="FangSong" w:hAnsi="FangSong" w:hint="eastAsia"/>
+              </w:rPr>
+            </w:pPr>
+          </w:p>
+        </w:tc>
+        <w:tc>
+          <w:tcPr>
+            <w:tcW w:w="1559" w:type="dxa"/>
+            <w:vMerge/>
+          </w:tcPr>
+          <w:p>
+            <w:pPr>
+              <w:spacing w:line="276" w:lineRule="auto"/>
+              <w:rPr>
+                <w:rFonts w:ascii="FangSong" w:hAnsi="FangSong"/>
+              </w:rPr>
+            </w:pPr>
+          </w:p>
+        </w:tc>
+        <w:tc>
+          <w:tcPr>
+            <w:tcW w:w="2977" w:type="dxa"/>
+          </w:tcPr>
+          <w:p>
+            <w:pPr>
+              <w:spacing w:line="276" w:lineRule="auto"/>
+              <w:rPr>
+                <w:rFonts w:ascii="FangSong" w:hAnsi="FangSong"/>
+              </w:rPr>
+            </w:pPr>
+            <w:r>
+              <w:rPr>
+                <w:rFonts w:ascii="FangSong" w:hAnsi="FangSong" w:hint="eastAsia"/>
+              </w:rPr>
+              <w:t>薩莫塞特</w:t>
+            </w:r>
+          </w:p>
+        </w:tc>
+        <w:tc>
+          <w:tcPr>
+            <w:tcW w:w="1922" w:type="dxa"/>
+          </w:tcPr>
+          <w:p>
+            <w:pPr>
+              <w:spacing w:line="276" w:lineRule="auto"/>
+              <w:rPr>
+                <w:rFonts w:ascii="Cambria" w:hAnsi="Cambria"/>
+              </w:rPr>
+            </w:pPr>
+            <w:r>
+              <w:rPr>
+                <w:rFonts w:ascii="Cambria" w:hAnsi="Cambria"/>
+              </w:rPr>
+              <w:t>4171</w:t>
+            </w:r>
+          </w:p>
+        </w:tc>
+      </w:tr>
+      <w:tr>
+        <w:trPr>
+          <w:trHeight w:val="24"/>
+        </w:trPr>
+        <w:tc>
+          <w:tcPr>
+            <w:tcW w:w="1838" w:type="dxa"/>
+            <w:vMerge/>
+          </w:tcPr>
+          <w:p>
+            <w:pPr>
+              <w:spacing w:line="276" w:lineRule="auto"/>
+              <w:rPr>
+                <w:rFonts w:ascii="FangSong" w:hAnsi="FangSong" w:hint="eastAsia"/>
+              </w:rPr>
+            </w:pPr>
+          </w:p>
+        </w:tc>
+        <w:tc>
+          <w:tcPr>
+            <w:tcW w:w="1559" w:type="dxa"/>
+            <w:vMerge/>
+          </w:tcPr>
+          <w:p>
+            <w:pPr>
+              <w:spacing w:line="276" w:lineRule="auto"/>
+              <w:rPr>
+                <w:rFonts w:ascii="FangSong" w:hAnsi="FangSong"/>
+              </w:rPr>
+            </w:pPr>
+          </w:p>
+        </w:tc>
+        <w:tc>
+          <w:tcPr>
+            <w:tcW w:w="2977" w:type="dxa"/>
+          </w:tcPr>
+          <w:p>
+            <w:pPr>
+              <w:spacing w:line="276" w:lineRule="auto"/>
+              <w:rPr>
+                <w:rFonts w:ascii="FangSong" w:hAnsi="FangSong"/>
+              </w:rPr>
+            </w:pPr>
+            <w:proofErr w:type="gramStart"/>
+            <w:r>
+              <w:rPr>
+                <w:rFonts w:ascii="FangSong" w:hAnsi="FangSong" w:hint="eastAsia"/>
+              </w:rPr>
+              <w:t>多塞特</w:t>
+            </w:r>
+            <w:proofErr w:type="gramEnd"/>
+          </w:p>
+        </w:tc>
+        <w:tc>
+          <w:tcPr>
+            <w:tcW w:w="1922" w:type="dxa"/>
+          </w:tcPr>
+          <w:p>
+            <w:pPr>
+              <w:spacing w:line="276" w:lineRule="auto"/>
+              <w:rPr>
+                <w:rFonts w:ascii="Cambria" w:hAnsi="Cambria"/>
+              </w:rPr>
+            </w:pPr>
+            <w:r>
+              <w:rPr>
+                <w:rFonts w:ascii="Cambria" w:hAnsi="Cambria"/>
+              </w:rPr>
+              <w:t>2653</w:t>
+            </w:r>
+          </w:p>
+        </w:tc>
+      </w:tr>
+      <w:tr>
+        <w:trPr>
+          <w:trHeight w:val="24"/>
+        </w:trPr>
+        <w:tc>
+          <w:tcPr>
+            <w:tcW w:w="1838" w:type="dxa"/>
+            <w:vMerge/>
+          </w:tcPr>
+          <w:p>
+            <w:pPr>
+              <w:spacing w:line="276" w:lineRule="auto"/>
+              <w:rPr>
+                <w:rFonts w:ascii="FangSong" w:hAnsi="FangSong" w:hint="eastAsia"/>
+              </w:rPr>
+            </w:pPr>
+          </w:p>
+        </w:tc>
+        <w:tc>
+          <w:tcPr>
+            <w:tcW w:w="1559" w:type="dxa"/>
+            <w:vMerge/>
+          </w:tcPr>
+          <w:p>
+            <w:pPr>
+              <w:spacing w:line="276" w:lineRule="auto"/>
+              <w:rPr>
+                <w:rFonts w:ascii="FangSong" w:hAnsi="FangSong"/>
+              </w:rPr>
+            </w:pPr>
+          </w:p>
+        </w:tc>
+        <w:tc>
+          <w:tcPr>
+            <w:tcW w:w="2977" w:type="dxa"/>
+          </w:tcPr>
+          <w:p>
+            <w:pPr>
+              <w:spacing w:line="276" w:lineRule="auto"/>
+              <w:rPr>
+                <w:rFonts w:ascii="FangSong" w:hAnsi="FangSong"/>
+              </w:rPr>
+            </w:pPr>
+            <w:r>
+              <w:rPr>
+                <w:rFonts w:ascii="FangSong" w:hAnsi="FangSong" w:hint="eastAsia"/>
+              </w:rPr>
+              <w:t>德文</w:t>
+            </w:r>
+          </w:p>
+        </w:tc>
+        <w:tc>
+          <w:tcPr>
+            <w:tcW w:w="1922" w:type="dxa"/>
+          </w:tcPr>
+          <w:p>
+            <w:pPr>
+              <w:spacing w:line="276" w:lineRule="auto"/>
+              <w:rPr>
+                <w:rFonts w:ascii="Cambria" w:hAnsi="Cambria"/>
+              </w:rPr>
+            </w:pPr>
+            <w:r>
+              <w:rPr>
+                <w:rFonts w:ascii="Cambria" w:hAnsi="Cambria"/>
+              </w:rPr>
+              <w:t>6707</w:t>
+            </w:r>
+          </w:p>
+        </w:tc>
+      </w:tr>
+      <w:tr>
+        <w:trPr>
+          <w:trHeight w:val="24"/>
+        </w:trPr>
+        <w:tc>
+          <w:tcPr>
+            <w:tcW w:w="1838" w:type="dxa"/>
+            <w:vMerge/>
+          </w:tcPr>
+          <w:p>
+            <w:pPr>
+              <w:spacing w:line="276" w:lineRule="auto"/>
+              <w:rPr>
+                <w:rFonts w:ascii="FangSong" w:hAnsi="FangSong" w:hint="eastAsia"/>
+              </w:rPr>
+            </w:pPr>
+          </w:p>
+        </w:tc>
+        <w:tc>
+          <w:tcPr>
+            <w:tcW w:w="1559" w:type="dxa"/>
+            <w:vMerge/>
+          </w:tcPr>
+          <w:p>
+            <w:pPr>
+              <w:spacing w:line="276" w:lineRule="auto"/>
+              <w:rPr>
+                <w:rFonts w:ascii="FangSong" w:hAnsi="FangSong"/>
+              </w:rPr>
+            </w:pPr>
+          </w:p>
+        </w:tc>
+        <w:tc>
+          <w:tcPr>
+            <w:tcW w:w="2977" w:type="dxa"/>
+          </w:tcPr>
+          <w:p>
+            <w:pPr>
+              <w:spacing w:line="276" w:lineRule="auto"/>
+              <w:rPr>
+                <w:rFonts w:ascii="FangSong" w:hAnsi="FangSong"/>
+              </w:rPr>
+            </w:pPr>
+            <w:r>
+              <w:rPr>
+                <w:rFonts w:ascii="FangSong" w:hAnsi="FangSong" w:hint="eastAsia"/>
+              </w:rPr>
+              <w:t>康瓦爾</w:t>
+            </w:r>
+          </w:p>
+        </w:tc>
+        <w:tc>
+          <w:tcPr>
+            <w:tcW w:w="1922" w:type="dxa"/>
+          </w:tcPr>
+          <w:p>
+            <w:pPr>
+              <w:spacing w:line="276" w:lineRule="auto"/>
+              <w:rPr>
+                <w:rFonts w:ascii="Cambria" w:hAnsi="Cambria"/>
+              </w:rPr>
+            </w:pPr>
+            <w:r>
+              <w:rPr>
+                <w:rFonts w:ascii="Cambria" w:hAnsi="Cambria"/>
+              </w:rPr>
+              <w:t>3563</w:t>
+            </w:r>
+          </w:p>
+        </w:tc>
+      </w:tr>
+      <w:tr>
+        <w:trPr>
+          <w:trHeight w:val="24"/>
+        </w:trPr>
+        <w:tc>
+          <w:tcPr>
+            <w:tcW w:w="1838" w:type="dxa"/>
+            <w:vMerge/>
+          </w:tcPr>
+          <w:p>
+            <w:pPr>
+              <w:spacing w:line="276" w:lineRule="auto"/>
+              <w:rPr>
+                <w:rFonts w:ascii="FangSong" w:hAnsi="FangSong" w:hint="eastAsia"/>
+              </w:rPr>
+            </w:pPr>
+          </w:p>
+        </w:tc>
+        <w:tc>
+          <w:tcPr>
+            <w:tcW w:w="1559" w:type="dxa"/>
+            <w:vMerge/>
+          </w:tcPr>
+          <w:p>
+            <w:pPr>
+              <w:spacing w:line="276" w:lineRule="auto"/>
+              <w:rPr>
+                <w:rFonts w:ascii="FangSong" w:hAnsi="FangSong"/>
+              </w:rPr>
+            </w:pPr>
+          </w:p>
+        </w:tc>
+        <w:tc>
+          <w:tcPr>
+            <w:tcW w:w="2977" w:type="dxa"/>
+          </w:tcPr>
+          <w:p>
+            <w:pPr>
+              <w:spacing w:line="276" w:lineRule="auto"/>
+              <w:rPr>
+                <w:rFonts w:ascii="FangSong" w:hAnsi="FangSong"/>
+              </w:rPr>
+            </w:pPr>
+            <w:r>
+              <w:rPr>
+                <w:rFonts w:ascii="FangSong" w:hAnsi="FangSong" w:hint="eastAsia"/>
+              </w:rPr>
+              <w:t>雅芳</w:t>
+            </w:r>
+          </w:p>
+        </w:tc>
+        <w:tc>
+          <w:tcPr>
+            <w:tcW w:w="1922" w:type="dxa"/>
+          </w:tcPr>
+          <w:p>
+            <w:pPr>
+              <w:spacing w:line="276" w:lineRule="auto"/>
+              <w:rPr>
+                <w:rFonts w:ascii="Cambria" w:hAnsi="Cambria"/>
+              </w:rPr>
+            </w:pPr>
+            <w:r>
+              <w:rPr>
+                <w:rFonts w:ascii="Cambria" w:hAnsi="Cambria"/>
+              </w:rPr>
+              <w:t>1342</w:t>
+            </w:r>
+          </w:p>
+        </w:tc>
+      </w:tr>
+      <w:tr>
+        <w:trPr>
+          <w:trHeight w:val="24"/>
+        </w:trPr>
+        <w:tc>
+          <w:tcPr>
+            <w:tcW w:w="1838" w:type="dxa"/>
+            <w:vMerge/>
+          </w:tcPr>
+          <w:p>
+            <w:pPr>
+              <w:spacing w:line="276" w:lineRule="auto"/>
+              <w:rPr>
+                <w:rFonts w:ascii="FangSong" w:hAnsi="FangSong" w:hint="eastAsia"/>
+              </w:rPr>
+            </w:pPr>
+          </w:p>
+        </w:tc>
+        <w:tc>
+          <w:tcPr>
+            <w:tcW w:w="1559" w:type="dxa"/>
+            <w:vMerge w:val="restart"/>
+          </w:tcPr>
+          <w:p>
+            <w:pPr>
+              <w:spacing w:line="276" w:lineRule="auto"/>
+              <w:rPr>
+                <w:rFonts w:ascii="FangSong" w:hAnsi="FangSong"/>
+              </w:rPr>
+            </w:pPr>
+            <w:r>
+              <w:rPr>
+                <w:rFonts w:ascii="FangSong" w:hAnsi="FangSong" w:hint="eastAsia"/>
+              </w:rPr>
+              <w:t>單一管理區</w:t>
+            </w:r>
+          </w:p>
+        </w:tc>
+        <w:tc>
+          <w:tcPr>
+            <w:tcW w:w="2977" w:type="dxa"/>
+          </w:tcPr>
+          <w:p>
+            <w:pPr>
+              <w:spacing w:line="276" w:lineRule="auto"/>
+              <w:rPr>
+                <w:rFonts w:ascii="FangSong" w:hAnsi="FangSong"/>
+              </w:rPr>
+            </w:pPr>
+            <w:r>
+              <w:rPr>
+                <w:rFonts w:ascii="FangSong" w:hAnsi="FangSong" w:hint="eastAsia"/>
+              </w:rPr>
+              <w:t>南格洛斯特</w:t>
+            </w:r>
+          </w:p>
+        </w:tc>
+        <w:tc>
+          <w:tcPr>
+            <w:tcW w:w="1922" w:type="dxa"/>
+          </w:tcPr>
+          <w:p>
+            <w:pPr>
+              <w:spacing w:line="276" w:lineRule="auto"/>
+              <w:rPr>
+                <w:rFonts w:ascii="Cambria" w:hAnsi="Cambria"/>
+              </w:rPr>
+            </w:pPr>
+            <w:r>
+              <w:rPr>
+                <w:rFonts w:ascii="Cambria" w:hAnsi="Cambria"/>
+              </w:rPr>
+              <w:t>497</w:t>
+            </w:r>
+          </w:p>
+        </w:tc>
+      </w:tr>
+      <w:tr>
+        <w:trPr>
+          <w:trHeight w:val="24"/>
+        </w:trPr>
+        <w:tc>
+          <w:tcPr>
+            <w:tcW w:w="1838" w:type="dxa"/>
+            <w:vMerge/>
+          </w:tcPr>
+          <w:p>
+            <w:pPr>
+              <w:spacing w:line="276" w:lineRule="auto"/>
+              <w:rPr>
+                <w:rFonts w:ascii="FangSong" w:hAnsi="FangSong" w:hint="eastAsia"/>
+              </w:rPr>
+            </w:pPr>
+          </w:p>
+        </w:tc>
+        <w:tc>
+          <w:tcPr>
+            <w:tcW w:w="1559" w:type="dxa"/>
+            <w:vMerge/>
+          </w:tcPr>
+          <w:p>
+            <w:pPr>
+              <w:spacing w:line="276" w:lineRule="auto"/>
+              <w:rPr>
+                <w:rFonts w:ascii="FangSong" w:hAnsi="FangSong"/>
+              </w:rPr>
+            </w:pPr>
+          </w:p>
+        </w:tc>
+        <w:tc>
+          <w:tcPr>
+            <w:tcW w:w="2977" w:type="dxa"/>
+          </w:tcPr>
+          <w:p>
+            <w:pPr>
+              <w:spacing w:line="276" w:lineRule="auto"/>
+              <w:rPr>
+                <w:rFonts w:ascii="FangSong" w:hAnsi="FangSong" w:hint="eastAsia"/>
+              </w:rPr>
+            </w:pPr>
+            <w:r>
+              <w:rPr>
+                <w:rFonts w:ascii="FangSong" w:hAnsi="FangSong" w:hint="eastAsia"/>
+              </w:rPr>
+              <w:t>布里斯托</w:t>
+            </w:r>
+          </w:p>
+        </w:tc>
+        <w:tc>
+          <w:tcPr>
+            <w:tcW w:w="1922" w:type="dxa"/>
+          </w:tcPr>
+          <w:p>
+            <w:pPr>
+              <w:spacing w:line="276" w:lineRule="auto"/>
+              <w:rPr>
+                <w:rFonts w:ascii="Cambria" w:hAnsi="Cambria"/>
+              </w:rPr>
+            </w:pPr>
+            <w:r>
+              <w:rPr>
+                <w:rFonts w:ascii="Cambria" w:hAnsi="Cambria"/>
+              </w:rPr>
+              <w:t>110</w:t>
+            </w:r>
+          </w:p>
+        </w:tc>
+      </w:tr>
+      <w:tr>
+        <w:trPr>
+          <w:trHeight w:val="24"/>
+        </w:trPr>
+        <w:tc>
+          <w:tcPr>
+            <w:tcW w:w="1838" w:type="dxa"/>
+            <w:vMerge/>
+          </w:tcPr>
+          <w:p>
+            <w:pPr>
+              <w:spacing w:line="276" w:lineRule="auto"/>
+              <w:rPr>
+                <w:rFonts w:ascii="FangSong" w:hAnsi="FangSong" w:hint="eastAsia"/>
+              </w:rPr>
+            </w:pPr>
+          </w:p>
+        </w:tc>
+        <w:tc>
+          <w:tcPr>
+            <w:tcW w:w="1559" w:type="dxa"/>
+            <w:vMerge/>
+          </w:tcPr>
+          <w:p>
+            <w:pPr>
+              <w:spacing w:line="276" w:lineRule="auto"/>
+              <w:rPr>
+                <w:rFonts w:ascii="FangSong" w:hAnsi="FangSong"/>
+              </w:rPr>
+            </w:pPr>
+          </w:p>
+        </w:tc>
+        <w:tc>
+          <w:tcPr>
+            <w:tcW w:w="2977" w:type="dxa"/>
+          </w:tcPr>
+          <w:p>
+            <w:pPr>
+              <w:spacing w:line="276" w:lineRule="auto"/>
+              <w:rPr>
+                <w:rFonts w:ascii="FangSong" w:hAnsi="FangSong"/>
+              </w:rPr>
+            </w:pPr>
+            <w:r>
+              <w:rPr>
+                <w:rFonts w:ascii="FangSong" w:hAnsi="FangSong" w:hint="eastAsia"/>
+              </w:rPr>
+              <w:t>斯温頓</w:t>
+            </w:r>
+          </w:p>
+        </w:tc>
+        <w:tc>
+          <w:tcPr>
+            <w:tcW w:w="1922" w:type="dxa"/>
+          </w:tcPr>
+          <w:p>
+            <w:pPr>
+              <w:spacing w:line="276" w:lineRule="auto"/>
+              <w:rPr>
+                <w:rFonts w:ascii="Cambria" w:hAnsi="Cambria"/>
+              </w:rPr>
+            </w:pPr>
+            <w:r>
+              <w:rPr>
+                <w:rFonts w:ascii="Cambria" w:hAnsi="Cambria"/>
+              </w:rPr>
+              <w:t>130</w:t>
+            </w:r>
+          </w:p>
+        </w:tc>
+      </w:tr>
+      <w:tr>
+        <w:trPr>
+          <w:trHeight w:val="24"/>
+        </w:trPr>
+        <w:tc>
+          <w:tcPr>
+            <w:tcW w:w="1838" w:type="dxa"/>
+            <w:vMerge/>
+          </w:tcPr>
+          <w:p>
+            <w:pPr>
+              <w:spacing w:line="276" w:lineRule="auto"/>
+              <w:rPr>
+                <w:rFonts w:ascii="FangSong" w:hAnsi="FangSong" w:hint="eastAsia"/>
+              </w:rPr>
+            </w:pPr>
+          </w:p>
+        </w:tc>
+        <w:tc>
+          <w:tcPr>
+            <w:tcW w:w="1559" w:type="dxa"/>
+            <w:vMerge/>
+          </w:tcPr>
+          <w:p>
+            <w:pPr>
+              <w:spacing w:line="276" w:lineRule="auto"/>
+              <w:rPr>
+                <w:rFonts w:ascii="FangSong" w:hAnsi="FangSong"/>
+              </w:rPr>
+            </w:pPr>
+          </w:p>
+        </w:tc>
+        <w:tc>
+          <w:tcPr>
+            <w:tcW w:w="2977" w:type="dxa"/>
+          </w:tcPr>
+          <w:p>
+            <w:pPr>
+              <w:spacing w:line="276" w:lineRule="auto"/>
+              <w:rPr>
+                <w:rFonts w:ascii="FangSong" w:hAnsi="FangSong"/>
+              </w:rPr>
+            </w:pPr>
+            <w:r>
+              <w:rPr>
+                <w:rFonts w:ascii="FangSong" w:hAnsi="FangSong" w:hint="eastAsia"/>
+              </w:rPr>
+              <w:t>巴斯和東北</w:t>
+            </w:r>
+            <w:r>
+              <w:rPr>
+                <w:rFonts w:ascii="FangSong" w:hAnsi="FangSong" w:hint="eastAsia"/>
+              </w:rPr>
+              <w:t>薩莫塞特</w:t>
+            </w:r>
+          </w:p>
+        </w:tc>
+        <w:tc>
+          <w:tcPr>
+            <w:tcW w:w="1922" w:type="dxa"/>
+          </w:tcPr>
+          <w:p>
+            <w:pPr>
+              <w:spacing w:line="276" w:lineRule="auto"/>
+              <w:rPr>
+                <w:rFonts w:ascii="Cambria" w:hAnsi="Cambria"/>
+              </w:rPr>
+            </w:pPr>
+            <w:r>
+              <w:rPr>
+                <w:rFonts w:ascii="Cambria" w:hAnsi="Cambria"/>
+              </w:rPr>
+              <w:t>136</w:t>
+            </w:r>
+          </w:p>
+        </w:tc>
+      </w:tr>
+      <w:tr>
+        <w:trPr>
+          <w:trHeight w:val="24"/>
+        </w:trPr>
+        <w:tc>
+          <w:tcPr>
+            <w:tcW w:w="1838" w:type="dxa"/>
+            <w:vMerge/>
+          </w:tcPr>
+          <w:p>
+            <w:pPr>
+              <w:spacing w:line="276" w:lineRule="auto"/>
+              <w:rPr>
+                <w:rFonts w:ascii="FangSong" w:hAnsi="FangSong" w:hint="eastAsia"/>
+              </w:rPr>
+            </w:pPr>
+          </w:p>
+        </w:tc>
+        <w:tc>
+          <w:tcPr>
+            <w:tcW w:w="1559" w:type="dxa"/>
+            <w:vMerge/>
+          </w:tcPr>
+          <w:p>
+            <w:pPr>
+              <w:spacing w:line="276" w:lineRule="auto"/>
+              <w:rPr>
+                <w:rFonts w:ascii="FangSong" w:hAnsi="FangSong"/>
+              </w:rPr>
+            </w:pPr>
+          </w:p>
+        </w:tc>
+        <w:tc>
+          <w:tcPr>
+            <w:tcW w:w="2977" w:type="dxa"/>
+          </w:tcPr>
+          <w:p>
+            <w:pPr>
+              <w:spacing w:line="276" w:lineRule="auto"/>
+              <w:rPr>
+                <w:rFonts w:ascii="FangSong" w:hAnsi="FangSong"/>
+              </w:rPr>
+            </w:pPr>
+            <w:r>
+              <w:rPr>
+                <w:rFonts w:ascii="FangSong" w:hAnsi="FangSong" w:hint="eastAsia"/>
+              </w:rPr>
+              <w:t>北</w:t>
+            </w:r>
+            <w:r>
+              <w:rPr>
+                <w:rFonts w:ascii="FangSong" w:hAnsi="FangSong" w:hint="eastAsia"/>
+              </w:rPr>
+              <w:t>薩莫塞特</w:t>
+            </w:r>
+          </w:p>
+        </w:tc>
+        <w:tc>
+          <w:tcPr>
+            <w:tcW w:w="1922" w:type="dxa"/>
+          </w:tcPr>
+          <w:p>
+            <w:pPr>
+              <w:spacing w:line="276" w:lineRule="auto"/>
+              <w:rPr>
+                <w:rFonts w:ascii="Cambria" w:hAnsi="Cambria"/>
+              </w:rPr>
+            </w:pPr>
+            <w:r>
+              <w:rPr>
+                <w:rFonts w:ascii="Cambria" w:hAnsi="Cambria"/>
+              </w:rPr>
+              <w:t>375</w:t>
+            </w:r>
+          </w:p>
+        </w:tc>
+      </w:tr>
+      <w:tr>
+        <w:trPr>
+          <w:trHeight w:val="24"/>
+        </w:trPr>
+        <w:tc>
+          <w:tcPr>
+            <w:tcW w:w="1838" w:type="dxa"/>
+            <w:vMerge/>
+          </w:tcPr>
+          <w:p>
+            <w:pPr>
+              <w:spacing w:line="276" w:lineRule="auto"/>
+              <w:rPr>
+                <w:rFonts w:ascii="FangSong" w:hAnsi="FangSong" w:hint="eastAsia"/>
+              </w:rPr>
+            </w:pPr>
+          </w:p>
+        </w:tc>
+        <w:tc>
+          <w:tcPr>
+            <w:tcW w:w="1559" w:type="dxa"/>
+            <w:vMerge/>
+          </w:tcPr>
+          <w:p>
+            <w:pPr>
+              <w:spacing w:line="276" w:lineRule="auto"/>
+              <w:rPr>
+                <w:rFonts w:ascii="FangSong" w:hAnsi="FangSong"/>
+              </w:rPr>
+            </w:pPr>
+          </w:p>
+        </w:tc>
+        <w:tc>
+          <w:tcPr>
+            <w:tcW w:w="2977" w:type="dxa"/>
+          </w:tcPr>
+          <w:p>
+            <w:pPr>
+              <w:spacing w:line="276" w:lineRule="auto"/>
+              <w:rPr>
+                <w:rFonts w:ascii="FangSong" w:hAnsi="FangSong" w:hint="eastAsia"/>
+              </w:rPr>
+            </w:pPr>
+            <w:r>
+              <w:rPr>
+                <w:rFonts w:ascii="FangSong" w:hAnsi="FangSong" w:hint="eastAsia"/>
+              </w:rPr>
+              <w:t>波恩茅斯</w:t>
+            </w:r>
+          </w:p>
+        </w:tc>
+        <w:tc>
+          <w:tcPr>
+            <w:tcW w:w="1922" w:type="dxa"/>
+          </w:tcPr>
+          <w:p>
+            <w:pPr>
+              <w:spacing w:line="276" w:lineRule="auto"/>
+              <w:rPr>
+                <w:rFonts w:ascii="Cambria" w:hAnsi="Cambria"/>
+              </w:rPr>
+            </w:pPr>
+            <w:r>
+              <w:rPr>
+                <w:rFonts w:ascii="Cambria" w:hAnsi="Cambria"/>
+              </w:rPr>
+              <w:t>40</w:t>
+            </w:r>
+          </w:p>
+        </w:tc>
+      </w:tr>
+      <w:tr>
+        <w:trPr>
+          <w:trHeight w:val="24"/>
+        </w:trPr>
+        <w:tc>
+          <w:tcPr>
+            <w:tcW w:w="1838" w:type="dxa"/>
+            <w:vMerge/>
+          </w:tcPr>
+          <w:p>
+            <w:pPr>
+              <w:spacing w:line="276" w:lineRule="auto"/>
+              <w:rPr>
+                <w:rFonts w:ascii="FangSong" w:hAnsi="FangSong" w:hint="eastAsia"/>
+              </w:rPr>
+            </w:pPr>
+          </w:p>
+        </w:tc>
+        <w:tc>
+          <w:tcPr>
+            <w:tcW w:w="1559" w:type="dxa"/>
+            <w:vMerge/>
+          </w:tcPr>
+          <w:p>
+            <w:pPr>
+              <w:spacing w:line="276" w:lineRule="auto"/>
+              <w:rPr>
+                <w:rFonts w:ascii="FangSong" w:hAnsi="FangSong"/>
+              </w:rPr>
+            </w:pPr>
+          </w:p>
+        </w:tc>
+        <w:tc>
+          <w:tcPr>
+            <w:tcW w:w="2977" w:type="dxa"/>
+          </w:tcPr>
+          <w:p>
+            <w:pPr>
+              <w:spacing w:line="276" w:lineRule="auto"/>
+              <w:rPr>
+                <w:rFonts w:ascii="FangSong" w:hAnsi="FangSong" w:hint="eastAsia"/>
+              </w:rPr>
+            </w:pPr>
+            <w:r>
+              <w:rPr>
+                <w:rFonts w:ascii="FangSong" w:hAnsi="FangSong" w:hint="eastAsia"/>
+              </w:rPr>
+              <w:t>普爾</w:t>
+            </w:r>
+          </w:p>
+        </w:tc>
+        <w:tc>
+          <w:tcPr>
+            <w:tcW w:w="1922" w:type="dxa"/>
+          </w:tcPr>
+          <w:p>
+            <w:pPr>
+              <w:spacing w:line="276" w:lineRule="auto"/>
+              <w:rPr>
+                <w:rFonts w:ascii="Cambria" w:hAnsi="Cambria"/>
+              </w:rPr>
+            </w:pPr>
+            <w:r>
+              <w:rPr>
+                <w:rFonts w:ascii="Cambria" w:hAnsi="Cambria"/>
+              </w:rPr>
+              <w:t>65</w:t>
+            </w:r>
+          </w:p>
+        </w:tc>
+      </w:tr>
+      <w:tr>
+        <w:trPr>
+          <w:trHeight w:val="24"/>
+        </w:trPr>
+        <w:tc>
+          <w:tcPr>
+            <w:tcW w:w="1838" w:type="dxa"/>
+            <w:vMerge/>
+          </w:tcPr>
+          <w:p>
+            <w:pPr>
+              <w:spacing w:line="276" w:lineRule="auto"/>
+              <w:rPr>
+                <w:rFonts w:ascii="FangSong" w:hAnsi="FangSong" w:hint="eastAsia"/>
+              </w:rPr>
+            </w:pPr>
+          </w:p>
+        </w:tc>
+        <w:tc>
+          <w:tcPr>
+            <w:tcW w:w="1559" w:type="dxa"/>
+            <w:vMerge/>
+          </w:tcPr>
+          <w:p>
+            <w:pPr>
+              <w:spacing w:line="276" w:lineRule="auto"/>
+              <w:rPr>
+                <w:rFonts w:ascii="FangSong" w:hAnsi="FangSong"/>
+              </w:rPr>
+            </w:pPr>
+          </w:p>
+        </w:tc>
+        <w:tc>
+          <w:tcPr>
+            <w:tcW w:w="2977" w:type="dxa"/>
+          </w:tcPr>
+          <w:p>
+            <w:pPr>
+              <w:spacing w:line="276" w:lineRule="auto"/>
+              <w:rPr>
+                <w:rFonts w:ascii="FangSong" w:hAnsi="FangSong"/>
+              </w:rPr>
+            </w:pPr>
+            <w:r>
+              <w:rPr>
+                <w:rFonts w:ascii="FangSong" w:hAnsi="FangSong" w:hint="eastAsia"/>
+              </w:rPr>
+              <w:t>基督城</w:t>
+            </w:r>
+          </w:p>
+        </w:tc>
+        <w:tc>
+          <w:tcPr>
+            <w:tcW w:w="1922" w:type="dxa"/>
+          </w:tcPr>
+          <w:p>
+            <w:pPr>
+              <w:spacing w:line="276" w:lineRule="auto"/>
+              <w:rPr>
+                <w:rFonts w:ascii="Cambria" w:hAnsi="Cambria"/>
+              </w:rPr>
+            </w:pPr>
+            <w:r>
+              <w:rPr>
+                <w:rFonts w:ascii="Cambria" w:hAnsi="Cambria"/>
+              </w:rPr>
+              <w:t>50</w:t>
+            </w:r>
+          </w:p>
+        </w:tc>
+      </w:tr>
+      <w:tr>
+        <w:trPr>
+          <w:trHeight w:val="24"/>
+        </w:trPr>
+        <w:tc>
+          <w:tcPr>
+            <w:tcW w:w="1838" w:type="dxa"/>
+            <w:vMerge/>
+          </w:tcPr>
+          <w:p>
+            <w:pPr>
+              <w:spacing w:line="276" w:lineRule="auto"/>
+              <w:rPr>
+                <w:rFonts w:ascii="FangSong" w:hAnsi="FangSong" w:hint="eastAsia"/>
+              </w:rPr>
+            </w:pPr>
+          </w:p>
+        </w:tc>
+        <w:tc>
+          <w:tcPr>
+            <w:tcW w:w="1559" w:type="dxa"/>
+            <w:vMerge/>
+          </w:tcPr>
+          <w:p>
+            <w:pPr>
+              <w:spacing w:line="276" w:lineRule="auto"/>
+              <w:rPr>
+                <w:rFonts w:ascii="FangSong" w:hAnsi="FangSong"/>
+              </w:rPr>
+            </w:pPr>
+          </w:p>
+        </w:tc>
+        <w:tc>
+          <w:tcPr>
+            <w:tcW w:w="2977" w:type="dxa"/>
+          </w:tcPr>
+          <w:p>
+            <w:pPr>
+              <w:spacing w:line="276" w:lineRule="auto"/>
+              <w:rPr>
+                <w:rFonts w:ascii="FangSong" w:hAnsi="FangSong"/>
+              </w:rPr>
+            </w:pPr>
+            <w:r>
+              <w:rPr>
+                <w:rFonts w:ascii="FangSong" w:hAnsi="FangSong" w:hint="eastAsia"/>
+              </w:rPr>
+              <w:t>普利茅斯</w:t>
+            </w:r>
+          </w:p>
+        </w:tc>
+        <w:tc>
+          <w:tcPr>
+            <w:tcW w:w="1922" w:type="dxa"/>
+          </w:tcPr>
+          <w:p>
+            <w:pPr>
+              <w:spacing w:line="276" w:lineRule="auto"/>
+              <w:rPr>
+                <w:rFonts w:ascii="Cambria" w:hAnsi="Cambria"/>
+              </w:rPr>
+            </w:pPr>
+            <w:r>
+              <w:rPr>
+                <w:rFonts w:ascii="Cambria" w:hAnsi="Cambria"/>
+              </w:rPr>
+              <w:t>31</w:t>
+            </w:r>
+          </w:p>
+        </w:tc>
+      </w:tr>
+      <w:tr>
+        <w:trPr>
+          <w:trHeight w:val="24"/>
+        </w:trPr>
+        <w:tc>
+          <w:tcPr>
+            <w:tcW w:w="1838" w:type="dxa"/>
+            <w:vMerge/>
+          </w:tcPr>
+          <w:p>
+            <w:pPr>
+              <w:spacing w:line="276" w:lineRule="auto"/>
+              <w:rPr>
+                <w:rFonts w:ascii="FangSong" w:hAnsi="FangSong" w:hint="eastAsia"/>
+              </w:rPr>
+            </w:pPr>
+          </w:p>
+        </w:tc>
+        <w:tc>
+          <w:tcPr>
+            <w:tcW w:w="1559" w:type="dxa"/>
+            <w:vMerge/>
+          </w:tcPr>
+          <w:p>
+            <w:pPr>
+              <w:spacing w:line="276" w:lineRule="auto"/>
+              <w:rPr>
+                <w:rFonts w:ascii="FangSong" w:hAnsi="FangSong"/>
+              </w:rPr>
+            </w:pPr>
+          </w:p>
+        </w:tc>
+        <w:tc>
+          <w:tcPr>
+            <w:tcW w:w="2977" w:type="dxa"/>
+          </w:tcPr>
+          <w:p>
+            <w:pPr>
+              <w:spacing w:line="276" w:lineRule="auto"/>
+              <w:rPr>
+                <w:rFonts w:ascii="FangSong" w:hAnsi="FangSong" w:hint="eastAsia"/>
+              </w:rPr>
+            </w:pPr>
+            <w:proofErr w:type="gramStart"/>
+            <w:r>
+              <w:rPr>
+                <w:rFonts w:ascii="FangSong" w:hAnsi="FangSong" w:hint="eastAsia"/>
+              </w:rPr>
+              <w:t>托貝</w:t>
+            </w:r>
+            <w:proofErr w:type="gramEnd"/>
+          </w:p>
+        </w:tc>
+        <w:tc>
+          <w:tcPr>
+            <w:tcW w:w="1922" w:type="dxa"/>
+          </w:tcPr>
+          <w:p>
+            <w:pPr>
+              <w:spacing w:line="276" w:lineRule="auto"/>
+              <w:rPr>
+                <w:rFonts w:ascii="Cambria" w:hAnsi="Cambria"/>
+              </w:rPr>
+            </w:pPr>
+            <w:r>
+              <w:rPr>
+                <w:rFonts w:ascii="Cambria" w:hAnsi="Cambria"/>
+              </w:rPr>
+              <w:t>63</w:t>
+            </w:r>
+          </w:p>
+        </w:tc>
+      </w:tr>
+      <w:tr>
+        <w:trPr>
+          <w:trHeight w:val="136"/>
+        </w:trPr>
+        <w:tc>
+          <w:tcPr>
+            <w:tcW w:w="1838" w:type="dxa"/>
+            <w:vMerge w:val="restart"/>
+          </w:tcPr>
+          <w:p>
+            <w:pPr>
+              <w:spacing w:line="276" w:lineRule="auto"/>
+              <w:rPr>
+                <w:rFonts w:ascii="FangSong" w:hAnsi="FangSong"/>
+              </w:rPr>
+            </w:pPr>
+            <w:r>
+              <w:rPr>
+                <w:rFonts w:ascii="FangSong" w:hAnsi="FangSong" w:hint="eastAsia"/>
+              </w:rPr>
+              <w:t>西密德蘭</w:t>
+            </w:r>
+          </w:p>
+        </w:tc>
+        <w:tc>
+          <w:tcPr>
+            <w:tcW w:w="1559" w:type="dxa"/>
+          </w:tcPr>
+          <w:p>
+            <w:pPr>
+              <w:spacing w:line="276" w:lineRule="auto"/>
+              <w:rPr>
+                <w:rFonts w:ascii="FangSong" w:hAnsi="FangSong"/>
+              </w:rPr>
+            </w:pPr>
+            <w:r>
+              <w:rPr>
+                <w:rFonts w:ascii="FangSong" w:hAnsi="FangSong" w:hint="eastAsia"/>
+              </w:rPr>
+              <w:t>都會郡</w:t>
+            </w:r>
+          </w:p>
+        </w:tc>
+        <w:tc>
+          <w:tcPr>
+            <w:tcW w:w="2977" w:type="dxa"/>
+          </w:tcPr>
+          <w:p>
+            <w:pPr>
+              <w:spacing w:line="276" w:lineRule="auto"/>
+              <w:rPr>
+                <w:rFonts w:ascii="FangSong" w:hAnsi="FangSong"/>
+              </w:rPr>
+            </w:pPr>
+            <w:r>
+              <w:rPr>
+                <w:rFonts w:ascii="FangSong" w:hAnsi="FangSong" w:hint="eastAsia"/>
+              </w:rPr>
+              <w:t>西密德蘭</w:t>
+            </w:r>
+          </w:p>
+        </w:tc>
+        <w:tc>
+          <w:tcPr>
+            <w:tcW w:w="1922" w:type="dxa"/>
+          </w:tcPr>
+          <w:p>
+            <w:pPr>
+              <w:spacing w:line="276" w:lineRule="auto"/>
+              <w:rPr>
+                <w:rFonts w:ascii="Cambria" w:hAnsi="Cambria"/>
+              </w:rPr>
+            </w:pPr>
+            <w:r>
+              <w:rPr>
+                <w:rFonts w:ascii="Cambria" w:hAnsi="Cambria"/>
+              </w:rPr>
+              <w:t>902</w:t>
+            </w:r>
+          </w:p>
+        </w:tc>
+      </w:tr>
+      <w:tr>
+        <w:trPr>
+          <w:trHeight w:val="102"/>
+        </w:trPr>
+        <w:tc>
+          <w:tcPr>
+            <w:tcW w:w="1838" w:type="dxa"/>
+            <w:vMerge/>
+          </w:tcPr>
+          <w:p>
+            <w:pPr>
+              <w:spacing w:line="276" w:lineRule="auto"/>
+              <w:rPr>
+                <w:rFonts w:ascii="FangSong" w:hAnsi="FangSong" w:hint="eastAsia"/>
+              </w:rPr>
+            </w:pPr>
+          </w:p>
+        </w:tc>
+        <w:tc>
+          <w:tcPr>
+            <w:tcW w:w="1559" w:type="dxa"/>
+            <w:vMerge w:val="restart"/>
+          </w:tcPr>
+          <w:p>
+            <w:pPr>
+              <w:spacing w:line="276" w:lineRule="auto"/>
+              <w:rPr>
+                <w:rFonts w:ascii="FangSong" w:hAnsi="FangSong"/>
+              </w:rPr>
+            </w:pPr>
+            <w:r>
+              <w:rPr>
+                <w:rFonts w:ascii="FangSong" w:hAnsi="FangSong" w:hint="eastAsia"/>
+              </w:rPr>
+              <w:t>非都會郡</w:t>
+            </w:r>
+          </w:p>
+        </w:tc>
+        <w:tc>
+          <w:tcPr>
+            <w:tcW w:w="2977" w:type="dxa"/>
+          </w:tcPr>
+          <w:p>
+            <w:pPr>
+              <w:spacing w:line="276" w:lineRule="auto"/>
+              <w:rPr>
+                <w:rFonts w:ascii="FangSong" w:hAnsi="FangSong"/>
+              </w:rPr>
+            </w:pPr>
+            <w:proofErr w:type="gramStart"/>
+            <w:r>
+              <w:rPr>
+                <w:rFonts w:ascii="FangSong" w:hAnsi="FangSong" w:hint="eastAsia"/>
+              </w:rPr>
+              <w:t>斯塔福</w:t>
+            </w:r>
+            <w:proofErr w:type="gramEnd"/>
+          </w:p>
+        </w:tc>
+        <w:tc>
+          <w:tcPr>
+            <w:tcW w:w="1922" w:type="dxa"/>
+          </w:tcPr>
+          <w:p>
+            <w:pPr>
+              <w:spacing w:line="276" w:lineRule="auto"/>
+              <w:rPr>
+                <w:rFonts w:ascii="Cambria" w:hAnsi="Cambria"/>
+              </w:rPr>
+            </w:pPr>
+            <w:r>
+              <w:rPr>
+                <w:rFonts w:ascii="Cambria" w:hAnsi="Cambria"/>
+              </w:rPr>
+              <w:t>2713</w:t>
+            </w:r>
+          </w:p>
+        </w:tc>
+      </w:tr>
+      <w:tr>
+        <w:trPr>
+          <w:trHeight w:val="102"/>
+        </w:trPr>
+        <w:tc>
+          <w:tcPr>
+            <w:tcW w:w="1838" w:type="dxa"/>
+            <w:vMerge/>
+          </w:tcPr>
+          <w:p>
+            <w:pPr>
+              <w:spacing w:line="276" w:lineRule="auto"/>
+              <w:rPr>
+                <w:rFonts w:ascii="FangSong" w:hAnsi="FangSong" w:hint="eastAsia"/>
+              </w:rPr>
+            </w:pPr>
+          </w:p>
+        </w:tc>
+        <w:tc>
+          <w:tcPr>
+            <w:tcW w:w="1559" w:type="dxa"/>
+            <w:vMerge/>
+          </w:tcPr>
+          <w:p>
+            <w:pPr>
+              <w:spacing w:line="276" w:lineRule="auto"/>
+              <w:rPr>
+                <w:rFonts w:ascii="FangSong" w:hAnsi="FangSong" w:hint="eastAsia"/>
+              </w:rPr>
+            </w:pPr>
+          </w:p>
+        </w:tc>
+        <w:tc>
+          <w:tcPr>
+            <w:tcW w:w="2977" w:type="dxa"/>
+          </w:tcPr>
+          <w:p>
+            <w:pPr>
+              <w:spacing w:line="276" w:lineRule="auto"/>
+              <w:rPr>
+                <w:rFonts w:ascii="FangSong" w:hAnsi="FangSong"/>
+              </w:rPr>
+            </w:pPr>
+            <w:r>
+              <w:rPr>
+                <w:rFonts w:ascii="FangSong" w:hAnsi="FangSong" w:hint="eastAsia"/>
+              </w:rPr>
+              <w:t>華威</w:t>
+            </w:r>
+          </w:p>
+        </w:tc>
+        <w:tc>
+          <w:tcPr>
+            <w:tcW w:w="1922" w:type="dxa"/>
+          </w:tcPr>
+          <w:p>
+            <w:pPr>
+              <w:spacing w:line="276" w:lineRule="auto"/>
+              <w:rPr>
+                <w:rFonts w:ascii="Cambria" w:hAnsi="Cambria"/>
+              </w:rPr>
+            </w:pPr>
+            <w:r>
+              <w:rPr>
+                <w:rFonts w:ascii="Cambria" w:hAnsi="Cambria"/>
+              </w:rPr>
+              <w:t>1975</w:t>
+            </w:r>
+          </w:p>
+        </w:tc>
+      </w:tr>
+      <w:tr>
+        <w:trPr>
+          <w:trHeight w:val="102"/>
+        </w:trPr>
+        <w:tc>
+          <w:tcPr>
+            <w:tcW w:w="1838" w:type="dxa"/>
+            <w:vMerge/>
+          </w:tcPr>
+          <w:p>
+            <w:pPr>
+              <w:spacing w:line="276" w:lineRule="auto"/>
+              <w:rPr>
+                <w:rFonts w:ascii="FangSong" w:hAnsi="FangSong" w:hint="eastAsia"/>
+              </w:rPr>
+            </w:pPr>
+          </w:p>
+        </w:tc>
+        <w:tc>
+          <w:tcPr>
+            <w:tcW w:w="1559" w:type="dxa"/>
+            <w:vMerge/>
+          </w:tcPr>
+          <w:p>
+            <w:pPr>
+              <w:spacing w:line="276" w:lineRule="auto"/>
+              <w:rPr>
+                <w:rFonts w:ascii="FangSong" w:hAnsi="FangSong" w:hint="eastAsia"/>
+              </w:rPr>
+            </w:pPr>
+          </w:p>
+        </w:tc>
+        <w:tc>
+          <w:tcPr>
+            <w:tcW w:w="2977" w:type="dxa"/>
+          </w:tcPr>
+          <w:p>
+            <w:pPr>
+              <w:spacing w:line="276" w:lineRule="auto"/>
+              <w:rPr>
+                <w:rFonts w:ascii="FangSong" w:hAnsi="FangSong" w:hint="eastAsia"/>
+              </w:rPr>
+            </w:pPr>
+            <w:r>
+              <w:rPr>
+                <w:rFonts w:ascii="FangSong" w:hAnsi="FangSong" w:hint="eastAsia"/>
+              </w:rPr>
+              <w:t>伍斯特</w:t>
+            </w:r>
+          </w:p>
+        </w:tc>
+        <w:tc>
+          <w:tcPr>
+            <w:tcW w:w="1922" w:type="dxa"/>
+          </w:tcPr>
+          <w:p>
+            <w:pPr>
+              <w:spacing w:line="276" w:lineRule="auto"/>
+              <w:rPr>
+                <w:rFonts w:ascii="Cambria" w:hAnsi="Cambria"/>
+              </w:rPr>
+            </w:pPr>
+            <w:r>
+              <w:rPr>
+                <w:rFonts w:ascii="Cambria" w:hAnsi="Cambria"/>
+              </w:rPr>
+              <w:t>1741</w:t>
+            </w:r>
+          </w:p>
+        </w:tc>
+      </w:tr>
+      <w:tr>
+        <w:trPr>
+          <w:trHeight w:val="102"/>
+        </w:trPr>
+        <w:tc>
+          <w:tcPr>
+            <w:tcW w:w="1838" w:type="dxa"/>
+            <w:vMerge/>
+          </w:tcPr>
+          <w:p>
+            <w:pPr>
+              <w:spacing w:line="276" w:lineRule="auto"/>
+              <w:rPr>
+                <w:rFonts w:ascii="FangSong" w:hAnsi="FangSong" w:hint="eastAsia"/>
+              </w:rPr>
+            </w:pPr>
+          </w:p>
+        </w:tc>
+        <w:tc>
+          <w:tcPr>
+            <w:tcW w:w="1559" w:type="dxa"/>
+            <w:vMerge/>
+          </w:tcPr>
+          <w:p>
+            <w:pPr>
+              <w:spacing w:line="276" w:lineRule="auto"/>
+              <w:rPr>
+                <w:rFonts w:ascii="FangSong" w:hAnsi="FangSong" w:hint="eastAsia"/>
+              </w:rPr>
+            </w:pPr>
+          </w:p>
+        </w:tc>
+        <w:tc>
+          <w:tcPr>
+            <w:tcW w:w="2977" w:type="dxa"/>
+          </w:tcPr>
+          <w:p>
+            <w:pPr>
+              <w:spacing w:line="276" w:lineRule="auto"/>
+              <w:rPr>
+                <w:rFonts w:ascii="FangSong" w:hAnsi="FangSong"/>
+              </w:rPr>
+            </w:pPr>
+            <w:proofErr w:type="gramStart"/>
+            <w:r>
+              <w:rPr>
+                <w:rFonts w:ascii="FangSong" w:hAnsi="FangSong" w:hint="eastAsia"/>
+              </w:rPr>
+              <w:t>赫</w:t>
+            </w:r>
+            <w:proofErr w:type="gramEnd"/>
+            <w:r>
+              <w:rPr>
+                <w:rFonts w:ascii="FangSong" w:hAnsi="FangSong" w:hint="eastAsia"/>
+              </w:rPr>
+              <w:t>瑞福</w:t>
+            </w:r>
+          </w:p>
+        </w:tc>
+        <w:tc>
+          <w:tcPr>
+            <w:tcW w:w="1922" w:type="dxa"/>
+          </w:tcPr>
+          <w:p>
+            <w:pPr>
+              <w:spacing w:line="276" w:lineRule="auto"/>
+              <w:rPr>
+                <w:rFonts w:ascii="Cambria" w:hAnsi="Cambria"/>
+              </w:rPr>
+            </w:pPr>
+            <w:r>
+              <w:rPr>
+                <w:rFonts w:ascii="Cambria" w:hAnsi="Cambria"/>
+              </w:rPr>
+              <w:t>2180</w:t>
+            </w:r>
+          </w:p>
+        </w:tc>
+      </w:tr>
+      <w:tr>
+        <w:trPr>
+          <w:trHeight w:val="136"/>
+        </w:trPr>
+        <w:tc>
+          <w:tcPr>
+            <w:tcW w:w="1838" w:type="dxa"/>
+            <w:vMerge/>
+          </w:tcPr>
+          <w:p>
+            <w:pPr>
+              <w:spacing w:line="276" w:lineRule="auto"/>
+              <w:rPr>
+                <w:rFonts w:ascii="FangSong" w:hAnsi="FangSong" w:hint="eastAsia"/>
+              </w:rPr>
+            </w:pPr>
+          </w:p>
+        </w:tc>
+        <w:tc>
+          <w:tcPr>
+            <w:tcW w:w="1559" w:type="dxa"/>
+            <w:vMerge w:val="restart"/>
+          </w:tcPr>
+          <w:p>
+            <w:pPr>
+              <w:spacing w:line="276" w:lineRule="auto"/>
+              <w:rPr>
+                <w:rFonts w:ascii="FangSong" w:hAnsi="FangSong"/>
+              </w:rPr>
+            </w:pPr>
+            <w:r>
+              <w:rPr>
+                <w:rFonts w:ascii="FangSong" w:hAnsi="FangSong" w:hint="eastAsia"/>
+              </w:rPr>
+              <w:t>單一管理區</w:t>
+            </w:r>
+          </w:p>
+        </w:tc>
+        <w:tc>
+          <w:tcPr>
+            <w:tcW w:w="2977" w:type="dxa"/>
+          </w:tcPr>
+          <w:p>
+            <w:pPr>
+              <w:spacing w:line="276" w:lineRule="auto"/>
+              <w:rPr>
+                <w:rFonts w:ascii="FangSong" w:hAnsi="FangSong" w:hint="eastAsia"/>
+              </w:rPr>
+            </w:pPr>
+            <w:r>
+              <w:rPr>
+                <w:rFonts w:ascii="FangSong" w:hAnsi="FangSong"/>
+              </w:rPr>
+              <w:t>特倫</w:t>
+            </w:r>
+            <w:proofErr w:type="gramStart"/>
+            <w:r>
+              <w:rPr>
+                <w:rFonts w:ascii="FangSong" w:hAnsi="FangSong"/>
+              </w:rPr>
+              <w:t>特河畔史杜克</w:t>
+            </w:r>
+            <w:proofErr w:type="gramEnd"/>
+          </w:p>
+        </w:tc>
+        <w:tc>
+          <w:tcPr>
+            <w:tcW w:w="1922" w:type="dxa"/>
+          </w:tcPr>
+          <w:p>
+            <w:pPr>
+              <w:spacing w:line="276" w:lineRule="auto"/>
+              <w:rPr>
+                <w:rFonts w:ascii="Cambria" w:hAnsi="Cambria"/>
+              </w:rPr>
+            </w:pPr>
+            <w:r>
+              <w:rPr>
+                <w:rFonts w:ascii="Cambria" w:hAnsi="Cambria"/>
+              </w:rPr>
+              <w:t>93</w:t>
+            </w:r>
+          </w:p>
+        </w:tc>
+      </w:tr>
+      <w:tr>
+        <w:trPr>
+          <w:trHeight w:val="136"/>
+        </w:trPr>
+        <w:tc>
+          <w:tcPr>
+            <w:tcW w:w="1838" w:type="dxa"/>
+            <w:vMerge/>
+          </w:tcPr>
+          <w:p>
+            <w:pPr>
+              <w:spacing w:line="276" w:lineRule="auto"/>
+              <w:rPr>
+                <w:rFonts w:ascii="FangSong" w:hAnsi="FangSong" w:hint="eastAsia"/>
+              </w:rPr>
+            </w:pPr>
+          </w:p>
+        </w:tc>
+        <w:tc>
+          <w:tcPr>
+            <w:tcW w:w="1559" w:type="dxa"/>
+            <w:vMerge/>
+          </w:tcPr>
+          <w:p>
+            <w:pPr>
+              <w:spacing w:line="276" w:lineRule="auto"/>
+              <w:rPr>
+                <w:rFonts w:ascii="FangSong" w:hAnsi="FangSong" w:hint="eastAsia"/>
+              </w:rPr>
+            </w:pPr>
+          </w:p>
+        </w:tc>
+        <w:tc>
+          <w:tcPr>
+            <w:tcW w:w="2977" w:type="dxa"/>
+          </w:tcPr>
+          <w:p>
+            <w:pPr>
+              <w:spacing w:line="276" w:lineRule="auto"/>
+              <w:rPr>
+                <w:rFonts w:ascii="FangSong" w:hAnsi="FangSong" w:hint="eastAsia"/>
+              </w:rPr>
+            </w:pPr>
+            <w:r>
+              <w:rPr>
+                <w:rFonts w:ascii="FangSong" w:hAnsi="FangSong"/>
+              </w:rPr>
+              <w:t>特爾福德和雷金</w:t>
+            </w:r>
+          </w:p>
+        </w:tc>
+        <w:tc>
+          <w:tcPr>
+            <w:tcW w:w="1922" w:type="dxa"/>
+          </w:tcPr>
+          <w:p>
+            <w:pPr>
+              <w:spacing w:line="276" w:lineRule="auto"/>
+              <w:rPr>
+                <w:rFonts w:ascii="Cambria" w:hAnsi="Cambria"/>
+              </w:rPr>
+            </w:pPr>
+            <w:r>
+              <w:rPr>
+                <w:rFonts w:ascii="Cambria" w:hAnsi="Cambria"/>
+              </w:rPr>
+              <w:t>290</w:t>
+            </w:r>
+          </w:p>
+        </w:tc>
+      </w:tr>
+      <w:tr>
+        <w:trPr>
+          <w:trHeight w:val="136"/>
+        </w:trPr>
+        <w:tc>
+          <w:tcPr>
+            <w:tcW w:w="1838" w:type="dxa"/>
+            <w:vMerge/>
+          </w:tcPr>
+          <w:p>
+            <w:pPr>
+              <w:spacing w:line="276" w:lineRule="auto"/>
+              <w:rPr>
+                <w:rFonts w:ascii="FangSong" w:hAnsi="FangSong" w:hint="eastAsia"/>
+              </w:rPr>
+            </w:pPr>
+          </w:p>
+        </w:tc>
+        <w:tc>
+          <w:tcPr>
+            <w:tcW w:w="1559" w:type="dxa"/>
+            <w:vMerge/>
+          </w:tcPr>
+          <w:p>
+            <w:pPr>
+              <w:spacing w:line="276" w:lineRule="auto"/>
+              <w:rPr>
+                <w:rFonts w:ascii="FangSong" w:hAnsi="FangSong" w:hint="eastAsia"/>
+              </w:rPr>
+            </w:pPr>
+          </w:p>
+        </w:tc>
+        <w:tc>
+          <w:tcPr>
+            <w:tcW w:w="2977" w:type="dxa"/>
+          </w:tcPr>
+          <w:p>
+            <w:pPr>
+              <w:spacing w:line="276" w:lineRule="auto"/>
+              <w:rPr>
+                <w:rFonts w:ascii="FangSong" w:hAnsi="FangSong"/>
+              </w:rPr>
+            </w:pPr>
+            <w:r>
+              <w:rPr>
+                <w:rFonts w:ascii="FangSong" w:hAnsi="FangSong" w:hint="eastAsia"/>
+              </w:rPr>
+              <w:t>施洛普</w:t>
+            </w:r>
+          </w:p>
+        </w:tc>
+        <w:tc>
+          <w:tcPr>
+            <w:tcW w:w="1922" w:type="dxa"/>
+          </w:tcPr>
+          <w:p>
+            <w:pPr>
+              <w:spacing w:line="276" w:lineRule="auto"/>
+              <w:rPr>
+                <w:rFonts w:ascii="Cambria" w:hAnsi="Cambria"/>
+              </w:rPr>
+            </w:pPr>
+            <w:r>
+              <w:rPr>
+                <w:rFonts w:ascii="Cambria" w:hAnsi="Cambria"/>
+              </w:rPr>
+              <w:t>3487</w:t>
+            </w:r>
           </w:p>
         </w:tc>
       </w:tr>
@@ -2943,194 +5972,14 @@
         </w:trPr>
         <w:tc>
           <w:tcPr>
-            <w:tcW w:w="2074" w:type="dxa"/>
-            <w:vMerge/>
-          </w:tcPr>
-          <w:p>
-            <w:pPr>
-              <w:spacing w:line="276" w:lineRule="auto"/>
-              <w:rPr>
-                <w:rFonts w:ascii="FangSong" w:hAnsi="FangSong" w:hint="eastAsia"/>
-              </w:rPr>
-            </w:pPr>
-          </w:p>
-        </w:tc>
-        <w:tc>
-          <w:tcPr>
-            <w:tcW w:w="2074" w:type="dxa"/>
-          </w:tcPr>
-          <w:p>
-            <w:pPr>
-              <w:spacing w:line="276" w:lineRule="auto"/>
-              <w:rPr>
-                <w:rFonts w:ascii="FangSong" w:hAnsi="FangSong" w:hint="eastAsia"/>
-              </w:rPr>
-            </w:pPr>
-            <w:r>
-              <w:rPr>
-                <w:rFonts w:ascii="FangSong" w:hAnsi="FangSong" w:hint="eastAsia"/>
-              </w:rPr>
-              <w:t>非郡會郡</w:t>
-            </w:r>
-          </w:p>
-        </w:tc>
-        <w:tc>
-          <w:tcPr>
-            <w:tcW w:w="2074" w:type="dxa"/>
-          </w:tcPr>
-          <w:p>
-            <w:pPr>
-              <w:spacing w:line="276" w:lineRule="auto"/>
-              <w:rPr>
-                <w:rFonts w:ascii="FangSong" w:hAnsi="FangSong" w:hint="eastAsia"/>
-              </w:rPr>
-            </w:pPr>
-          </w:p>
-        </w:tc>
-        <w:tc>
-          <w:tcPr>
-            <w:tcW w:w="2074" w:type="dxa"/>
-          </w:tcPr>
-          <w:p>
-            <w:pPr>
-              <w:spacing w:line="276" w:lineRule="auto"/>
-              <w:rPr>
-                <w:rFonts w:ascii="FangSong" w:hAnsi="FangSong" w:hint="eastAsia"/>
-              </w:rPr>
-            </w:pPr>
-          </w:p>
-        </w:tc>
-      </w:tr>
-      <w:tr>
-        <w:tc>
-          <w:tcPr>
-            <w:tcW w:w="2074" w:type="dxa"/>
-          </w:tcPr>
-          <w:p>
-            <w:pPr>
-              <w:spacing w:line="276" w:lineRule="auto"/>
-              <w:rPr>
-                <w:rFonts w:ascii="FangSong" w:hAnsi="FangSong" w:hint="eastAsia"/>
-              </w:rPr>
-            </w:pPr>
-            <w:r>
-              <w:rPr>
-                <w:rFonts w:ascii="FangSong" w:hAnsi="FangSong" w:hint="eastAsia"/>
-              </w:rPr>
-              <w:t>西南英格蘭</w:t>
-            </w:r>
-          </w:p>
-        </w:tc>
-        <w:tc>
-          <w:tcPr>
-            <w:tcW w:w="2074" w:type="dxa"/>
-          </w:tcPr>
-          <w:p>
-            <w:pPr>
-              <w:spacing w:line="276" w:lineRule="auto"/>
-              <w:rPr>
-                <w:rFonts w:ascii="FangSong" w:hAnsi="FangSong" w:hint="eastAsia"/>
-              </w:rPr>
-            </w:pPr>
-          </w:p>
-        </w:tc>
-        <w:tc>
-          <w:tcPr>
-            <w:tcW w:w="2074" w:type="dxa"/>
-          </w:tcPr>
-          <w:p>
-            <w:pPr>
-              <w:spacing w:line="276" w:lineRule="auto"/>
-              <w:rPr>
-                <w:rFonts w:ascii="FangSong" w:hAnsi="FangSong" w:hint="eastAsia"/>
-              </w:rPr>
-            </w:pPr>
-          </w:p>
-        </w:tc>
-        <w:tc>
-          <w:tcPr>
-            <w:tcW w:w="2074" w:type="dxa"/>
-          </w:tcPr>
-          <w:p>
-            <w:pPr>
-              <w:spacing w:line="276" w:lineRule="auto"/>
-              <w:rPr>
-                <w:rFonts w:ascii="FangSong" w:hAnsi="FangSong" w:hint="eastAsia"/>
-              </w:rPr>
-            </w:pPr>
-          </w:p>
-        </w:tc>
-      </w:tr>
-      <w:tr>
-        <w:tc>
-          <w:tcPr>
-            <w:tcW w:w="2074" w:type="dxa"/>
-          </w:tcPr>
-          <w:p>
-            <w:pPr>
-              <w:spacing w:line="276" w:lineRule="auto"/>
-              <w:rPr>
-                <w:rFonts w:ascii="FangSong" w:hAnsi="FangSong" w:hint="eastAsia"/>
-              </w:rPr>
-            </w:pPr>
-            <w:r>
-              <w:rPr>
-                <w:rFonts w:ascii="FangSong" w:hAnsi="FangSong" w:hint="eastAsia"/>
-              </w:rPr>
-              <w:t>西密德蘭</w:t>
-            </w:r>
-          </w:p>
-        </w:tc>
-        <w:tc>
-          <w:tcPr>
-            <w:tcW w:w="2074" w:type="dxa"/>
-          </w:tcPr>
-          <w:p>
-            <w:pPr>
-              <w:spacing w:line="276" w:lineRule="auto"/>
-              <w:rPr>
-                <w:rFonts w:ascii="FangSong" w:hAnsi="FangSong" w:hint="eastAsia"/>
-              </w:rPr>
-            </w:pPr>
-          </w:p>
-        </w:tc>
-        <w:tc>
-          <w:tcPr>
-            <w:tcW w:w="2074" w:type="dxa"/>
-          </w:tcPr>
-          <w:p>
-            <w:pPr>
-              <w:spacing w:line="276" w:lineRule="auto"/>
-              <w:rPr>
-                <w:rFonts w:ascii="FangSong" w:hAnsi="FangSong" w:hint="eastAsia"/>
-              </w:rPr>
-            </w:pPr>
-          </w:p>
-        </w:tc>
-        <w:tc>
-          <w:tcPr>
-            <w:tcW w:w="2074" w:type="dxa"/>
-          </w:tcPr>
-          <w:p>
-            <w:pPr>
-              <w:spacing w:line="276" w:lineRule="auto"/>
-              <w:rPr>
-                <w:rFonts w:ascii="FangSong" w:hAnsi="FangSong" w:hint="eastAsia"/>
-              </w:rPr>
-            </w:pPr>
-          </w:p>
-        </w:tc>
-      </w:tr>
-      <w:tr>
-        <w:tc>
-          <w:tcPr>
-            <w:tcW w:w="2074" w:type="dxa"/>
-          </w:tcPr>
-          <w:p>
-            <w:pPr>
-              <w:spacing w:line="276" w:lineRule="auto"/>
-              <w:rPr>
-                <w:rFonts w:ascii="FangSong" w:hAnsi="FangSong" w:hint="eastAsia"/>
+            <w:tcW w:w="1838" w:type="dxa"/>
+            <w:vMerge w:val="restart"/>
+          </w:tcPr>
+          <w:p>
+            <w:pPr>
+              <w:spacing w:line="276" w:lineRule="auto"/>
+              <w:rPr>
+                <w:rFonts w:ascii="FangSong" w:hAnsi="FangSong"/>
               </w:rPr>
             </w:pPr>
             <w:r>
@@ -3143,54 +5992,381 @@
         </w:tc>
         <w:tc>
           <w:tcPr>
-            <w:tcW w:w="2074" w:type="dxa"/>
-          </w:tcPr>
-          <w:p>
-            <w:pPr>
-              <w:spacing w:line="276" w:lineRule="auto"/>
-              <w:rPr>
-                <w:rFonts w:ascii="FangSong" w:hAnsi="FangSong" w:hint="eastAsia"/>
-              </w:rPr>
-            </w:pPr>
-          </w:p>
-        </w:tc>
-        <w:tc>
-          <w:tcPr>
-            <w:tcW w:w="2074" w:type="dxa"/>
-          </w:tcPr>
-          <w:p>
-            <w:pPr>
-              <w:spacing w:line="276" w:lineRule="auto"/>
-              <w:rPr>
-                <w:rFonts w:ascii="FangSong" w:hAnsi="FangSong" w:hint="eastAsia"/>
-              </w:rPr>
-            </w:pPr>
-          </w:p>
-        </w:tc>
-        <w:tc>
-          <w:tcPr>
-            <w:tcW w:w="2074" w:type="dxa"/>
-          </w:tcPr>
-          <w:p>
-            <w:pPr>
-              <w:spacing w:line="276" w:lineRule="auto"/>
-              <w:rPr>
-                <w:rFonts w:ascii="FangSong" w:hAnsi="FangSong" w:hint="eastAsia"/>
-              </w:rPr>
-            </w:pPr>
-          </w:p>
-        </w:tc>
-      </w:tr>
-      <w:tr>
-        <w:tc>
-          <w:tcPr>
-            <w:tcW w:w="2074" w:type="dxa"/>
-          </w:tcPr>
-          <w:p>
-            <w:pPr>
-              <w:spacing w:line="276" w:lineRule="auto"/>
-              <w:rPr>
-                <w:rFonts w:ascii="FangSong" w:hAnsi="FangSong" w:hint="eastAsia"/>
+            <w:tcW w:w="1559" w:type="dxa"/>
+            <w:vMerge w:val="restart"/>
+          </w:tcPr>
+          <w:p>
+            <w:pPr>
+              <w:spacing w:line="276" w:lineRule="auto"/>
+              <w:rPr>
+                <w:rFonts w:ascii="FangSong" w:hAnsi="FangSong" w:hint="eastAsia"/>
+              </w:rPr>
+            </w:pPr>
+            <w:r>
+              <w:rPr>
+                <w:rFonts w:ascii="FangSong" w:hAnsi="FangSong" w:hint="eastAsia"/>
+              </w:rPr>
+              <w:t>都會郡</w:t>
+            </w:r>
+          </w:p>
+        </w:tc>
+        <w:tc>
+          <w:tcPr>
+            <w:tcW w:w="2977" w:type="dxa"/>
+          </w:tcPr>
+          <w:p>
+            <w:pPr>
+              <w:spacing w:line="276" w:lineRule="auto"/>
+              <w:rPr>
+                <w:rFonts w:ascii="FangSong" w:hAnsi="FangSong"/>
+              </w:rPr>
+            </w:pPr>
+            <w:r>
+              <w:rPr>
+                <w:rFonts w:ascii="FangSong" w:hAnsi="FangSong" w:hint="eastAsia"/>
+              </w:rPr>
+              <w:t>默西賽德</w:t>
+            </w:r>
+          </w:p>
+        </w:tc>
+        <w:tc>
+          <w:tcPr>
+            <w:tcW w:w="1922" w:type="dxa"/>
+          </w:tcPr>
+          <w:p>
+            <w:pPr>
+              <w:spacing w:line="276" w:lineRule="auto"/>
+              <w:rPr>
+                <w:rFonts w:ascii="Cambria" w:hAnsi="Cambria"/>
+              </w:rPr>
+            </w:pPr>
+            <w:r>
+              <w:rPr>
+                <w:rFonts w:ascii="Cambria" w:hAnsi="Cambria"/>
+              </w:rPr>
+              <w:t>645</w:t>
+            </w:r>
+          </w:p>
+        </w:tc>
+      </w:tr>
+      <w:tr>
+        <w:trPr>
+          <w:trHeight w:val="204"/>
+        </w:trPr>
+        <w:tc>
+          <w:tcPr>
+            <w:tcW w:w="1838" w:type="dxa"/>
+            <w:vMerge/>
+          </w:tcPr>
+          <w:p>
+            <w:pPr>
+              <w:spacing w:line="276" w:lineRule="auto"/>
+              <w:rPr>
+                <w:rFonts w:ascii="FangSong" w:hAnsi="FangSong" w:hint="eastAsia"/>
+              </w:rPr>
+            </w:pPr>
+          </w:p>
+        </w:tc>
+        <w:tc>
+          <w:tcPr>
+            <w:tcW w:w="1559" w:type="dxa"/>
+            <w:vMerge/>
+          </w:tcPr>
+          <w:p>
+            <w:pPr>
+              <w:spacing w:line="276" w:lineRule="auto"/>
+              <w:rPr>
+                <w:rFonts w:ascii="FangSong" w:hAnsi="FangSong"/>
+              </w:rPr>
+            </w:pPr>
+          </w:p>
+        </w:tc>
+        <w:tc>
+          <w:tcPr>
+            <w:tcW w:w="2977" w:type="dxa"/>
+          </w:tcPr>
+          <w:p>
+            <w:pPr>
+              <w:spacing w:line="276" w:lineRule="auto"/>
+              <w:rPr>
+                <w:rFonts w:ascii="FangSong" w:hAnsi="FangSong"/>
+              </w:rPr>
+            </w:pPr>
+            <w:r>
+              <w:rPr>
+                <w:rFonts w:ascii="FangSong" w:hAnsi="FangSong" w:hint="eastAsia"/>
+              </w:rPr>
+              <w:t>大</w:t>
+            </w:r>
+            <w:proofErr w:type="gramStart"/>
+            <w:r>
+              <w:rPr>
+                <w:rFonts w:ascii="FangSong" w:hAnsi="FangSong" w:hint="eastAsia"/>
+              </w:rPr>
+              <w:t>曼</w:t>
+            </w:r>
+            <w:proofErr w:type="gramEnd"/>
+            <w:r>
+              <w:rPr>
+                <w:rFonts w:ascii="FangSong" w:hAnsi="FangSong" w:hint="eastAsia"/>
+              </w:rPr>
+              <w:t>彻斯特</w:t>
+            </w:r>
+          </w:p>
+        </w:tc>
+        <w:tc>
+          <w:tcPr>
+            <w:tcW w:w="1922" w:type="dxa"/>
+          </w:tcPr>
+          <w:p>
+            <w:pPr>
+              <w:spacing w:line="276" w:lineRule="auto"/>
+              <w:rPr>
+                <w:rFonts w:ascii="Cambria" w:hAnsi="Cambria"/>
+              </w:rPr>
+            </w:pPr>
+            <w:r>
+              <w:rPr>
+                <w:rFonts w:ascii="Cambria" w:hAnsi="Cambria"/>
+              </w:rPr>
+              <w:t>1276</w:t>
+            </w:r>
+          </w:p>
+        </w:tc>
+      </w:tr>
+      <w:tr>
+        <w:trPr>
+          <w:trHeight w:val="102"/>
+        </w:trPr>
+        <w:tc>
+          <w:tcPr>
+            <w:tcW w:w="1838" w:type="dxa"/>
+            <w:vMerge/>
+          </w:tcPr>
+          <w:p>
+            <w:pPr>
+              <w:spacing w:line="276" w:lineRule="auto"/>
+              <w:rPr>
+                <w:rFonts w:ascii="FangSong" w:hAnsi="FangSong" w:hint="eastAsia"/>
+              </w:rPr>
+            </w:pPr>
+          </w:p>
+        </w:tc>
+        <w:tc>
+          <w:tcPr>
+            <w:tcW w:w="1559" w:type="dxa"/>
+            <w:vMerge w:val="restart"/>
+          </w:tcPr>
+          <w:p>
+            <w:pPr>
+              <w:spacing w:line="276" w:lineRule="auto"/>
+              <w:rPr>
+                <w:rFonts w:ascii="FangSong" w:hAnsi="FangSong"/>
+              </w:rPr>
+            </w:pPr>
+            <w:r>
+              <w:rPr>
+                <w:rFonts w:ascii="FangSong" w:hAnsi="FangSong" w:hint="eastAsia"/>
+              </w:rPr>
+              <w:t>非都會郡</w:t>
+            </w:r>
+          </w:p>
+        </w:tc>
+        <w:tc>
+          <w:tcPr>
+            <w:tcW w:w="2977" w:type="dxa"/>
+          </w:tcPr>
+          <w:p>
+            <w:pPr>
+              <w:spacing w:line="276" w:lineRule="auto"/>
+              <w:rPr>
+                <w:rFonts w:ascii="FangSong" w:hAnsi="FangSong"/>
+              </w:rPr>
+            </w:pPr>
+            <w:r>
+              <w:rPr>
+                <w:rFonts w:ascii="FangSong" w:hAnsi="FangSong" w:hint="eastAsia"/>
+              </w:rPr>
+              <w:t>昆布利亞</w:t>
+            </w:r>
+          </w:p>
+        </w:tc>
+        <w:tc>
+          <w:tcPr>
+            <w:tcW w:w="1922" w:type="dxa"/>
+          </w:tcPr>
+          <w:p>
+            <w:pPr>
+              <w:spacing w:line="276" w:lineRule="auto"/>
+              <w:rPr>
+                <w:rFonts w:ascii="Cambria" w:hAnsi="Cambria"/>
+              </w:rPr>
+            </w:pPr>
+            <w:r>
+              <w:rPr>
+                <w:rFonts w:ascii="Cambria" w:hAnsi="Cambria"/>
+              </w:rPr>
+              <w:t>6768</w:t>
+            </w:r>
+          </w:p>
+        </w:tc>
+      </w:tr>
+      <w:tr>
+        <w:trPr>
+          <w:trHeight w:val="102"/>
+        </w:trPr>
+        <w:tc>
+          <w:tcPr>
+            <w:tcW w:w="1838" w:type="dxa"/>
+            <w:vMerge/>
+          </w:tcPr>
+          <w:p>
+            <w:pPr>
+              <w:spacing w:line="276" w:lineRule="auto"/>
+              <w:rPr>
+                <w:rFonts w:ascii="FangSong" w:hAnsi="FangSong" w:hint="eastAsia"/>
+              </w:rPr>
+            </w:pPr>
+          </w:p>
+        </w:tc>
+        <w:tc>
+          <w:tcPr>
+            <w:tcW w:w="1559" w:type="dxa"/>
+            <w:vMerge/>
+          </w:tcPr>
+          <w:p>
+            <w:pPr>
+              <w:spacing w:line="276" w:lineRule="auto"/>
+              <w:rPr>
+                <w:rFonts w:ascii="FangSong" w:hAnsi="FangSong"/>
+              </w:rPr>
+            </w:pPr>
+          </w:p>
+        </w:tc>
+        <w:tc>
+          <w:tcPr>
+            <w:tcW w:w="2977" w:type="dxa"/>
+          </w:tcPr>
+          <w:p>
+            <w:pPr>
+              <w:spacing w:line="276" w:lineRule="auto"/>
+              <w:rPr>
+                <w:rFonts w:ascii="FangSong" w:hAnsi="FangSong"/>
+              </w:rPr>
+            </w:pPr>
+            <w:proofErr w:type="gramStart"/>
+            <w:r>
+              <w:rPr>
+                <w:rFonts w:ascii="FangSong" w:hAnsi="FangSong" w:hint="eastAsia"/>
+              </w:rPr>
+              <w:t>蘭開夏</w:t>
+            </w:r>
+            <w:proofErr w:type="gramEnd"/>
+          </w:p>
+        </w:tc>
+        <w:tc>
+          <w:tcPr>
+            <w:tcW w:w="1922" w:type="dxa"/>
+          </w:tcPr>
+          <w:p>
+            <w:pPr>
+              <w:spacing w:line="276" w:lineRule="auto"/>
+              <w:rPr>
+                <w:rFonts w:ascii="Cambria" w:hAnsi="Cambria"/>
+              </w:rPr>
+            </w:pPr>
+            <w:r>
+              <w:rPr>
+                <w:rFonts w:ascii="Cambria" w:hAnsi="Cambria"/>
+              </w:rPr>
+              <w:t>3075</w:t>
+            </w:r>
+          </w:p>
+        </w:tc>
+      </w:tr>
+      <w:tr>
+        <w:trPr>
+          <w:trHeight w:val="838"/>
+        </w:trPr>
+        <w:tc>
+          <w:tcPr>
+            <w:tcW w:w="1838" w:type="dxa"/>
+            <w:vMerge/>
+          </w:tcPr>
+          <w:p>
+            <w:pPr>
+              <w:spacing w:line="276" w:lineRule="auto"/>
+              <w:rPr>
+                <w:rFonts w:ascii="FangSong" w:hAnsi="FangSong" w:hint="eastAsia"/>
+              </w:rPr>
+            </w:pPr>
+          </w:p>
+        </w:tc>
+        <w:tc>
+          <w:tcPr>
+            <w:tcW w:w="1559" w:type="dxa"/>
+            <w:vMerge/>
+          </w:tcPr>
+          <w:p>
+            <w:pPr>
+              <w:spacing w:line="276" w:lineRule="auto"/>
+              <w:rPr>
+                <w:rFonts w:ascii="FangSong" w:hAnsi="FangSong"/>
+              </w:rPr>
+            </w:pPr>
+          </w:p>
+        </w:tc>
+        <w:tc>
+          <w:tcPr>
+            <w:tcW w:w="2977" w:type="dxa"/>
+          </w:tcPr>
+          <w:p>
+            <w:pPr>
+              <w:spacing w:line="276" w:lineRule="auto"/>
+              <w:rPr>
+                <w:rFonts w:ascii="FangSong" w:hAnsi="FangSong"/>
+              </w:rPr>
+            </w:pPr>
+            <w:proofErr w:type="gramStart"/>
+            <w:r>
+              <w:rPr>
+                <w:rFonts w:ascii="FangSong" w:hAnsi="FangSong" w:hint="eastAsia"/>
+              </w:rPr>
+              <w:t>柴郡</w:t>
+            </w:r>
+            <w:proofErr w:type="gramEnd"/>
+          </w:p>
+        </w:tc>
+        <w:tc>
+          <w:tcPr>
+            <w:tcW w:w="1922" w:type="dxa"/>
+          </w:tcPr>
+          <w:p>
+            <w:pPr>
+              <w:spacing w:line="276" w:lineRule="auto"/>
+              <w:rPr>
+                <w:rFonts w:ascii="Cambria" w:hAnsi="Cambria"/>
+              </w:rPr>
+            </w:pPr>
+            <w:r>
+              <w:rPr>
+                <w:rFonts w:ascii="Cambria" w:hAnsi="Cambria"/>
+              </w:rPr>
+              <w:t>2343</w:t>
+            </w:r>
+          </w:p>
+        </w:tc>
+      </w:tr>
+      <w:tr>
+        <w:tc>
+          <w:tcPr>
+            <w:tcW w:w="1838" w:type="dxa"/>
+          </w:tcPr>
+          <w:p>
+            <w:pPr>
+              <w:spacing w:line="276" w:lineRule="auto"/>
+              <w:rPr>
+                <w:rFonts w:ascii="FangSong" w:hAnsi="FangSong"/>
               </w:rPr>
             </w:pPr>
             <w:r>
@@ -3203,114 +6379,126 @@
         </w:tc>
         <w:tc>
           <w:tcPr>
-            <w:tcW w:w="2074" w:type="dxa"/>
-          </w:tcPr>
-          <w:p>
-            <w:pPr>
-              <w:spacing w:line="276" w:lineRule="auto"/>
-              <w:rPr>
-                <w:rFonts w:ascii="FangSong" w:hAnsi="FangSong" w:hint="eastAsia"/>
-              </w:rPr>
-            </w:pPr>
-          </w:p>
-        </w:tc>
-        <w:tc>
-          <w:tcPr>
-            <w:tcW w:w="2074" w:type="dxa"/>
-          </w:tcPr>
-          <w:p>
-            <w:pPr>
-              <w:spacing w:line="276" w:lineRule="auto"/>
-              <w:rPr>
-                <w:rFonts w:ascii="FangSong" w:hAnsi="FangSong" w:hint="eastAsia"/>
-              </w:rPr>
-            </w:pPr>
-          </w:p>
-        </w:tc>
-        <w:tc>
-          <w:tcPr>
-            <w:tcW w:w="2074" w:type="dxa"/>
-          </w:tcPr>
-          <w:p>
-            <w:pPr>
-              <w:spacing w:line="276" w:lineRule="auto"/>
-              <w:rPr>
-                <w:rFonts w:ascii="FangSong" w:hAnsi="FangSong" w:hint="eastAsia"/>
-              </w:rPr>
-            </w:pPr>
-          </w:p>
-        </w:tc>
-      </w:tr>
-      <w:tr>
-        <w:tc>
-          <w:tcPr>
-            <w:tcW w:w="2074" w:type="dxa"/>
-          </w:tcPr>
-          <w:p>
-            <w:pPr>
-              <w:spacing w:line="276" w:lineRule="auto"/>
-              <w:rPr>
-                <w:rFonts w:ascii="FangSong" w:hAnsi="FangSong" w:hint="eastAsia"/>
-              </w:rPr>
-            </w:pPr>
-            <w:r>
-              <w:rPr>
-                <w:rFonts w:ascii="FangSong" w:hAnsi="FangSong" w:hint="eastAsia"/>
-              </w:rPr>
-              <w:t>約克郡和亨伯</w:t>
-            </w:r>
-          </w:p>
-        </w:tc>
-        <w:tc>
-          <w:tcPr>
-            <w:tcW w:w="2074" w:type="dxa"/>
-          </w:tcPr>
-          <w:p>
-            <w:pPr>
-              <w:spacing w:line="276" w:lineRule="auto"/>
-              <w:rPr>
-                <w:rFonts w:ascii="FangSong" w:hAnsi="FangSong" w:hint="eastAsia"/>
-              </w:rPr>
-            </w:pPr>
-          </w:p>
-        </w:tc>
-        <w:tc>
-          <w:tcPr>
-            <w:tcW w:w="2074" w:type="dxa"/>
-          </w:tcPr>
-          <w:p>
-            <w:pPr>
-              <w:spacing w:line="276" w:lineRule="auto"/>
-              <w:rPr>
-                <w:rFonts w:ascii="FangSong" w:hAnsi="FangSong" w:hint="eastAsia"/>
-              </w:rPr>
-            </w:pPr>
-          </w:p>
-        </w:tc>
-        <w:tc>
-          <w:tcPr>
-            <w:tcW w:w="2074" w:type="dxa"/>
-          </w:tcPr>
-          <w:p>
-            <w:pPr>
-              <w:spacing w:line="276" w:lineRule="auto"/>
-              <w:rPr>
-                <w:rFonts w:ascii="FangSong" w:hAnsi="FangSong" w:hint="eastAsia"/>
-              </w:rPr>
-            </w:pPr>
-          </w:p>
-        </w:tc>
-      </w:tr>
-      <w:tr>
-        <w:tc>
-          <w:tcPr>
-            <w:tcW w:w="2074" w:type="dxa"/>
-          </w:tcPr>
-          <w:p>
-            <w:pPr>
-              <w:spacing w:line="276" w:lineRule="auto"/>
-              <w:rPr>
-                <w:rFonts w:ascii="FangSong" w:hAnsi="FangSong" w:hint="eastAsia"/>
+            <w:tcW w:w="1559" w:type="dxa"/>
+          </w:tcPr>
+          <w:p>
+            <w:pPr>
+              <w:spacing w:line="276" w:lineRule="auto"/>
+              <w:rPr>
+                <w:rFonts w:ascii="FangSong" w:hAnsi="FangSong"/>
+              </w:rPr>
+            </w:pPr>
+          </w:p>
+        </w:tc>
+        <w:tc>
+          <w:tcPr>
+            <w:tcW w:w="2977" w:type="dxa"/>
+          </w:tcPr>
+          <w:p>
+            <w:pPr>
+              <w:spacing w:line="276" w:lineRule="auto"/>
+              <w:rPr>
+                <w:rFonts w:ascii="FangSong" w:hAnsi="FangSong"/>
+              </w:rPr>
+            </w:pPr>
+          </w:p>
+        </w:tc>
+        <w:tc>
+          <w:tcPr>
+            <w:tcW w:w="1922" w:type="dxa"/>
+          </w:tcPr>
+          <w:p>
+            <w:pPr>
+              <w:spacing w:line="276" w:lineRule="auto"/>
+              <w:rPr>
+                <w:rFonts w:ascii="FangSong" w:hAnsi="FangSong"/>
+              </w:rPr>
+            </w:pPr>
+          </w:p>
+        </w:tc>
+      </w:tr>
+      <w:tr>
+        <w:tc>
+          <w:tcPr>
+            <w:tcW w:w="1838" w:type="dxa"/>
+          </w:tcPr>
+          <w:p>
+            <w:pPr>
+              <w:spacing w:line="276" w:lineRule="auto"/>
+              <w:rPr>
+                <w:rFonts w:ascii="FangSong" w:hAnsi="FangSong"/>
+              </w:rPr>
+            </w:pPr>
+            <w:r>
+              <w:rPr>
+                <w:rFonts w:ascii="FangSong" w:hAnsi="FangSong" w:hint="eastAsia"/>
+              </w:rPr>
+              <w:t>約克郡</w:t>
+            </w:r>
+            <w:r>
+              <w:rPr>
+                <w:rFonts w:ascii="FangSong" w:hAnsi="FangSong" w:hint="eastAsia"/>
+              </w:rPr>
+              <w:t>-</w:t>
+            </w:r>
+            <w:r>
+              <w:rPr>
+                <w:rFonts w:ascii="FangSong" w:hAnsi="FangSong" w:hint="eastAsia"/>
+              </w:rPr>
+              <w:t>亨伯</w:t>
+            </w:r>
+          </w:p>
+        </w:tc>
+        <w:tc>
+          <w:tcPr>
+            <w:tcW w:w="1559" w:type="dxa"/>
+          </w:tcPr>
+          <w:p>
+            <w:pPr>
+              <w:spacing w:line="276" w:lineRule="auto"/>
+              <w:rPr>
+                <w:rFonts w:ascii="FangSong" w:hAnsi="FangSong"/>
+              </w:rPr>
+            </w:pPr>
+          </w:p>
+        </w:tc>
+        <w:tc>
+          <w:tcPr>
+            <w:tcW w:w="2977" w:type="dxa"/>
+          </w:tcPr>
+          <w:p>
+            <w:pPr>
+              <w:spacing w:line="276" w:lineRule="auto"/>
+              <w:rPr>
+                <w:rFonts w:ascii="FangSong" w:hAnsi="FangSong"/>
+              </w:rPr>
+            </w:pPr>
+          </w:p>
+        </w:tc>
+        <w:tc>
+          <w:tcPr>
+            <w:tcW w:w="1922" w:type="dxa"/>
+          </w:tcPr>
+          <w:p>
+            <w:pPr>
+              <w:spacing w:line="276" w:lineRule="auto"/>
+              <w:rPr>
+                <w:rFonts w:ascii="FangSong" w:hAnsi="FangSong"/>
+              </w:rPr>
+            </w:pPr>
+          </w:p>
+        </w:tc>
+      </w:tr>
+      <w:tr>
+        <w:tc>
+          <w:tcPr>
+            <w:tcW w:w="1838" w:type="dxa"/>
+          </w:tcPr>
+          <w:p>
+            <w:pPr>
+              <w:spacing w:line="276" w:lineRule="auto"/>
+              <w:rPr>
+                <w:rFonts w:ascii="FangSong" w:hAnsi="FangSong"/>
               </w:rPr>
             </w:pPr>
             <w:r>
@@ -3323,54 +6511,54 @@
         </w:tc>
         <w:tc>
           <w:tcPr>
-            <w:tcW w:w="2074" w:type="dxa"/>
-          </w:tcPr>
-          <w:p>
-            <w:pPr>
-              <w:spacing w:line="276" w:lineRule="auto"/>
-              <w:rPr>
-                <w:rFonts w:ascii="FangSong" w:hAnsi="FangSong" w:hint="eastAsia"/>
-              </w:rPr>
-            </w:pPr>
-          </w:p>
-        </w:tc>
-        <w:tc>
-          <w:tcPr>
-            <w:tcW w:w="2074" w:type="dxa"/>
-          </w:tcPr>
-          <w:p>
-            <w:pPr>
-              <w:spacing w:line="276" w:lineRule="auto"/>
-              <w:rPr>
-                <w:rFonts w:ascii="FangSong" w:hAnsi="FangSong" w:hint="eastAsia"/>
-              </w:rPr>
-            </w:pPr>
-          </w:p>
-        </w:tc>
-        <w:tc>
-          <w:tcPr>
-            <w:tcW w:w="2074" w:type="dxa"/>
-          </w:tcPr>
-          <w:p>
-            <w:pPr>
-              <w:spacing w:line="276" w:lineRule="auto"/>
-              <w:rPr>
-                <w:rFonts w:ascii="FangSong" w:hAnsi="FangSong" w:hint="eastAsia"/>
-              </w:rPr>
-            </w:pPr>
-          </w:p>
-        </w:tc>
-      </w:tr>
-      <w:tr>
-        <w:tc>
-          <w:tcPr>
-            <w:tcW w:w="2074" w:type="dxa"/>
-          </w:tcPr>
-          <w:p>
-            <w:pPr>
-              <w:spacing w:line="276" w:lineRule="auto"/>
-              <w:rPr>
-                <w:rFonts w:ascii="FangSong" w:hAnsi="FangSong" w:hint="eastAsia"/>
+            <w:tcW w:w="1559" w:type="dxa"/>
+          </w:tcPr>
+          <w:p>
+            <w:pPr>
+              <w:spacing w:line="276" w:lineRule="auto"/>
+              <w:rPr>
+                <w:rFonts w:ascii="FangSong" w:hAnsi="FangSong"/>
+              </w:rPr>
+            </w:pPr>
+          </w:p>
+        </w:tc>
+        <w:tc>
+          <w:tcPr>
+            <w:tcW w:w="2977" w:type="dxa"/>
+          </w:tcPr>
+          <w:p>
+            <w:pPr>
+              <w:spacing w:line="276" w:lineRule="auto"/>
+              <w:rPr>
+                <w:rFonts w:ascii="FangSong" w:hAnsi="FangSong"/>
+              </w:rPr>
+            </w:pPr>
+          </w:p>
+        </w:tc>
+        <w:tc>
+          <w:tcPr>
+            <w:tcW w:w="1922" w:type="dxa"/>
+          </w:tcPr>
+          <w:p>
+            <w:pPr>
+              <w:spacing w:line="276" w:lineRule="auto"/>
+              <w:rPr>
+                <w:rFonts w:ascii="FangSong" w:hAnsi="FangSong"/>
+              </w:rPr>
+            </w:pPr>
+          </w:p>
+        </w:tc>
+      </w:tr>
+      <w:tr>
+        <w:tc>
+          <w:tcPr>
+            <w:tcW w:w="1838" w:type="dxa"/>
+          </w:tcPr>
+          <w:p>
+            <w:pPr>
+              <w:spacing w:line="276" w:lineRule="auto"/>
+              <w:rPr>
+                <w:rFonts w:ascii="FangSong" w:hAnsi="FangSong"/>
               </w:rPr>
             </w:pPr>
             <w:r>
@@ -3383,39 +6571,39 @@
         </w:tc>
         <w:tc>
           <w:tcPr>
-            <w:tcW w:w="2074" w:type="dxa"/>
-          </w:tcPr>
-          <w:p>
-            <w:pPr>
-              <w:spacing w:line="276" w:lineRule="auto"/>
-              <w:rPr>
-                <w:rFonts w:ascii="FangSong" w:hAnsi="FangSong" w:hint="eastAsia"/>
-              </w:rPr>
-            </w:pPr>
-          </w:p>
-        </w:tc>
-        <w:tc>
-          <w:tcPr>
-            <w:tcW w:w="2074" w:type="dxa"/>
-          </w:tcPr>
-          <w:p>
-            <w:pPr>
-              <w:spacing w:line="276" w:lineRule="auto"/>
-              <w:rPr>
-                <w:rFonts w:ascii="FangSong" w:hAnsi="FangSong" w:hint="eastAsia"/>
-              </w:rPr>
-            </w:pPr>
-          </w:p>
-        </w:tc>
-        <w:tc>
-          <w:tcPr>
-            <w:tcW w:w="2074" w:type="dxa"/>
-          </w:tcPr>
-          <w:p>
-            <w:pPr>
-              <w:spacing w:line="276" w:lineRule="auto"/>
-              <w:rPr>
-                <w:rFonts w:ascii="FangSong" w:hAnsi="FangSong" w:hint="eastAsia"/>
+            <w:tcW w:w="1559" w:type="dxa"/>
+          </w:tcPr>
+          <w:p>
+            <w:pPr>
+              <w:spacing w:line="276" w:lineRule="auto"/>
+              <w:rPr>
+                <w:rFonts w:ascii="FangSong" w:hAnsi="FangSong"/>
+              </w:rPr>
+            </w:pPr>
+          </w:p>
+        </w:tc>
+        <w:tc>
+          <w:tcPr>
+            <w:tcW w:w="2977" w:type="dxa"/>
+          </w:tcPr>
+          <w:p>
+            <w:pPr>
+              <w:spacing w:line="276" w:lineRule="auto"/>
+              <w:rPr>
+                <w:rFonts w:ascii="FangSong" w:hAnsi="FangSong"/>
+              </w:rPr>
+            </w:pPr>
+          </w:p>
+        </w:tc>
+        <w:tc>
+          <w:tcPr>
+            <w:tcW w:w="1922" w:type="dxa"/>
+          </w:tcPr>
+          <w:p>
+            <w:pPr>
+              <w:spacing w:line="276" w:lineRule="auto"/>
+              <w:rPr>
+                <w:rFonts w:ascii="FangSong" w:hAnsi="FangSong"/>
               </w:rPr>
             </w:pPr>
           </w:p>
@@ -3426,7 +6614,4079 @@
       <w:pPr>
         <w:spacing w:line="276" w:lineRule="auto"/>
         <w:rPr>
-          <w:rFonts w:ascii="FangSong" w:hAnsi="FangSong"/>
+          <w:rFonts w:ascii="Cambria" w:hAnsi="Cambria"/>
+        </w:rPr>
+      </w:pPr>
+      <w:r>
+        <w:rPr>
+          <w:rFonts w:ascii="Cambria" w:hAnsi="Cambria"/>
+        </w:rPr>
+        <w:t>Table 3: List of regions and counties of England</w:t>
+      </w:r>
+    </w:p>
+    <w:tbl>
+      <w:tblPr>
+        <w:tblStyle w:val="af2"/>
+        <w:tblW w:w="0" w:type="auto"/>
+        <w:tblLook w:val="04A0" w:firstRow="1" w:lastRow="0" w:firstColumn="1" w:lastColumn="0" w:noHBand="0" w:noVBand="1"/>
+      </w:tblPr>
+      <w:tblGrid>
+        <w:gridCol w:w="1806"/>
+        <w:gridCol w:w="1733"/>
+        <w:gridCol w:w="2861"/>
+        <w:gridCol w:w="1896"/>
+      </w:tblGrid>
+      <w:tr>
+        <w:tc>
+          <w:tcPr>
+            <w:tcW w:w="1806" w:type="dxa"/>
+          </w:tcPr>
+          <w:p>
+            <w:pPr>
+              <w:spacing w:line="276" w:lineRule="auto"/>
+              <w:rPr>
+                <w:rFonts w:ascii="Cambria" w:hAnsi="Cambria"/>
+              </w:rPr>
+            </w:pPr>
+            <w:r>
+              <w:rPr>
+                <w:rFonts w:ascii="Cambria" w:hAnsi="Cambria"/>
+              </w:rPr>
+              <w:t>Region</w:t>
+            </w:r>
+          </w:p>
+        </w:tc>
+        <w:tc>
+          <w:tcPr>
+            <w:tcW w:w="1733" w:type="dxa"/>
+          </w:tcPr>
+          <w:p>
+            <w:pPr>
+              <w:spacing w:line="276" w:lineRule="auto"/>
+              <w:rPr>
+                <w:rFonts w:ascii="Cambria" w:hAnsi="Cambria"/>
+              </w:rPr>
+            </w:pPr>
+            <w:r>
+              <w:rPr>
+                <w:rFonts w:ascii="Cambria" w:hAnsi="Cambria"/>
+              </w:rPr>
+              <w:t>Class</w:t>
+            </w:r>
+          </w:p>
+        </w:tc>
+        <w:tc>
+          <w:tcPr>
+            <w:tcW w:w="2861" w:type="dxa"/>
+          </w:tcPr>
+          <w:p>
+            <w:pPr>
+              <w:spacing w:line="276" w:lineRule="auto"/>
+              <w:rPr>
+                <w:rFonts w:ascii="Cambria" w:hAnsi="Cambria"/>
+              </w:rPr>
+            </w:pPr>
+            <w:r>
+              <w:rPr>
+                <w:rFonts w:ascii="Cambria" w:hAnsi="Cambria"/>
+              </w:rPr>
+              <w:t>2</w:t>
+            </w:r>
+            <w:r>
+              <w:rPr>
+                <w:rFonts w:ascii="Cambria" w:hAnsi="Cambria"/>
+                <w:vertAlign w:val="superscript"/>
+              </w:rPr>
+              <w:t>nd</w:t>
+            </w:r>
+            <w:r>
+              <w:rPr>
+                <w:rFonts w:ascii="Cambria" w:hAnsi="Cambria"/>
+              </w:rPr>
+              <w:t>-Level Administrative Area</w:t>
+            </w:r>
+          </w:p>
+        </w:tc>
+        <w:tc>
+          <w:tcPr>
+            <w:tcW w:w="1896" w:type="dxa"/>
+          </w:tcPr>
+          <w:p>
+            <w:pPr>
+              <w:spacing w:line="276" w:lineRule="auto"/>
+              <w:rPr>
+                <w:rFonts w:ascii="Cambria" w:hAnsi="Cambria"/>
+              </w:rPr>
+            </w:pPr>
+            <w:r>
+              <w:rPr>
+                <w:rFonts w:ascii="Cambria" w:hAnsi="Cambria"/>
+              </w:rPr>
+              <w:t>Area</w:t>
+            </w:r>
+            <w:r>
+              <w:rPr>
+                <w:rFonts w:ascii="Cambria" w:hAnsi="Cambria"/>
+              </w:rPr>
+              <w:t>(km</w:t>
+            </w:r>
+            <w:r>
+              <w:rPr>
+                <w:rFonts w:ascii="Cambria" w:hAnsi="Cambria"/>
+                <w:vertAlign w:val="superscript"/>
+              </w:rPr>
+              <w:t>2</w:t>
+            </w:r>
+            <w:r>
+              <w:rPr>
+                <w:rFonts w:ascii="Cambria" w:hAnsi="Cambria"/>
+              </w:rPr>
+              <w:t>)</w:t>
+            </w:r>
+          </w:p>
+        </w:tc>
+      </w:tr>
+      <w:tr>
+        <w:trPr>
+          <w:trHeight w:val="60"/>
+        </w:trPr>
+        <w:tc>
+          <w:tcPr>
+            <w:tcW w:w="1806" w:type="dxa"/>
+            <w:vMerge w:val="restart"/>
+          </w:tcPr>
+          <w:p>
+            <w:pPr>
+              <w:spacing w:line="276" w:lineRule="auto"/>
+              <w:rPr>
+                <w:rFonts w:ascii="Cambria" w:hAnsi="Cambria"/>
+              </w:rPr>
+            </w:pPr>
+            <w:proofErr w:type="gramStart"/>
+            <w:r>
+              <w:rPr>
+                <w:rFonts w:ascii="Cambria" w:hAnsi="Cambria"/>
+              </w:rPr>
+              <w:t>South East</w:t>
+            </w:r>
+            <w:proofErr w:type="gramEnd"/>
+            <w:r>
+              <w:rPr>
+                <w:rFonts w:ascii="Cambria" w:hAnsi="Cambria"/>
+              </w:rPr>
+              <w:t xml:space="preserve"> England</w:t>
+            </w:r>
+          </w:p>
+        </w:tc>
+        <w:tc>
+          <w:tcPr>
+            <w:tcW w:w="1733" w:type="dxa"/>
+            <w:vMerge w:val="restart"/>
+          </w:tcPr>
+          <w:p>
+            <w:pPr>
+              <w:spacing w:line="276" w:lineRule="auto"/>
+              <w:rPr>
+                <w:rFonts w:ascii="Cambria" w:hAnsi="Cambria"/>
+              </w:rPr>
+            </w:pPr>
+            <w:r>
+              <w:rPr>
+                <w:rFonts w:ascii="Cambria" w:hAnsi="Cambria"/>
+              </w:rPr>
+              <w:t>Non-metropolitan County</w:t>
+            </w:r>
+          </w:p>
+        </w:tc>
+        <w:tc>
+          <w:tcPr>
+            <w:tcW w:w="2861" w:type="dxa"/>
+          </w:tcPr>
+          <w:p>
+            <w:pPr>
+              <w:spacing w:line="276" w:lineRule="auto"/>
+              <w:rPr>
+                <w:rFonts w:ascii="Cambria" w:hAnsi="Cambria"/>
+              </w:rPr>
+            </w:pPr>
+            <w:r>
+              <w:rPr>
+                <w:rFonts w:ascii="Cambria" w:hAnsi="Cambria"/>
+              </w:rPr>
+              <w:t>Oxfordshire</w:t>
+            </w:r>
+          </w:p>
+        </w:tc>
+        <w:tc>
+          <w:tcPr>
+            <w:tcW w:w="1896" w:type="dxa"/>
+          </w:tcPr>
+          <w:p>
+            <w:pPr>
+              <w:spacing w:line="276" w:lineRule="auto"/>
+              <w:rPr>
+                <w:rFonts w:ascii="Cambria" w:hAnsi="Cambria"/>
+              </w:rPr>
+            </w:pPr>
+            <w:r>
+              <w:rPr>
+                <w:rFonts w:ascii="Cambria" w:hAnsi="Cambria"/>
+              </w:rPr>
+              <w:t>2605</w:t>
+            </w:r>
+          </w:p>
+        </w:tc>
+      </w:tr>
+      <w:tr>
+        <w:trPr>
+          <w:trHeight w:val="58"/>
+        </w:trPr>
+        <w:tc>
+          <w:tcPr>
+            <w:tcW w:w="1806" w:type="dxa"/>
+            <w:vMerge/>
+          </w:tcPr>
+          <w:p>
+            <w:pPr>
+              <w:spacing w:line="276" w:lineRule="auto"/>
+              <w:rPr>
+                <w:rFonts w:ascii="Cambria" w:hAnsi="Cambria"/>
+              </w:rPr>
+            </w:pPr>
+          </w:p>
+        </w:tc>
+        <w:tc>
+          <w:tcPr>
+            <w:tcW w:w="1733" w:type="dxa"/>
+            <w:vMerge/>
+          </w:tcPr>
+          <w:p>
+            <w:pPr>
+              <w:spacing w:line="276" w:lineRule="auto"/>
+              <w:rPr>
+                <w:rFonts w:ascii="Cambria" w:hAnsi="Cambria"/>
+              </w:rPr>
+            </w:pPr>
+          </w:p>
+        </w:tc>
+        <w:tc>
+          <w:tcPr>
+            <w:tcW w:w="2861" w:type="dxa"/>
+          </w:tcPr>
+          <w:p>
+            <w:pPr>
+              <w:spacing w:line="276" w:lineRule="auto"/>
+              <w:rPr>
+                <w:rFonts w:ascii="Cambria" w:hAnsi="Cambria"/>
+              </w:rPr>
+            </w:pPr>
+            <w:r>
+              <w:rPr>
+                <w:rFonts w:ascii="Cambria" w:hAnsi="Cambria"/>
+              </w:rPr>
+              <w:t>Surrey</w:t>
+            </w:r>
+          </w:p>
+        </w:tc>
+        <w:tc>
+          <w:tcPr>
+            <w:tcW w:w="1896" w:type="dxa"/>
+          </w:tcPr>
+          <w:p>
+            <w:pPr>
+              <w:spacing w:line="276" w:lineRule="auto"/>
+              <w:rPr>
+                <w:rFonts w:ascii="Cambria" w:hAnsi="Cambria"/>
+              </w:rPr>
+            </w:pPr>
+            <w:r>
+              <w:rPr>
+                <w:rFonts w:ascii="Cambria" w:hAnsi="Cambria"/>
+              </w:rPr>
+              <w:t>1663</w:t>
+            </w:r>
+          </w:p>
+        </w:tc>
+      </w:tr>
+      <w:tr>
+        <w:trPr>
+          <w:trHeight w:val="58"/>
+        </w:trPr>
+        <w:tc>
+          <w:tcPr>
+            <w:tcW w:w="1806" w:type="dxa"/>
+            <w:vMerge/>
+          </w:tcPr>
+          <w:p>
+            <w:pPr>
+              <w:spacing w:line="276" w:lineRule="auto"/>
+              <w:rPr>
+                <w:rFonts w:ascii="Cambria" w:hAnsi="Cambria"/>
+              </w:rPr>
+            </w:pPr>
+          </w:p>
+        </w:tc>
+        <w:tc>
+          <w:tcPr>
+            <w:tcW w:w="1733" w:type="dxa"/>
+            <w:vMerge/>
+          </w:tcPr>
+          <w:p>
+            <w:pPr>
+              <w:spacing w:line="276" w:lineRule="auto"/>
+              <w:rPr>
+                <w:rFonts w:ascii="Cambria" w:hAnsi="Cambria"/>
+              </w:rPr>
+            </w:pPr>
+          </w:p>
+        </w:tc>
+        <w:tc>
+          <w:tcPr>
+            <w:tcW w:w="2861" w:type="dxa"/>
+          </w:tcPr>
+          <w:p>
+            <w:pPr>
+              <w:spacing w:line="276" w:lineRule="auto"/>
+              <w:rPr>
+                <w:rFonts w:ascii="Cambria" w:hAnsi="Cambria"/>
+              </w:rPr>
+            </w:pPr>
+            <w:r>
+              <w:rPr>
+                <w:rFonts w:ascii="Cambria" w:hAnsi="Cambria"/>
+              </w:rPr>
+              <w:t>Kent</w:t>
+            </w:r>
+          </w:p>
+        </w:tc>
+        <w:tc>
+          <w:tcPr>
+            <w:tcW w:w="1896" w:type="dxa"/>
+          </w:tcPr>
+          <w:p>
+            <w:pPr>
+              <w:spacing w:line="276" w:lineRule="auto"/>
+              <w:rPr>
+                <w:rFonts w:ascii="Cambria" w:hAnsi="Cambria"/>
+              </w:rPr>
+            </w:pPr>
+            <w:r>
+              <w:rPr>
+                <w:rFonts w:ascii="Cambria" w:hAnsi="Cambria"/>
+              </w:rPr>
+              <w:t>3736</w:t>
+            </w:r>
+          </w:p>
+        </w:tc>
+      </w:tr>
+      <w:tr>
+        <w:trPr>
+          <w:trHeight w:val="58"/>
+        </w:trPr>
+        <w:tc>
+          <w:tcPr>
+            <w:tcW w:w="1806" w:type="dxa"/>
+            <w:vMerge/>
+          </w:tcPr>
+          <w:p>
+            <w:pPr>
+              <w:spacing w:line="276" w:lineRule="auto"/>
+              <w:rPr>
+                <w:rFonts w:ascii="Cambria" w:hAnsi="Cambria"/>
+              </w:rPr>
+            </w:pPr>
+          </w:p>
+        </w:tc>
+        <w:tc>
+          <w:tcPr>
+            <w:tcW w:w="1733" w:type="dxa"/>
+            <w:vMerge/>
+          </w:tcPr>
+          <w:p>
+            <w:pPr>
+              <w:spacing w:line="276" w:lineRule="auto"/>
+              <w:rPr>
+                <w:rFonts w:ascii="Cambria" w:hAnsi="Cambria"/>
+              </w:rPr>
+            </w:pPr>
+          </w:p>
+        </w:tc>
+        <w:tc>
+          <w:tcPr>
+            <w:tcW w:w="2861" w:type="dxa"/>
+          </w:tcPr>
+          <w:p>
+            <w:pPr>
+              <w:spacing w:line="276" w:lineRule="auto"/>
+              <w:rPr>
+                <w:rFonts w:ascii="Cambria" w:hAnsi="Cambria"/>
+              </w:rPr>
+            </w:pPr>
+            <w:r>
+              <w:rPr>
+                <w:rFonts w:ascii="Cambria" w:hAnsi="Cambria"/>
+              </w:rPr>
+              <w:t>East Sussex</w:t>
+            </w:r>
+          </w:p>
+        </w:tc>
+        <w:tc>
+          <w:tcPr>
+            <w:tcW w:w="1896" w:type="dxa"/>
+          </w:tcPr>
+          <w:p>
+            <w:pPr>
+              <w:spacing w:line="276" w:lineRule="auto"/>
+              <w:rPr>
+                <w:rFonts w:ascii="Cambria" w:hAnsi="Cambria"/>
+              </w:rPr>
+            </w:pPr>
+            <w:r>
+              <w:rPr>
+                <w:rFonts w:ascii="Cambria" w:hAnsi="Cambria"/>
+              </w:rPr>
+              <w:t>1792</w:t>
+            </w:r>
+          </w:p>
+        </w:tc>
+      </w:tr>
+      <w:tr>
+        <w:trPr>
+          <w:trHeight w:val="58"/>
+        </w:trPr>
+        <w:tc>
+          <w:tcPr>
+            <w:tcW w:w="1806" w:type="dxa"/>
+            <w:vMerge/>
+          </w:tcPr>
+          <w:p>
+            <w:pPr>
+              <w:spacing w:line="276" w:lineRule="auto"/>
+              <w:rPr>
+                <w:rFonts w:ascii="Cambria" w:hAnsi="Cambria"/>
+              </w:rPr>
+            </w:pPr>
+          </w:p>
+        </w:tc>
+        <w:tc>
+          <w:tcPr>
+            <w:tcW w:w="1733" w:type="dxa"/>
+            <w:vMerge/>
+          </w:tcPr>
+          <w:p>
+            <w:pPr>
+              <w:spacing w:line="276" w:lineRule="auto"/>
+              <w:rPr>
+                <w:rFonts w:ascii="Cambria" w:hAnsi="Cambria"/>
+              </w:rPr>
+            </w:pPr>
+          </w:p>
+        </w:tc>
+        <w:tc>
+          <w:tcPr>
+            <w:tcW w:w="2861" w:type="dxa"/>
+          </w:tcPr>
+          <w:p>
+            <w:pPr>
+              <w:spacing w:line="276" w:lineRule="auto"/>
+              <w:rPr>
+                <w:rFonts w:ascii="Cambria" w:hAnsi="Cambria"/>
+              </w:rPr>
+            </w:pPr>
+            <w:r>
+              <w:rPr>
+                <w:rFonts w:ascii="Cambria" w:hAnsi="Cambria"/>
+              </w:rPr>
+              <w:t>West</w:t>
+            </w:r>
+            <w:r>
+              <w:rPr>
+                <w:rFonts w:ascii="Cambria" w:hAnsi="Cambria"/>
+              </w:rPr>
+              <w:t xml:space="preserve"> Sussex</w:t>
+            </w:r>
+          </w:p>
+        </w:tc>
+        <w:tc>
+          <w:tcPr>
+            <w:tcW w:w="1896" w:type="dxa"/>
+          </w:tcPr>
+          <w:p>
+            <w:pPr>
+              <w:spacing w:line="276" w:lineRule="auto"/>
+              <w:rPr>
+                <w:rFonts w:ascii="Cambria" w:hAnsi="Cambria"/>
+              </w:rPr>
+            </w:pPr>
+            <w:r>
+              <w:rPr>
+                <w:rFonts w:ascii="Cambria" w:hAnsi="Cambria"/>
+              </w:rPr>
+              <w:t>1991</w:t>
+            </w:r>
+          </w:p>
+        </w:tc>
+      </w:tr>
+      <w:tr>
+        <w:trPr>
+          <w:trHeight w:val="58"/>
+        </w:trPr>
+        <w:tc>
+          <w:tcPr>
+            <w:tcW w:w="1806" w:type="dxa"/>
+            <w:vMerge/>
+          </w:tcPr>
+          <w:p>
+            <w:pPr>
+              <w:spacing w:line="276" w:lineRule="auto"/>
+              <w:rPr>
+                <w:rFonts w:ascii="Cambria" w:hAnsi="Cambria"/>
+              </w:rPr>
+            </w:pPr>
+          </w:p>
+        </w:tc>
+        <w:tc>
+          <w:tcPr>
+            <w:tcW w:w="1733" w:type="dxa"/>
+            <w:vMerge/>
+          </w:tcPr>
+          <w:p>
+            <w:pPr>
+              <w:spacing w:line="276" w:lineRule="auto"/>
+              <w:rPr>
+                <w:rFonts w:ascii="Cambria" w:hAnsi="Cambria"/>
+              </w:rPr>
+            </w:pPr>
+          </w:p>
+        </w:tc>
+        <w:tc>
+          <w:tcPr>
+            <w:tcW w:w="2861" w:type="dxa"/>
+          </w:tcPr>
+          <w:p>
+            <w:pPr>
+              <w:spacing w:line="276" w:lineRule="auto"/>
+              <w:rPr>
+                <w:rFonts w:ascii="Cambria" w:hAnsi="Cambria"/>
+              </w:rPr>
+            </w:pPr>
+            <w:r>
+              <w:rPr>
+                <w:rFonts w:ascii="Cambria" w:hAnsi="Cambria"/>
+              </w:rPr>
+              <w:t>Hampshire</w:t>
+            </w:r>
+          </w:p>
+        </w:tc>
+        <w:tc>
+          <w:tcPr>
+            <w:tcW w:w="1896" w:type="dxa"/>
+          </w:tcPr>
+          <w:p>
+            <w:pPr>
+              <w:spacing w:line="276" w:lineRule="auto"/>
+              <w:rPr>
+                <w:rFonts w:ascii="Cambria" w:hAnsi="Cambria"/>
+              </w:rPr>
+            </w:pPr>
+            <w:r>
+              <w:rPr>
+                <w:rFonts w:ascii="Cambria" w:hAnsi="Cambria"/>
+              </w:rPr>
+              <w:t>3769</w:t>
+            </w:r>
+          </w:p>
+        </w:tc>
+      </w:tr>
+      <w:tr>
+        <w:trPr>
+          <w:trHeight w:val="58"/>
+        </w:trPr>
+        <w:tc>
+          <w:tcPr>
+            <w:tcW w:w="1806" w:type="dxa"/>
+            <w:vMerge/>
+          </w:tcPr>
+          <w:p>
+            <w:pPr>
+              <w:spacing w:line="276" w:lineRule="auto"/>
+              <w:rPr>
+                <w:rFonts w:ascii="Cambria" w:hAnsi="Cambria"/>
+              </w:rPr>
+            </w:pPr>
+          </w:p>
+        </w:tc>
+        <w:tc>
+          <w:tcPr>
+            <w:tcW w:w="1733" w:type="dxa"/>
+            <w:vMerge/>
+          </w:tcPr>
+          <w:p>
+            <w:pPr>
+              <w:spacing w:line="276" w:lineRule="auto"/>
+              <w:rPr>
+                <w:rFonts w:ascii="Cambria" w:hAnsi="Cambria"/>
+              </w:rPr>
+            </w:pPr>
+          </w:p>
+        </w:tc>
+        <w:tc>
+          <w:tcPr>
+            <w:tcW w:w="2861" w:type="dxa"/>
+          </w:tcPr>
+          <w:p>
+            <w:pPr>
+              <w:spacing w:line="276" w:lineRule="auto"/>
+              <w:rPr>
+                <w:rFonts w:ascii="Cambria" w:hAnsi="Cambria"/>
+              </w:rPr>
+            </w:pPr>
+            <w:r>
+              <w:rPr>
+                <w:rFonts w:ascii="Cambria" w:hAnsi="Cambria"/>
+              </w:rPr>
+              <w:t>Berkshire</w:t>
+            </w:r>
+          </w:p>
+        </w:tc>
+        <w:tc>
+          <w:tcPr>
+            <w:tcW w:w="1896" w:type="dxa"/>
+          </w:tcPr>
+          <w:p>
+            <w:pPr>
+              <w:spacing w:line="276" w:lineRule="auto"/>
+              <w:rPr>
+                <w:rFonts w:ascii="Cambria" w:hAnsi="Cambria"/>
+              </w:rPr>
+            </w:pPr>
+            <w:r>
+              <w:rPr>
+                <w:rFonts w:ascii="Cambria" w:hAnsi="Cambria"/>
+              </w:rPr>
+              <w:t>1262</w:t>
+            </w:r>
+          </w:p>
+        </w:tc>
+      </w:tr>
+      <w:tr>
+        <w:trPr>
+          <w:trHeight w:val="36"/>
+        </w:trPr>
+        <w:tc>
+          <w:tcPr>
+            <w:tcW w:w="1806" w:type="dxa"/>
+            <w:vMerge/>
+          </w:tcPr>
+          <w:p>
+            <w:pPr>
+              <w:spacing w:line="276" w:lineRule="auto"/>
+              <w:rPr>
+                <w:rFonts w:ascii="Cambria" w:hAnsi="Cambria"/>
+              </w:rPr>
+            </w:pPr>
+          </w:p>
+        </w:tc>
+        <w:tc>
+          <w:tcPr>
+            <w:tcW w:w="1733" w:type="dxa"/>
+            <w:vMerge w:val="restart"/>
+          </w:tcPr>
+          <w:p>
+            <w:pPr>
+              <w:spacing w:line="276" w:lineRule="auto"/>
+              <w:rPr>
+                <w:rFonts w:ascii="Cambria" w:hAnsi="Cambria"/>
+              </w:rPr>
+            </w:pPr>
+            <w:r>
+              <w:rPr>
+                <w:rFonts w:ascii="Cambria" w:hAnsi="Cambria"/>
+              </w:rPr>
+              <w:t>Unitary Authority</w:t>
+            </w:r>
+          </w:p>
+        </w:tc>
+        <w:tc>
+          <w:tcPr>
+            <w:tcW w:w="2861" w:type="dxa"/>
+          </w:tcPr>
+          <w:p>
+            <w:pPr>
+              <w:spacing w:line="276" w:lineRule="auto"/>
+              <w:rPr>
+                <w:rFonts w:ascii="Cambria" w:hAnsi="Cambria"/>
+              </w:rPr>
+            </w:pPr>
+            <w:r>
+              <w:rPr>
+                <w:rFonts w:ascii="Cambria" w:hAnsi="Cambria"/>
+              </w:rPr>
+              <w:t>Milton Keynes</w:t>
+            </w:r>
+          </w:p>
+        </w:tc>
+        <w:tc>
+          <w:tcPr>
+            <w:tcW w:w="1896" w:type="dxa"/>
+          </w:tcPr>
+          <w:p>
+            <w:pPr>
+              <w:spacing w:line="276" w:lineRule="auto"/>
+              <w:rPr>
+                <w:rFonts w:ascii="Cambria" w:hAnsi="Cambria"/>
+              </w:rPr>
+            </w:pPr>
+            <w:r>
+              <w:rPr>
+                <w:rFonts w:ascii="Cambria" w:hAnsi="Cambria"/>
+              </w:rPr>
+              <w:t>89</w:t>
+            </w:r>
+          </w:p>
+        </w:tc>
+      </w:tr>
+      <w:tr>
+        <w:trPr>
+          <w:trHeight w:val="31"/>
+        </w:trPr>
+        <w:tc>
+          <w:tcPr>
+            <w:tcW w:w="1806" w:type="dxa"/>
+            <w:vMerge/>
+          </w:tcPr>
+          <w:p>
+            <w:pPr>
+              <w:spacing w:line="276" w:lineRule="auto"/>
+              <w:rPr>
+                <w:rFonts w:ascii="Cambria" w:hAnsi="Cambria"/>
+              </w:rPr>
+            </w:pPr>
+          </w:p>
+        </w:tc>
+        <w:tc>
+          <w:tcPr>
+            <w:tcW w:w="1733" w:type="dxa"/>
+            <w:vMerge/>
+          </w:tcPr>
+          <w:p>
+            <w:pPr>
+              <w:spacing w:line="276" w:lineRule="auto"/>
+              <w:rPr>
+                <w:rFonts w:ascii="Cambria" w:hAnsi="Cambria"/>
+              </w:rPr>
+            </w:pPr>
+          </w:p>
+        </w:tc>
+        <w:tc>
+          <w:tcPr>
+            <w:tcW w:w="2861" w:type="dxa"/>
+          </w:tcPr>
+          <w:p>
+            <w:pPr>
+              <w:spacing w:line="276" w:lineRule="auto"/>
+              <w:rPr>
+                <w:rFonts w:ascii="Cambria" w:hAnsi="Cambria"/>
+              </w:rPr>
+            </w:pPr>
+            <w:r>
+              <w:rPr>
+                <w:rFonts w:ascii="Cambria" w:hAnsi="Cambria"/>
+              </w:rPr>
+              <w:t>Reading</w:t>
+            </w:r>
+          </w:p>
+        </w:tc>
+        <w:tc>
+          <w:tcPr>
+            <w:tcW w:w="1896" w:type="dxa"/>
+          </w:tcPr>
+          <w:p>
+            <w:pPr>
+              <w:spacing w:line="276" w:lineRule="auto"/>
+              <w:rPr>
+                <w:rFonts w:ascii="Cambria" w:hAnsi="Cambria"/>
+              </w:rPr>
+            </w:pPr>
+            <w:r>
+              <w:rPr>
+                <w:rFonts w:ascii="Cambria" w:hAnsi="Cambria"/>
+              </w:rPr>
+              <w:t>40</w:t>
+            </w:r>
+          </w:p>
+        </w:tc>
+      </w:tr>
+      <w:tr>
+        <w:trPr>
+          <w:trHeight w:val="31"/>
+        </w:trPr>
+        <w:tc>
+          <w:tcPr>
+            <w:tcW w:w="1806" w:type="dxa"/>
+            <w:vMerge/>
+          </w:tcPr>
+          <w:p>
+            <w:pPr>
+              <w:spacing w:line="276" w:lineRule="auto"/>
+              <w:rPr>
+                <w:rFonts w:ascii="Cambria" w:hAnsi="Cambria"/>
+              </w:rPr>
+            </w:pPr>
+          </w:p>
+        </w:tc>
+        <w:tc>
+          <w:tcPr>
+            <w:tcW w:w="1733" w:type="dxa"/>
+            <w:vMerge/>
+          </w:tcPr>
+          <w:p>
+            <w:pPr>
+              <w:spacing w:line="276" w:lineRule="auto"/>
+              <w:rPr>
+                <w:rFonts w:ascii="Cambria" w:hAnsi="Cambria"/>
+              </w:rPr>
+            </w:pPr>
+          </w:p>
+        </w:tc>
+        <w:tc>
+          <w:tcPr>
+            <w:tcW w:w="2861" w:type="dxa"/>
+          </w:tcPr>
+          <w:p>
+            <w:pPr>
+              <w:spacing w:line="276" w:lineRule="auto"/>
+              <w:rPr>
+                <w:rFonts w:ascii="Cambria" w:hAnsi="Cambria"/>
+              </w:rPr>
+            </w:pPr>
+            <w:r>
+              <w:rPr>
+                <w:rFonts w:ascii="Cambria" w:hAnsi="Cambria"/>
+              </w:rPr>
+              <w:t>Slough</w:t>
+            </w:r>
+          </w:p>
+        </w:tc>
+        <w:tc>
+          <w:tcPr>
+            <w:tcW w:w="1896" w:type="dxa"/>
+          </w:tcPr>
+          <w:p>
+            <w:pPr>
+              <w:spacing w:line="276" w:lineRule="auto"/>
+              <w:rPr>
+                <w:rFonts w:ascii="Cambria" w:hAnsi="Cambria"/>
+              </w:rPr>
+            </w:pPr>
+            <w:r>
+              <w:rPr>
+                <w:rFonts w:ascii="Cambria" w:hAnsi="Cambria"/>
+              </w:rPr>
+              <w:t>32</w:t>
+            </w:r>
+          </w:p>
+        </w:tc>
+      </w:tr>
+      <w:tr>
+        <w:trPr>
+          <w:trHeight w:val="31"/>
+        </w:trPr>
+        <w:tc>
+          <w:tcPr>
+            <w:tcW w:w="1806" w:type="dxa"/>
+            <w:vMerge/>
+          </w:tcPr>
+          <w:p>
+            <w:pPr>
+              <w:spacing w:line="276" w:lineRule="auto"/>
+              <w:rPr>
+                <w:rFonts w:ascii="Cambria" w:hAnsi="Cambria"/>
+              </w:rPr>
+            </w:pPr>
+          </w:p>
+        </w:tc>
+        <w:tc>
+          <w:tcPr>
+            <w:tcW w:w="1733" w:type="dxa"/>
+            <w:vMerge/>
+          </w:tcPr>
+          <w:p>
+            <w:pPr>
+              <w:spacing w:line="276" w:lineRule="auto"/>
+              <w:rPr>
+                <w:rFonts w:ascii="Cambria" w:hAnsi="Cambria"/>
+              </w:rPr>
+            </w:pPr>
+          </w:p>
+        </w:tc>
+        <w:tc>
+          <w:tcPr>
+            <w:tcW w:w="2861" w:type="dxa"/>
+          </w:tcPr>
+          <w:p>
+            <w:pPr>
+              <w:spacing w:line="276" w:lineRule="auto"/>
+              <w:rPr>
+                <w:rFonts w:ascii="Cambria" w:hAnsi="Cambria"/>
+              </w:rPr>
+            </w:pPr>
+            <w:r>
+              <w:rPr>
+                <w:rFonts w:ascii="Cambria" w:hAnsi="Cambria"/>
+              </w:rPr>
+              <w:t>Bracknell Forest</w:t>
+            </w:r>
+          </w:p>
+        </w:tc>
+        <w:tc>
+          <w:tcPr>
+            <w:tcW w:w="1896" w:type="dxa"/>
+          </w:tcPr>
+          <w:p>
+            <w:pPr>
+              <w:spacing w:line="276" w:lineRule="auto"/>
+              <w:rPr>
+                <w:rFonts w:ascii="Cambria" w:hAnsi="Cambria"/>
+              </w:rPr>
+            </w:pPr>
+            <w:r>
+              <w:rPr>
+                <w:rFonts w:ascii="Cambria" w:hAnsi="Cambria"/>
+              </w:rPr>
+              <w:t>109</w:t>
+            </w:r>
+          </w:p>
+        </w:tc>
+      </w:tr>
+      <w:tr>
+        <w:trPr>
+          <w:trHeight w:val="31"/>
+        </w:trPr>
+        <w:tc>
+          <w:tcPr>
+            <w:tcW w:w="1806" w:type="dxa"/>
+            <w:vMerge/>
+          </w:tcPr>
+          <w:p>
+            <w:pPr>
+              <w:spacing w:line="276" w:lineRule="auto"/>
+              <w:rPr>
+                <w:rFonts w:ascii="Cambria" w:hAnsi="Cambria"/>
+              </w:rPr>
+            </w:pPr>
+          </w:p>
+        </w:tc>
+        <w:tc>
+          <w:tcPr>
+            <w:tcW w:w="1733" w:type="dxa"/>
+            <w:vMerge/>
+          </w:tcPr>
+          <w:p>
+            <w:pPr>
+              <w:spacing w:line="276" w:lineRule="auto"/>
+              <w:rPr>
+                <w:rFonts w:ascii="Cambria" w:hAnsi="Cambria"/>
+              </w:rPr>
+            </w:pPr>
+          </w:p>
+        </w:tc>
+        <w:tc>
+          <w:tcPr>
+            <w:tcW w:w="2861" w:type="dxa"/>
+          </w:tcPr>
+          <w:p>
+            <w:pPr>
+              <w:spacing w:line="276" w:lineRule="auto"/>
+              <w:rPr>
+                <w:rFonts w:ascii="Cambria" w:hAnsi="Cambria"/>
+              </w:rPr>
+            </w:pPr>
+            <w:r>
+              <w:rPr>
+                <w:rFonts w:ascii="Cambria" w:hAnsi="Cambria"/>
+              </w:rPr>
+              <w:t>West Berkshire</w:t>
+            </w:r>
+          </w:p>
+        </w:tc>
+        <w:tc>
+          <w:tcPr>
+            <w:tcW w:w="1896" w:type="dxa"/>
+          </w:tcPr>
+          <w:p>
+            <w:pPr>
+              <w:spacing w:line="276" w:lineRule="auto"/>
+              <w:rPr>
+                <w:rFonts w:ascii="Cambria" w:hAnsi="Cambria"/>
+              </w:rPr>
+            </w:pPr>
+            <w:r>
+              <w:rPr>
+                <w:rFonts w:ascii="Cambria" w:hAnsi="Cambria"/>
+              </w:rPr>
+              <w:t>704</w:t>
+            </w:r>
+          </w:p>
+        </w:tc>
+      </w:tr>
+      <w:tr>
+        <w:trPr>
+          <w:trHeight w:val="31"/>
+        </w:trPr>
+        <w:tc>
+          <w:tcPr>
+            <w:tcW w:w="1806" w:type="dxa"/>
+            <w:vMerge/>
+          </w:tcPr>
+          <w:p>
+            <w:pPr>
+              <w:spacing w:line="276" w:lineRule="auto"/>
+              <w:rPr>
+                <w:rFonts w:ascii="Cambria" w:hAnsi="Cambria"/>
+              </w:rPr>
+            </w:pPr>
+          </w:p>
+        </w:tc>
+        <w:tc>
+          <w:tcPr>
+            <w:tcW w:w="1733" w:type="dxa"/>
+            <w:vMerge/>
+          </w:tcPr>
+          <w:p>
+            <w:pPr>
+              <w:spacing w:line="276" w:lineRule="auto"/>
+              <w:rPr>
+                <w:rFonts w:ascii="Cambria" w:hAnsi="Cambria"/>
+              </w:rPr>
+            </w:pPr>
+          </w:p>
+        </w:tc>
+        <w:tc>
+          <w:tcPr>
+            <w:tcW w:w="2861" w:type="dxa"/>
+          </w:tcPr>
+          <w:p>
+            <w:pPr>
+              <w:spacing w:line="276" w:lineRule="auto"/>
+              <w:rPr>
+                <w:rFonts w:ascii="Cambria" w:hAnsi="Cambria"/>
+              </w:rPr>
+            </w:pPr>
+            <w:r>
+              <w:rPr>
+                <w:rFonts w:ascii="Cambria" w:hAnsi="Cambria"/>
+              </w:rPr>
+              <w:t>Windsor and Maidenhead</w:t>
+            </w:r>
+          </w:p>
+        </w:tc>
+        <w:tc>
+          <w:tcPr>
+            <w:tcW w:w="1896" w:type="dxa"/>
+          </w:tcPr>
+          <w:p>
+            <w:pPr>
+              <w:spacing w:line="276" w:lineRule="auto"/>
+              <w:rPr>
+                <w:rFonts w:ascii="Cambria" w:hAnsi="Cambria"/>
+              </w:rPr>
+            </w:pPr>
+            <w:r>
+              <w:rPr>
+                <w:rFonts w:ascii="Cambria" w:hAnsi="Cambria"/>
+              </w:rPr>
+              <w:t>198</w:t>
+            </w:r>
+          </w:p>
+        </w:tc>
+      </w:tr>
+      <w:tr>
+        <w:trPr>
+          <w:trHeight w:val="31"/>
+        </w:trPr>
+        <w:tc>
+          <w:tcPr>
+            <w:tcW w:w="1806" w:type="dxa"/>
+            <w:vMerge/>
+          </w:tcPr>
+          <w:p>
+            <w:pPr>
+              <w:spacing w:line="276" w:lineRule="auto"/>
+              <w:rPr>
+                <w:rFonts w:ascii="Cambria" w:hAnsi="Cambria"/>
+              </w:rPr>
+            </w:pPr>
+          </w:p>
+        </w:tc>
+        <w:tc>
+          <w:tcPr>
+            <w:tcW w:w="1733" w:type="dxa"/>
+            <w:vMerge/>
+          </w:tcPr>
+          <w:p>
+            <w:pPr>
+              <w:spacing w:line="276" w:lineRule="auto"/>
+              <w:rPr>
+                <w:rFonts w:ascii="Cambria" w:hAnsi="Cambria"/>
+              </w:rPr>
+            </w:pPr>
+          </w:p>
+        </w:tc>
+        <w:tc>
+          <w:tcPr>
+            <w:tcW w:w="2861" w:type="dxa"/>
+          </w:tcPr>
+          <w:p>
+            <w:pPr>
+              <w:spacing w:line="276" w:lineRule="auto"/>
+              <w:rPr>
+                <w:rFonts w:ascii="Cambria" w:hAnsi="Cambria"/>
+              </w:rPr>
+            </w:pPr>
+            <w:r>
+              <w:rPr>
+                <w:rFonts w:ascii="Cambria" w:hAnsi="Cambria"/>
+              </w:rPr>
+              <w:t>Wokingham</w:t>
+            </w:r>
+          </w:p>
+        </w:tc>
+        <w:tc>
+          <w:tcPr>
+            <w:tcW w:w="1896" w:type="dxa"/>
+          </w:tcPr>
+          <w:p>
+            <w:pPr>
+              <w:spacing w:line="276" w:lineRule="auto"/>
+              <w:rPr>
+                <w:rFonts w:ascii="Cambria" w:hAnsi="Cambria"/>
+              </w:rPr>
+            </w:pPr>
+            <w:r>
+              <w:rPr>
+                <w:rFonts w:ascii="Cambria" w:hAnsi="Cambria"/>
+              </w:rPr>
+              <w:t>179</w:t>
+            </w:r>
+          </w:p>
+        </w:tc>
+      </w:tr>
+      <w:tr>
+        <w:trPr>
+          <w:trHeight w:val="31"/>
+        </w:trPr>
+        <w:tc>
+          <w:tcPr>
+            <w:tcW w:w="1806" w:type="dxa"/>
+            <w:vMerge/>
+          </w:tcPr>
+          <w:p>
+            <w:pPr>
+              <w:spacing w:line="276" w:lineRule="auto"/>
+              <w:rPr>
+                <w:rFonts w:ascii="Cambria" w:hAnsi="Cambria"/>
+              </w:rPr>
+            </w:pPr>
+          </w:p>
+        </w:tc>
+        <w:tc>
+          <w:tcPr>
+            <w:tcW w:w="1733" w:type="dxa"/>
+            <w:vMerge/>
+          </w:tcPr>
+          <w:p>
+            <w:pPr>
+              <w:spacing w:line="276" w:lineRule="auto"/>
+              <w:rPr>
+                <w:rFonts w:ascii="Cambria" w:hAnsi="Cambria"/>
+              </w:rPr>
+            </w:pPr>
+          </w:p>
+        </w:tc>
+        <w:tc>
+          <w:tcPr>
+            <w:tcW w:w="2861" w:type="dxa"/>
+          </w:tcPr>
+          <w:p>
+            <w:pPr>
+              <w:spacing w:line="276" w:lineRule="auto"/>
+              <w:rPr>
+                <w:rFonts w:ascii="Cambria" w:hAnsi="Cambria"/>
+              </w:rPr>
+            </w:pPr>
+            <w:r>
+              <w:rPr>
+                <w:rFonts w:ascii="Cambria" w:hAnsi="Cambria"/>
+              </w:rPr>
+              <w:t>Medway</w:t>
+            </w:r>
+          </w:p>
+        </w:tc>
+        <w:tc>
+          <w:tcPr>
+            <w:tcW w:w="1896" w:type="dxa"/>
+          </w:tcPr>
+          <w:p>
+            <w:pPr>
+              <w:spacing w:line="276" w:lineRule="auto"/>
+              <w:rPr>
+                <w:rFonts w:ascii="Cambria" w:hAnsi="Cambria"/>
+              </w:rPr>
+            </w:pPr>
+            <w:r>
+              <w:rPr>
+                <w:rFonts w:ascii="Cambria" w:hAnsi="Cambria"/>
+              </w:rPr>
+              <w:t>192</w:t>
+            </w:r>
+          </w:p>
+        </w:tc>
+      </w:tr>
+      <w:tr>
+        <w:trPr>
+          <w:trHeight w:val="31"/>
+        </w:trPr>
+        <w:tc>
+          <w:tcPr>
+            <w:tcW w:w="1806" w:type="dxa"/>
+            <w:vMerge/>
+          </w:tcPr>
+          <w:p>
+            <w:pPr>
+              <w:spacing w:line="276" w:lineRule="auto"/>
+              <w:rPr>
+                <w:rFonts w:ascii="Cambria" w:hAnsi="Cambria"/>
+              </w:rPr>
+            </w:pPr>
+          </w:p>
+        </w:tc>
+        <w:tc>
+          <w:tcPr>
+            <w:tcW w:w="1733" w:type="dxa"/>
+            <w:vMerge/>
+          </w:tcPr>
+          <w:p>
+            <w:pPr>
+              <w:spacing w:line="276" w:lineRule="auto"/>
+              <w:rPr>
+                <w:rFonts w:ascii="Cambria" w:hAnsi="Cambria"/>
+              </w:rPr>
+            </w:pPr>
+          </w:p>
+        </w:tc>
+        <w:tc>
+          <w:tcPr>
+            <w:tcW w:w="2861" w:type="dxa"/>
+          </w:tcPr>
+          <w:p>
+            <w:pPr>
+              <w:spacing w:line="276" w:lineRule="auto"/>
+              <w:rPr>
+                <w:rFonts w:ascii="Cambria" w:hAnsi="Cambria"/>
+              </w:rPr>
+            </w:pPr>
+            <w:r>
+              <w:rPr>
+                <w:rFonts w:ascii="Cambria" w:hAnsi="Cambria"/>
+              </w:rPr>
+              <w:t>Brighton and Hove</w:t>
+            </w:r>
+          </w:p>
+        </w:tc>
+        <w:tc>
+          <w:tcPr>
+            <w:tcW w:w="1896" w:type="dxa"/>
+          </w:tcPr>
+          <w:p>
+            <w:pPr>
+              <w:spacing w:line="276" w:lineRule="auto"/>
+              <w:rPr>
+                <w:rFonts w:ascii="Cambria" w:hAnsi="Cambria"/>
+              </w:rPr>
+            </w:pPr>
+            <w:r>
+              <w:rPr>
+                <w:rFonts w:ascii="Cambria" w:hAnsi="Cambria"/>
+              </w:rPr>
+              <w:t>83</w:t>
+            </w:r>
+          </w:p>
+        </w:tc>
+      </w:tr>
+      <w:tr>
+        <w:trPr>
+          <w:trHeight w:val="31"/>
+        </w:trPr>
+        <w:tc>
+          <w:tcPr>
+            <w:tcW w:w="1806" w:type="dxa"/>
+            <w:vMerge/>
+          </w:tcPr>
+          <w:p>
+            <w:pPr>
+              <w:spacing w:line="276" w:lineRule="auto"/>
+              <w:rPr>
+                <w:rFonts w:ascii="Cambria" w:hAnsi="Cambria"/>
+              </w:rPr>
+            </w:pPr>
+          </w:p>
+        </w:tc>
+        <w:tc>
+          <w:tcPr>
+            <w:tcW w:w="1733" w:type="dxa"/>
+            <w:vMerge/>
+          </w:tcPr>
+          <w:p>
+            <w:pPr>
+              <w:spacing w:line="276" w:lineRule="auto"/>
+              <w:rPr>
+                <w:rFonts w:ascii="Cambria" w:hAnsi="Cambria"/>
+              </w:rPr>
+            </w:pPr>
+          </w:p>
+        </w:tc>
+        <w:tc>
+          <w:tcPr>
+            <w:tcW w:w="2861" w:type="dxa"/>
+          </w:tcPr>
+          <w:p>
+            <w:pPr>
+              <w:spacing w:line="276" w:lineRule="auto"/>
+              <w:rPr>
+                <w:rFonts w:ascii="Cambria" w:hAnsi="Cambria"/>
+              </w:rPr>
+            </w:pPr>
+            <w:r>
+              <w:rPr>
+                <w:rFonts w:ascii="Cambria" w:hAnsi="Cambria"/>
+              </w:rPr>
+              <w:t>Portsmouth</w:t>
+            </w:r>
+          </w:p>
+        </w:tc>
+        <w:tc>
+          <w:tcPr>
+            <w:tcW w:w="1896" w:type="dxa"/>
+          </w:tcPr>
+          <w:p>
+            <w:pPr>
+              <w:spacing w:line="276" w:lineRule="auto"/>
+              <w:rPr>
+                <w:rFonts w:ascii="Cambria" w:hAnsi="Cambria"/>
+              </w:rPr>
+            </w:pPr>
+            <w:r>
+              <w:rPr>
+                <w:rFonts w:ascii="Cambria" w:hAnsi="Cambria"/>
+              </w:rPr>
+              <w:t>40</w:t>
+            </w:r>
+          </w:p>
+        </w:tc>
+      </w:tr>
+      <w:tr>
+        <w:trPr>
+          <w:trHeight w:val="31"/>
+        </w:trPr>
+        <w:tc>
+          <w:tcPr>
+            <w:tcW w:w="1806" w:type="dxa"/>
+            <w:vMerge/>
+          </w:tcPr>
+          <w:p>
+            <w:pPr>
+              <w:spacing w:line="276" w:lineRule="auto"/>
+              <w:rPr>
+                <w:rFonts w:ascii="Cambria" w:hAnsi="Cambria"/>
+              </w:rPr>
+            </w:pPr>
+          </w:p>
+        </w:tc>
+        <w:tc>
+          <w:tcPr>
+            <w:tcW w:w="1733" w:type="dxa"/>
+            <w:vMerge/>
+          </w:tcPr>
+          <w:p>
+            <w:pPr>
+              <w:spacing w:line="276" w:lineRule="auto"/>
+              <w:rPr>
+                <w:rFonts w:ascii="Cambria" w:hAnsi="Cambria"/>
+              </w:rPr>
+            </w:pPr>
+          </w:p>
+        </w:tc>
+        <w:tc>
+          <w:tcPr>
+            <w:tcW w:w="2861" w:type="dxa"/>
+          </w:tcPr>
+          <w:p>
+            <w:pPr>
+              <w:spacing w:line="276" w:lineRule="auto"/>
+              <w:rPr>
+                <w:rFonts w:ascii="Cambria" w:hAnsi="Cambria"/>
+              </w:rPr>
+            </w:pPr>
+            <w:r>
+              <w:rPr>
+                <w:rFonts w:ascii="Cambria" w:hAnsi="Cambria"/>
+              </w:rPr>
+              <w:t>Southampton</w:t>
+            </w:r>
+          </w:p>
+        </w:tc>
+        <w:tc>
+          <w:tcPr>
+            <w:tcW w:w="1896" w:type="dxa"/>
+          </w:tcPr>
+          <w:p>
+            <w:pPr>
+              <w:spacing w:line="276" w:lineRule="auto"/>
+              <w:rPr>
+                <w:rFonts w:ascii="Cambria" w:hAnsi="Cambria"/>
+              </w:rPr>
+            </w:pPr>
+            <w:r>
+              <w:rPr>
+                <w:rFonts w:ascii="Cambria" w:hAnsi="Cambria"/>
+              </w:rPr>
+              <w:t>20</w:t>
+            </w:r>
+          </w:p>
+        </w:tc>
+      </w:tr>
+      <w:tr>
+        <w:trPr>
+          <w:trHeight w:val="31"/>
+        </w:trPr>
+        <w:tc>
+          <w:tcPr>
+            <w:tcW w:w="1806" w:type="dxa"/>
+            <w:vMerge/>
+          </w:tcPr>
+          <w:p>
+            <w:pPr>
+              <w:spacing w:line="276" w:lineRule="auto"/>
+              <w:rPr>
+                <w:rFonts w:ascii="Cambria" w:hAnsi="Cambria"/>
+              </w:rPr>
+            </w:pPr>
+          </w:p>
+        </w:tc>
+        <w:tc>
+          <w:tcPr>
+            <w:tcW w:w="1733" w:type="dxa"/>
+            <w:vMerge/>
+          </w:tcPr>
+          <w:p>
+            <w:pPr>
+              <w:spacing w:line="276" w:lineRule="auto"/>
+              <w:rPr>
+                <w:rFonts w:ascii="Cambria" w:hAnsi="Cambria"/>
+              </w:rPr>
+            </w:pPr>
+          </w:p>
+        </w:tc>
+        <w:tc>
+          <w:tcPr>
+            <w:tcW w:w="2861" w:type="dxa"/>
+          </w:tcPr>
+          <w:p>
+            <w:pPr>
+              <w:spacing w:line="276" w:lineRule="auto"/>
+              <w:rPr>
+                <w:rFonts w:ascii="Cambria" w:hAnsi="Cambria"/>
+              </w:rPr>
+            </w:pPr>
+            <w:r>
+              <w:rPr>
+                <w:rFonts w:ascii="Cambria" w:hAnsi="Cambria"/>
+              </w:rPr>
+              <w:t>Isle of Wight</w:t>
+            </w:r>
+          </w:p>
+        </w:tc>
+        <w:tc>
+          <w:tcPr>
+            <w:tcW w:w="1896" w:type="dxa"/>
+          </w:tcPr>
+          <w:p>
+            <w:pPr>
+              <w:spacing w:line="276" w:lineRule="auto"/>
+              <w:rPr>
+                <w:rFonts w:ascii="Cambria" w:hAnsi="Cambria"/>
+              </w:rPr>
+            </w:pPr>
+            <w:r>
+              <w:rPr>
+                <w:rFonts w:ascii="Cambria" w:hAnsi="Cambria"/>
+              </w:rPr>
+              <w:t>380</w:t>
+            </w:r>
+          </w:p>
+        </w:tc>
+      </w:tr>
+      <w:tr>
+        <w:trPr>
+          <w:trHeight w:val="31"/>
+        </w:trPr>
+        <w:tc>
+          <w:tcPr>
+            <w:tcW w:w="1806" w:type="dxa"/>
+            <w:vMerge/>
+          </w:tcPr>
+          <w:p>
+            <w:pPr>
+              <w:spacing w:line="276" w:lineRule="auto"/>
+              <w:rPr>
+                <w:rFonts w:ascii="Cambria" w:hAnsi="Cambria"/>
+              </w:rPr>
+            </w:pPr>
+          </w:p>
+        </w:tc>
+        <w:tc>
+          <w:tcPr>
+            <w:tcW w:w="1733" w:type="dxa"/>
+            <w:vMerge/>
+          </w:tcPr>
+          <w:p>
+            <w:pPr>
+              <w:spacing w:line="276" w:lineRule="auto"/>
+              <w:rPr>
+                <w:rFonts w:ascii="Cambria" w:hAnsi="Cambria"/>
+              </w:rPr>
+            </w:pPr>
+          </w:p>
+        </w:tc>
+        <w:tc>
+          <w:tcPr>
+            <w:tcW w:w="2861" w:type="dxa"/>
+          </w:tcPr>
+          <w:p>
+            <w:pPr>
+              <w:spacing w:line="276" w:lineRule="auto"/>
+              <w:rPr>
+                <w:rFonts w:ascii="Cambria" w:hAnsi="Cambria"/>
+              </w:rPr>
+            </w:pPr>
+            <w:r>
+              <w:rPr>
+                <w:rFonts w:ascii="Cambria" w:hAnsi="Cambria"/>
+              </w:rPr>
+              <w:t>Buckinghamshire</w:t>
+            </w:r>
+          </w:p>
+        </w:tc>
+        <w:tc>
+          <w:tcPr>
+            <w:tcW w:w="1896" w:type="dxa"/>
+          </w:tcPr>
+          <w:p>
+            <w:pPr>
+              <w:spacing w:line="276" w:lineRule="auto"/>
+              <w:rPr>
+                <w:rFonts w:ascii="Cambria" w:hAnsi="Cambria"/>
+              </w:rPr>
+            </w:pPr>
+            <w:r>
+              <w:rPr>
+                <w:rFonts w:ascii="Cambria" w:hAnsi="Cambria"/>
+              </w:rPr>
+              <w:t>1874</w:t>
+            </w:r>
+          </w:p>
+        </w:tc>
+      </w:tr>
+      <w:tr>
+        <w:trPr>
+          <w:trHeight w:val="24"/>
+        </w:trPr>
+        <w:tc>
+          <w:tcPr>
+            <w:tcW w:w="1806" w:type="dxa"/>
+            <w:vMerge w:val="restart"/>
+          </w:tcPr>
+          <w:p>
+            <w:pPr>
+              <w:spacing w:line="276" w:lineRule="auto"/>
+              <w:rPr>
+                <w:rFonts w:ascii="Cambria" w:hAnsi="Cambria"/>
+              </w:rPr>
+            </w:pPr>
+            <w:proofErr w:type="gramStart"/>
+            <w:r>
+              <w:rPr>
+                <w:rFonts w:ascii="Cambria" w:hAnsi="Cambria"/>
+              </w:rPr>
+              <w:t>South West</w:t>
+            </w:r>
+            <w:proofErr w:type="gramEnd"/>
+            <w:r>
+              <w:rPr>
+                <w:rFonts w:ascii="Cambria" w:hAnsi="Cambria"/>
+              </w:rPr>
+              <w:t xml:space="preserve"> England</w:t>
+            </w:r>
+          </w:p>
+        </w:tc>
+        <w:tc>
+          <w:tcPr>
+            <w:tcW w:w="1733" w:type="dxa"/>
+            <w:vMerge w:val="restart"/>
+          </w:tcPr>
+          <w:p>
+            <w:pPr>
+              <w:spacing w:line="276" w:lineRule="auto"/>
+              <w:rPr>
+                <w:rFonts w:ascii="Cambria" w:hAnsi="Cambria"/>
+              </w:rPr>
+            </w:pPr>
+            <w:r>
+              <w:rPr>
+                <w:rFonts w:ascii="Cambria" w:hAnsi="Cambria"/>
+              </w:rPr>
+              <w:t>Non-metropolitan County</w:t>
+            </w:r>
+          </w:p>
+        </w:tc>
+        <w:tc>
+          <w:tcPr>
+            <w:tcW w:w="2861" w:type="dxa"/>
+          </w:tcPr>
+          <w:p>
+            <w:pPr>
+              <w:spacing w:line="276" w:lineRule="auto"/>
+              <w:rPr>
+                <w:rFonts w:ascii="Cambria" w:hAnsi="Cambria"/>
+              </w:rPr>
+            </w:pPr>
+            <w:r>
+              <w:rPr>
+                <w:rFonts w:ascii="Cambria" w:hAnsi="Cambria"/>
+              </w:rPr>
+              <w:t>Gloucestershire</w:t>
+            </w:r>
+          </w:p>
+        </w:tc>
+        <w:tc>
+          <w:tcPr>
+            <w:tcW w:w="1896" w:type="dxa"/>
+          </w:tcPr>
+          <w:p>
+            <w:pPr>
+              <w:spacing w:line="276" w:lineRule="auto"/>
+              <w:rPr>
+                <w:rFonts w:ascii="Cambria" w:hAnsi="Cambria"/>
+              </w:rPr>
+            </w:pPr>
+            <w:r>
+              <w:rPr>
+                <w:rFonts w:ascii="Cambria" w:hAnsi="Cambria"/>
+              </w:rPr>
+              <w:t>3150</w:t>
+            </w:r>
+          </w:p>
+        </w:tc>
+      </w:tr>
+      <w:tr>
+        <w:trPr>
+          <w:trHeight w:val="24"/>
+        </w:trPr>
+        <w:tc>
+          <w:tcPr>
+            <w:tcW w:w="1806" w:type="dxa"/>
+            <w:vMerge/>
+          </w:tcPr>
+          <w:p>
+            <w:pPr>
+              <w:spacing w:line="276" w:lineRule="auto"/>
+              <w:rPr>
+                <w:rFonts w:ascii="Cambria" w:hAnsi="Cambria"/>
+              </w:rPr>
+            </w:pPr>
+          </w:p>
+        </w:tc>
+        <w:tc>
+          <w:tcPr>
+            <w:tcW w:w="1733" w:type="dxa"/>
+            <w:vMerge/>
+          </w:tcPr>
+          <w:p>
+            <w:pPr>
+              <w:spacing w:line="276" w:lineRule="auto"/>
+              <w:rPr>
+                <w:rFonts w:ascii="Cambria" w:hAnsi="Cambria"/>
+              </w:rPr>
+            </w:pPr>
+          </w:p>
+        </w:tc>
+        <w:tc>
+          <w:tcPr>
+            <w:tcW w:w="2861" w:type="dxa"/>
+          </w:tcPr>
+          <w:p>
+            <w:pPr>
+              <w:spacing w:line="276" w:lineRule="auto"/>
+              <w:rPr>
+                <w:rFonts w:ascii="Cambria" w:hAnsi="Cambria"/>
+              </w:rPr>
+            </w:pPr>
+            <w:r>
+              <w:rPr>
+                <w:rFonts w:ascii="Cambria" w:hAnsi="Cambria"/>
+              </w:rPr>
+              <w:t>Wiltshire</w:t>
+            </w:r>
+          </w:p>
+        </w:tc>
+        <w:tc>
+          <w:tcPr>
+            <w:tcW w:w="1896" w:type="dxa"/>
+          </w:tcPr>
+          <w:p>
+            <w:pPr>
+              <w:spacing w:line="276" w:lineRule="auto"/>
+              <w:rPr>
+                <w:rFonts w:ascii="Cambria" w:hAnsi="Cambria"/>
+              </w:rPr>
+            </w:pPr>
+            <w:r>
+              <w:rPr>
+                <w:rFonts w:ascii="Cambria" w:hAnsi="Cambria"/>
+              </w:rPr>
+              <w:t>3485</w:t>
+            </w:r>
+          </w:p>
+        </w:tc>
+      </w:tr>
+      <w:tr>
+        <w:trPr>
+          <w:trHeight w:val="24"/>
+        </w:trPr>
+        <w:tc>
+          <w:tcPr>
+            <w:tcW w:w="1806" w:type="dxa"/>
+            <w:vMerge/>
+          </w:tcPr>
+          <w:p>
+            <w:pPr>
+              <w:spacing w:line="276" w:lineRule="auto"/>
+              <w:rPr>
+                <w:rFonts w:ascii="Cambria" w:hAnsi="Cambria"/>
+              </w:rPr>
+            </w:pPr>
+          </w:p>
+        </w:tc>
+        <w:tc>
+          <w:tcPr>
+            <w:tcW w:w="1733" w:type="dxa"/>
+            <w:vMerge/>
+          </w:tcPr>
+          <w:p>
+            <w:pPr>
+              <w:spacing w:line="276" w:lineRule="auto"/>
+              <w:rPr>
+                <w:rFonts w:ascii="Cambria" w:hAnsi="Cambria"/>
+              </w:rPr>
+            </w:pPr>
+          </w:p>
+        </w:tc>
+        <w:tc>
+          <w:tcPr>
+            <w:tcW w:w="2861" w:type="dxa"/>
+          </w:tcPr>
+          <w:p>
+            <w:pPr>
+              <w:spacing w:line="276" w:lineRule="auto"/>
+              <w:rPr>
+                <w:rFonts w:ascii="Cambria" w:hAnsi="Cambria"/>
+              </w:rPr>
+            </w:pPr>
+            <w:r>
+              <w:rPr>
+                <w:rFonts w:ascii="Cambria" w:hAnsi="Cambria"/>
+              </w:rPr>
+              <w:t>Somerset</w:t>
+            </w:r>
+          </w:p>
+        </w:tc>
+        <w:tc>
+          <w:tcPr>
+            <w:tcW w:w="1896" w:type="dxa"/>
+          </w:tcPr>
+          <w:p>
+            <w:pPr>
+              <w:spacing w:line="276" w:lineRule="auto"/>
+              <w:rPr>
+                <w:rFonts w:ascii="Cambria" w:hAnsi="Cambria"/>
+              </w:rPr>
+            </w:pPr>
+            <w:r>
+              <w:rPr>
+                <w:rFonts w:ascii="Cambria" w:hAnsi="Cambria"/>
+              </w:rPr>
+              <w:t>4171</w:t>
+            </w:r>
+          </w:p>
+        </w:tc>
+      </w:tr>
+      <w:tr>
+        <w:trPr>
+          <w:trHeight w:val="24"/>
+        </w:trPr>
+        <w:tc>
+          <w:tcPr>
+            <w:tcW w:w="1806" w:type="dxa"/>
+            <w:vMerge/>
+          </w:tcPr>
+          <w:p>
+            <w:pPr>
+              <w:spacing w:line="276" w:lineRule="auto"/>
+              <w:rPr>
+                <w:rFonts w:ascii="Cambria" w:hAnsi="Cambria"/>
+              </w:rPr>
+            </w:pPr>
+          </w:p>
+        </w:tc>
+        <w:tc>
+          <w:tcPr>
+            <w:tcW w:w="1733" w:type="dxa"/>
+            <w:vMerge/>
+          </w:tcPr>
+          <w:p>
+            <w:pPr>
+              <w:spacing w:line="276" w:lineRule="auto"/>
+              <w:rPr>
+                <w:rFonts w:ascii="Cambria" w:hAnsi="Cambria"/>
+              </w:rPr>
+            </w:pPr>
+          </w:p>
+        </w:tc>
+        <w:tc>
+          <w:tcPr>
+            <w:tcW w:w="2861" w:type="dxa"/>
+          </w:tcPr>
+          <w:p>
+            <w:pPr>
+              <w:spacing w:line="276" w:lineRule="auto"/>
+              <w:rPr>
+                <w:rFonts w:ascii="Cambria" w:hAnsi="Cambria"/>
+              </w:rPr>
+            </w:pPr>
+            <w:r>
+              <w:rPr>
+                <w:rFonts w:ascii="Cambria" w:hAnsi="Cambria"/>
+              </w:rPr>
+              <w:t>Dorset</w:t>
+            </w:r>
+          </w:p>
+        </w:tc>
+        <w:tc>
+          <w:tcPr>
+            <w:tcW w:w="1896" w:type="dxa"/>
+          </w:tcPr>
+          <w:p>
+            <w:pPr>
+              <w:spacing w:line="276" w:lineRule="auto"/>
+              <w:rPr>
+                <w:rFonts w:ascii="Cambria" w:hAnsi="Cambria"/>
+              </w:rPr>
+            </w:pPr>
+            <w:r>
+              <w:rPr>
+                <w:rFonts w:ascii="Cambria" w:hAnsi="Cambria"/>
+              </w:rPr>
+              <w:t>2653</w:t>
+            </w:r>
+          </w:p>
+        </w:tc>
+      </w:tr>
+      <w:tr>
+        <w:trPr>
+          <w:trHeight w:val="24"/>
+        </w:trPr>
+        <w:tc>
+          <w:tcPr>
+            <w:tcW w:w="1806" w:type="dxa"/>
+            <w:vMerge/>
+          </w:tcPr>
+          <w:p>
+            <w:pPr>
+              <w:spacing w:line="276" w:lineRule="auto"/>
+              <w:rPr>
+                <w:rFonts w:ascii="Cambria" w:hAnsi="Cambria"/>
+              </w:rPr>
+            </w:pPr>
+          </w:p>
+        </w:tc>
+        <w:tc>
+          <w:tcPr>
+            <w:tcW w:w="1733" w:type="dxa"/>
+            <w:vMerge/>
+          </w:tcPr>
+          <w:p>
+            <w:pPr>
+              <w:spacing w:line="276" w:lineRule="auto"/>
+              <w:rPr>
+                <w:rFonts w:ascii="Cambria" w:hAnsi="Cambria"/>
+              </w:rPr>
+            </w:pPr>
+          </w:p>
+        </w:tc>
+        <w:tc>
+          <w:tcPr>
+            <w:tcW w:w="2861" w:type="dxa"/>
+          </w:tcPr>
+          <w:p>
+            <w:pPr>
+              <w:spacing w:line="276" w:lineRule="auto"/>
+              <w:rPr>
+                <w:rFonts w:ascii="Cambria" w:hAnsi="Cambria"/>
+              </w:rPr>
+            </w:pPr>
+            <w:r>
+              <w:rPr>
+                <w:rFonts w:ascii="Cambria" w:hAnsi="Cambria"/>
+              </w:rPr>
+              <w:t>Devon</w:t>
+            </w:r>
+          </w:p>
+        </w:tc>
+        <w:tc>
+          <w:tcPr>
+            <w:tcW w:w="1896" w:type="dxa"/>
+          </w:tcPr>
+          <w:p>
+            <w:pPr>
+              <w:spacing w:line="276" w:lineRule="auto"/>
+              <w:rPr>
+                <w:rFonts w:ascii="Cambria" w:hAnsi="Cambria"/>
+              </w:rPr>
+            </w:pPr>
+            <w:r>
+              <w:rPr>
+                <w:rFonts w:ascii="Cambria" w:hAnsi="Cambria"/>
+              </w:rPr>
+              <w:t>6707</w:t>
+            </w:r>
+          </w:p>
+        </w:tc>
+      </w:tr>
+      <w:tr>
+        <w:trPr>
+          <w:trHeight w:val="24"/>
+        </w:trPr>
+        <w:tc>
+          <w:tcPr>
+            <w:tcW w:w="1806" w:type="dxa"/>
+            <w:vMerge/>
+          </w:tcPr>
+          <w:p>
+            <w:pPr>
+              <w:spacing w:line="276" w:lineRule="auto"/>
+              <w:rPr>
+                <w:rFonts w:ascii="Cambria" w:hAnsi="Cambria"/>
+              </w:rPr>
+            </w:pPr>
+          </w:p>
+        </w:tc>
+        <w:tc>
+          <w:tcPr>
+            <w:tcW w:w="1733" w:type="dxa"/>
+            <w:vMerge/>
+          </w:tcPr>
+          <w:p>
+            <w:pPr>
+              <w:spacing w:line="276" w:lineRule="auto"/>
+              <w:rPr>
+                <w:rFonts w:ascii="Cambria" w:hAnsi="Cambria"/>
+              </w:rPr>
+            </w:pPr>
+          </w:p>
+        </w:tc>
+        <w:tc>
+          <w:tcPr>
+            <w:tcW w:w="2861" w:type="dxa"/>
+          </w:tcPr>
+          <w:p>
+            <w:pPr>
+              <w:spacing w:line="276" w:lineRule="auto"/>
+              <w:rPr>
+                <w:rFonts w:ascii="Cambria" w:hAnsi="Cambria"/>
+              </w:rPr>
+            </w:pPr>
+            <w:r>
+              <w:rPr>
+                <w:rFonts w:ascii="Cambria" w:hAnsi="Cambria"/>
+              </w:rPr>
+              <w:t>Cornwall</w:t>
+            </w:r>
+          </w:p>
+        </w:tc>
+        <w:tc>
+          <w:tcPr>
+            <w:tcW w:w="1896" w:type="dxa"/>
+          </w:tcPr>
+          <w:p>
+            <w:pPr>
+              <w:spacing w:line="276" w:lineRule="auto"/>
+              <w:rPr>
+                <w:rFonts w:ascii="Cambria" w:hAnsi="Cambria"/>
+              </w:rPr>
+            </w:pPr>
+            <w:r>
+              <w:rPr>
+                <w:rFonts w:ascii="Cambria" w:hAnsi="Cambria"/>
+              </w:rPr>
+              <w:t>3563</w:t>
+            </w:r>
+          </w:p>
+        </w:tc>
+      </w:tr>
+      <w:tr>
+        <w:trPr>
+          <w:trHeight w:val="24"/>
+        </w:trPr>
+        <w:tc>
+          <w:tcPr>
+            <w:tcW w:w="1806" w:type="dxa"/>
+            <w:vMerge/>
+          </w:tcPr>
+          <w:p>
+            <w:pPr>
+              <w:spacing w:line="276" w:lineRule="auto"/>
+              <w:rPr>
+                <w:rFonts w:ascii="Cambria" w:hAnsi="Cambria"/>
+              </w:rPr>
+            </w:pPr>
+          </w:p>
+        </w:tc>
+        <w:tc>
+          <w:tcPr>
+            <w:tcW w:w="1733" w:type="dxa"/>
+            <w:vMerge/>
+          </w:tcPr>
+          <w:p>
+            <w:pPr>
+              <w:spacing w:line="276" w:lineRule="auto"/>
+              <w:rPr>
+                <w:rFonts w:ascii="Cambria" w:hAnsi="Cambria"/>
+              </w:rPr>
+            </w:pPr>
+          </w:p>
+        </w:tc>
+        <w:tc>
+          <w:tcPr>
+            <w:tcW w:w="2861" w:type="dxa"/>
+          </w:tcPr>
+          <w:p>
+            <w:pPr>
+              <w:spacing w:line="276" w:lineRule="auto"/>
+              <w:rPr>
+                <w:rFonts w:ascii="Cambria" w:hAnsi="Cambria"/>
+              </w:rPr>
+            </w:pPr>
+            <w:r>
+              <w:rPr>
+                <w:rFonts w:ascii="Cambria" w:hAnsi="Cambria"/>
+              </w:rPr>
+              <w:t>Avon</w:t>
+            </w:r>
+          </w:p>
+        </w:tc>
+        <w:tc>
+          <w:tcPr>
+            <w:tcW w:w="1896" w:type="dxa"/>
+          </w:tcPr>
+          <w:p>
+            <w:pPr>
+              <w:spacing w:line="276" w:lineRule="auto"/>
+              <w:rPr>
+                <w:rFonts w:ascii="Cambria" w:hAnsi="Cambria"/>
+              </w:rPr>
+            </w:pPr>
+            <w:r>
+              <w:rPr>
+                <w:rFonts w:ascii="Cambria" w:hAnsi="Cambria"/>
+              </w:rPr>
+              <w:t>1342</w:t>
+            </w:r>
+          </w:p>
+        </w:tc>
+      </w:tr>
+      <w:tr>
+        <w:trPr>
+          <w:trHeight w:val="24"/>
+        </w:trPr>
+        <w:tc>
+          <w:tcPr>
+            <w:tcW w:w="1806" w:type="dxa"/>
+            <w:vMerge/>
+          </w:tcPr>
+          <w:p>
+            <w:pPr>
+              <w:spacing w:line="276" w:lineRule="auto"/>
+              <w:rPr>
+                <w:rFonts w:ascii="Cambria" w:hAnsi="Cambria"/>
+              </w:rPr>
+            </w:pPr>
+          </w:p>
+        </w:tc>
+        <w:tc>
+          <w:tcPr>
+            <w:tcW w:w="1733" w:type="dxa"/>
+            <w:vMerge w:val="restart"/>
+          </w:tcPr>
+          <w:p>
+            <w:pPr>
+              <w:spacing w:line="276" w:lineRule="auto"/>
+              <w:rPr>
+                <w:rFonts w:ascii="Cambria" w:hAnsi="Cambria"/>
+              </w:rPr>
+            </w:pPr>
+            <w:r>
+              <w:rPr>
+                <w:rFonts w:ascii="Cambria" w:hAnsi="Cambria"/>
+              </w:rPr>
+              <w:t>Unitary Authority</w:t>
+            </w:r>
+          </w:p>
+        </w:tc>
+        <w:tc>
+          <w:tcPr>
+            <w:tcW w:w="2861" w:type="dxa"/>
+          </w:tcPr>
+          <w:p>
+            <w:pPr>
+              <w:spacing w:line="276" w:lineRule="auto"/>
+              <w:rPr>
+                <w:rFonts w:ascii="Cambria" w:hAnsi="Cambria"/>
+              </w:rPr>
+            </w:pPr>
+            <w:r>
+              <w:rPr>
+                <w:rFonts w:ascii="Cambria" w:hAnsi="Cambria"/>
+              </w:rPr>
+              <w:t xml:space="preserve">South </w:t>
+            </w:r>
+            <w:r>
+              <w:rPr>
+                <w:rFonts w:ascii="Cambria" w:hAnsi="Cambria"/>
+              </w:rPr>
+              <w:t>Gloucestershire</w:t>
+            </w:r>
+          </w:p>
+        </w:tc>
+        <w:tc>
+          <w:tcPr>
+            <w:tcW w:w="1896" w:type="dxa"/>
+          </w:tcPr>
+          <w:p>
+            <w:pPr>
+              <w:spacing w:line="276" w:lineRule="auto"/>
+              <w:rPr>
+                <w:rFonts w:ascii="Cambria" w:hAnsi="Cambria"/>
+              </w:rPr>
+            </w:pPr>
+            <w:r>
+              <w:rPr>
+                <w:rFonts w:ascii="Cambria" w:hAnsi="Cambria"/>
+              </w:rPr>
+              <w:t>497</w:t>
+            </w:r>
+          </w:p>
+        </w:tc>
+      </w:tr>
+      <w:tr>
+        <w:trPr>
+          <w:trHeight w:val="24"/>
+        </w:trPr>
+        <w:tc>
+          <w:tcPr>
+            <w:tcW w:w="1806" w:type="dxa"/>
+            <w:vMerge/>
+          </w:tcPr>
+          <w:p>
+            <w:pPr>
+              <w:spacing w:line="276" w:lineRule="auto"/>
+              <w:rPr>
+                <w:rFonts w:ascii="Cambria" w:hAnsi="Cambria"/>
+              </w:rPr>
+            </w:pPr>
+          </w:p>
+        </w:tc>
+        <w:tc>
+          <w:tcPr>
+            <w:tcW w:w="1733" w:type="dxa"/>
+            <w:vMerge/>
+          </w:tcPr>
+          <w:p>
+            <w:pPr>
+              <w:spacing w:line="276" w:lineRule="auto"/>
+              <w:rPr>
+                <w:rFonts w:ascii="Cambria" w:hAnsi="Cambria"/>
+              </w:rPr>
+            </w:pPr>
+          </w:p>
+        </w:tc>
+        <w:tc>
+          <w:tcPr>
+            <w:tcW w:w="2861" w:type="dxa"/>
+          </w:tcPr>
+          <w:p>
+            <w:pPr>
+              <w:spacing w:line="276" w:lineRule="auto"/>
+              <w:rPr>
+                <w:rFonts w:ascii="Cambria" w:hAnsi="Cambria"/>
+              </w:rPr>
+            </w:pPr>
+            <w:r>
+              <w:rPr>
+                <w:rFonts w:ascii="Cambria" w:hAnsi="Cambria"/>
+              </w:rPr>
+              <w:t>Bristol</w:t>
+            </w:r>
+          </w:p>
+        </w:tc>
+        <w:tc>
+          <w:tcPr>
+            <w:tcW w:w="1896" w:type="dxa"/>
+          </w:tcPr>
+          <w:p>
+            <w:pPr>
+              <w:spacing w:line="276" w:lineRule="auto"/>
+              <w:rPr>
+                <w:rFonts w:ascii="Cambria" w:hAnsi="Cambria"/>
+              </w:rPr>
+            </w:pPr>
+            <w:r>
+              <w:rPr>
+                <w:rFonts w:ascii="Cambria" w:hAnsi="Cambria"/>
+              </w:rPr>
+              <w:t>110</w:t>
+            </w:r>
+          </w:p>
+        </w:tc>
+      </w:tr>
+      <w:tr>
+        <w:trPr>
+          <w:trHeight w:val="24"/>
+        </w:trPr>
+        <w:tc>
+          <w:tcPr>
+            <w:tcW w:w="1806" w:type="dxa"/>
+            <w:vMerge/>
+          </w:tcPr>
+          <w:p>
+            <w:pPr>
+              <w:spacing w:line="276" w:lineRule="auto"/>
+              <w:rPr>
+                <w:rFonts w:ascii="Cambria" w:hAnsi="Cambria"/>
+              </w:rPr>
+            </w:pPr>
+          </w:p>
+        </w:tc>
+        <w:tc>
+          <w:tcPr>
+            <w:tcW w:w="1733" w:type="dxa"/>
+            <w:vMerge/>
+          </w:tcPr>
+          <w:p>
+            <w:pPr>
+              <w:spacing w:line="276" w:lineRule="auto"/>
+              <w:rPr>
+                <w:rFonts w:ascii="Cambria" w:hAnsi="Cambria"/>
+              </w:rPr>
+            </w:pPr>
+          </w:p>
+        </w:tc>
+        <w:tc>
+          <w:tcPr>
+            <w:tcW w:w="2861" w:type="dxa"/>
+          </w:tcPr>
+          <w:p>
+            <w:pPr>
+              <w:spacing w:line="276" w:lineRule="auto"/>
+              <w:rPr>
+                <w:rFonts w:ascii="Cambria" w:hAnsi="Cambria"/>
+              </w:rPr>
+            </w:pPr>
+            <w:r>
+              <w:rPr>
+                <w:rFonts w:ascii="Cambria" w:hAnsi="Cambria"/>
+              </w:rPr>
+              <w:t>Swindon</w:t>
+            </w:r>
+          </w:p>
+        </w:tc>
+        <w:tc>
+          <w:tcPr>
+            <w:tcW w:w="1896" w:type="dxa"/>
+          </w:tcPr>
+          <w:p>
+            <w:pPr>
+              <w:spacing w:line="276" w:lineRule="auto"/>
+              <w:rPr>
+                <w:rFonts w:ascii="Cambria" w:hAnsi="Cambria"/>
+              </w:rPr>
+            </w:pPr>
+            <w:r>
+              <w:rPr>
+                <w:rFonts w:ascii="Cambria" w:hAnsi="Cambria"/>
+              </w:rPr>
+              <w:t>130</w:t>
+            </w:r>
+          </w:p>
+        </w:tc>
+      </w:tr>
+      <w:tr>
+        <w:trPr>
+          <w:trHeight w:val="24"/>
+        </w:trPr>
+        <w:tc>
+          <w:tcPr>
+            <w:tcW w:w="1806" w:type="dxa"/>
+            <w:vMerge/>
+          </w:tcPr>
+          <w:p>
+            <w:pPr>
+              <w:spacing w:line="276" w:lineRule="auto"/>
+              <w:rPr>
+                <w:rFonts w:ascii="Cambria" w:hAnsi="Cambria"/>
+              </w:rPr>
+            </w:pPr>
+          </w:p>
+        </w:tc>
+        <w:tc>
+          <w:tcPr>
+            <w:tcW w:w="1733" w:type="dxa"/>
+            <w:vMerge/>
+          </w:tcPr>
+          <w:p>
+            <w:pPr>
+              <w:spacing w:line="276" w:lineRule="auto"/>
+              <w:rPr>
+                <w:rFonts w:ascii="Cambria" w:hAnsi="Cambria"/>
+              </w:rPr>
+            </w:pPr>
+          </w:p>
+        </w:tc>
+        <w:tc>
+          <w:tcPr>
+            <w:tcW w:w="2861" w:type="dxa"/>
+          </w:tcPr>
+          <w:p>
+            <w:pPr>
+              <w:spacing w:line="276" w:lineRule="auto"/>
+              <w:rPr>
+                <w:rFonts w:ascii="Cambria" w:hAnsi="Cambria"/>
+              </w:rPr>
+            </w:pPr>
+            <w:r>
+              <w:rPr>
+                <w:rFonts w:ascii="Cambria" w:hAnsi="Cambria"/>
+              </w:rPr>
+              <w:t>B</w:t>
+            </w:r>
+            <w:r>
+              <w:rPr>
+                <w:rFonts w:ascii="Cambria" w:hAnsi="Cambria"/>
+              </w:rPr>
+              <w:t xml:space="preserve">ath and </w:t>
+            </w:r>
+            <w:proofErr w:type="gramStart"/>
+            <w:r>
+              <w:rPr>
+                <w:rFonts w:ascii="Cambria" w:hAnsi="Cambria"/>
+              </w:rPr>
+              <w:t>North East</w:t>
+            </w:r>
+            <w:proofErr w:type="gramEnd"/>
+            <w:r>
+              <w:rPr>
+                <w:rFonts w:ascii="Cambria" w:hAnsi="Cambria"/>
+              </w:rPr>
+              <w:t xml:space="preserve"> Somerset</w:t>
+            </w:r>
+          </w:p>
+        </w:tc>
+        <w:tc>
+          <w:tcPr>
+            <w:tcW w:w="1896" w:type="dxa"/>
+          </w:tcPr>
+          <w:p>
+            <w:pPr>
+              <w:spacing w:line="276" w:lineRule="auto"/>
+              <w:rPr>
+                <w:rFonts w:ascii="Cambria" w:hAnsi="Cambria"/>
+              </w:rPr>
+            </w:pPr>
+            <w:r>
+              <w:rPr>
+                <w:rFonts w:ascii="Cambria" w:hAnsi="Cambria"/>
+              </w:rPr>
+              <w:t>136</w:t>
+            </w:r>
+          </w:p>
+        </w:tc>
+      </w:tr>
+      <w:tr>
+        <w:trPr>
+          <w:trHeight w:val="24"/>
+        </w:trPr>
+        <w:tc>
+          <w:tcPr>
+            <w:tcW w:w="1806" w:type="dxa"/>
+            <w:vMerge/>
+          </w:tcPr>
+          <w:p>
+            <w:pPr>
+              <w:spacing w:line="276" w:lineRule="auto"/>
+              <w:rPr>
+                <w:rFonts w:ascii="Cambria" w:hAnsi="Cambria"/>
+              </w:rPr>
+            </w:pPr>
+          </w:p>
+        </w:tc>
+        <w:tc>
+          <w:tcPr>
+            <w:tcW w:w="1733" w:type="dxa"/>
+            <w:vMerge/>
+          </w:tcPr>
+          <w:p>
+            <w:pPr>
+              <w:spacing w:line="276" w:lineRule="auto"/>
+              <w:rPr>
+                <w:rFonts w:ascii="Cambria" w:hAnsi="Cambria"/>
+              </w:rPr>
+            </w:pPr>
+          </w:p>
+        </w:tc>
+        <w:tc>
+          <w:tcPr>
+            <w:tcW w:w="2861" w:type="dxa"/>
+          </w:tcPr>
+          <w:p>
+            <w:pPr>
+              <w:spacing w:line="276" w:lineRule="auto"/>
+              <w:rPr>
+                <w:rFonts w:ascii="Cambria" w:hAnsi="Cambria"/>
+              </w:rPr>
+            </w:pPr>
+            <w:r>
+              <w:rPr>
+                <w:rFonts w:ascii="Cambria" w:hAnsi="Cambria"/>
+              </w:rPr>
+              <w:t>North Somerset</w:t>
+            </w:r>
+          </w:p>
+        </w:tc>
+        <w:tc>
+          <w:tcPr>
+            <w:tcW w:w="1896" w:type="dxa"/>
+          </w:tcPr>
+          <w:p>
+            <w:pPr>
+              <w:spacing w:line="276" w:lineRule="auto"/>
+              <w:rPr>
+                <w:rFonts w:ascii="Cambria" w:hAnsi="Cambria"/>
+              </w:rPr>
+            </w:pPr>
+            <w:r>
+              <w:rPr>
+                <w:rFonts w:ascii="Cambria" w:hAnsi="Cambria"/>
+              </w:rPr>
+              <w:t>375</w:t>
+            </w:r>
+          </w:p>
+        </w:tc>
+      </w:tr>
+      <w:tr>
+        <w:trPr>
+          <w:trHeight w:val="24"/>
+        </w:trPr>
+        <w:tc>
+          <w:tcPr>
+            <w:tcW w:w="1806" w:type="dxa"/>
+            <w:vMerge/>
+          </w:tcPr>
+          <w:p>
+            <w:pPr>
+              <w:spacing w:line="276" w:lineRule="auto"/>
+              <w:rPr>
+                <w:rFonts w:ascii="Cambria" w:hAnsi="Cambria"/>
+              </w:rPr>
+            </w:pPr>
+          </w:p>
+        </w:tc>
+        <w:tc>
+          <w:tcPr>
+            <w:tcW w:w="1733" w:type="dxa"/>
+            <w:vMerge/>
+          </w:tcPr>
+          <w:p>
+            <w:pPr>
+              <w:spacing w:line="276" w:lineRule="auto"/>
+              <w:rPr>
+                <w:rFonts w:ascii="Cambria" w:hAnsi="Cambria"/>
+              </w:rPr>
+            </w:pPr>
+          </w:p>
+        </w:tc>
+        <w:tc>
+          <w:tcPr>
+            <w:tcW w:w="2861" w:type="dxa"/>
+          </w:tcPr>
+          <w:p>
+            <w:pPr>
+              <w:spacing w:line="276" w:lineRule="auto"/>
+              <w:rPr>
+                <w:rFonts w:ascii="Cambria" w:hAnsi="Cambria"/>
+              </w:rPr>
+            </w:pPr>
+            <w:r>
+              <w:rPr>
+                <w:rFonts w:ascii="Cambria" w:hAnsi="Cambria"/>
+              </w:rPr>
+              <w:t>Bournemouth</w:t>
+            </w:r>
+          </w:p>
+        </w:tc>
+        <w:tc>
+          <w:tcPr>
+            <w:tcW w:w="1896" w:type="dxa"/>
+          </w:tcPr>
+          <w:p>
+            <w:pPr>
+              <w:spacing w:line="276" w:lineRule="auto"/>
+              <w:rPr>
+                <w:rFonts w:ascii="Cambria" w:hAnsi="Cambria"/>
+              </w:rPr>
+            </w:pPr>
+            <w:r>
+              <w:rPr>
+                <w:rFonts w:ascii="Cambria" w:hAnsi="Cambria"/>
+              </w:rPr>
+              <w:t>40</w:t>
+            </w:r>
+          </w:p>
+        </w:tc>
+      </w:tr>
+      <w:tr>
+        <w:trPr>
+          <w:trHeight w:val="24"/>
+        </w:trPr>
+        <w:tc>
+          <w:tcPr>
+            <w:tcW w:w="1806" w:type="dxa"/>
+            <w:vMerge/>
+          </w:tcPr>
+          <w:p>
+            <w:pPr>
+              <w:spacing w:line="276" w:lineRule="auto"/>
+              <w:rPr>
+                <w:rFonts w:ascii="Cambria" w:hAnsi="Cambria"/>
+              </w:rPr>
+            </w:pPr>
+          </w:p>
+        </w:tc>
+        <w:tc>
+          <w:tcPr>
+            <w:tcW w:w="1733" w:type="dxa"/>
+            <w:vMerge/>
+          </w:tcPr>
+          <w:p>
+            <w:pPr>
+              <w:spacing w:line="276" w:lineRule="auto"/>
+              <w:rPr>
+                <w:rFonts w:ascii="Cambria" w:hAnsi="Cambria"/>
+              </w:rPr>
+            </w:pPr>
+          </w:p>
+        </w:tc>
+        <w:tc>
+          <w:tcPr>
+            <w:tcW w:w="2861" w:type="dxa"/>
+          </w:tcPr>
+          <w:p>
+            <w:pPr>
+              <w:spacing w:line="276" w:lineRule="auto"/>
+              <w:rPr>
+                <w:rFonts w:ascii="Cambria" w:hAnsi="Cambria"/>
+              </w:rPr>
+            </w:pPr>
+            <w:r>
+              <w:rPr>
+                <w:rFonts w:ascii="Cambria" w:hAnsi="Cambria"/>
+              </w:rPr>
+              <w:t>Poole</w:t>
+            </w:r>
+          </w:p>
+        </w:tc>
+        <w:tc>
+          <w:tcPr>
+            <w:tcW w:w="1896" w:type="dxa"/>
+          </w:tcPr>
+          <w:p>
+            <w:pPr>
+              <w:spacing w:line="276" w:lineRule="auto"/>
+              <w:rPr>
+                <w:rFonts w:ascii="Cambria" w:hAnsi="Cambria"/>
+              </w:rPr>
+            </w:pPr>
+            <w:r>
+              <w:rPr>
+                <w:rFonts w:ascii="Cambria" w:hAnsi="Cambria"/>
+              </w:rPr>
+              <w:t>65</w:t>
+            </w:r>
+          </w:p>
+        </w:tc>
+      </w:tr>
+      <w:tr>
+        <w:trPr>
+          <w:trHeight w:val="24"/>
+        </w:trPr>
+        <w:tc>
+          <w:tcPr>
+            <w:tcW w:w="1806" w:type="dxa"/>
+            <w:vMerge/>
+          </w:tcPr>
+          <w:p>
+            <w:pPr>
+              <w:spacing w:line="276" w:lineRule="auto"/>
+              <w:rPr>
+                <w:rFonts w:ascii="Cambria" w:hAnsi="Cambria"/>
+              </w:rPr>
+            </w:pPr>
+          </w:p>
+        </w:tc>
+        <w:tc>
+          <w:tcPr>
+            <w:tcW w:w="1733" w:type="dxa"/>
+            <w:vMerge/>
+          </w:tcPr>
+          <w:p>
+            <w:pPr>
+              <w:spacing w:line="276" w:lineRule="auto"/>
+              <w:rPr>
+                <w:rFonts w:ascii="Cambria" w:hAnsi="Cambria"/>
+              </w:rPr>
+            </w:pPr>
+          </w:p>
+        </w:tc>
+        <w:tc>
+          <w:tcPr>
+            <w:tcW w:w="2861" w:type="dxa"/>
+          </w:tcPr>
+          <w:p>
+            <w:pPr>
+              <w:spacing w:line="276" w:lineRule="auto"/>
+              <w:rPr>
+                <w:rFonts w:ascii="Cambria" w:hAnsi="Cambria"/>
+              </w:rPr>
+            </w:pPr>
+            <w:r>
+              <w:rPr>
+                <w:rFonts w:ascii="Cambria" w:hAnsi="Cambria"/>
+              </w:rPr>
+              <w:t>Christchurch</w:t>
+            </w:r>
+          </w:p>
+        </w:tc>
+        <w:tc>
+          <w:tcPr>
+            <w:tcW w:w="1896" w:type="dxa"/>
+          </w:tcPr>
+          <w:p>
+            <w:pPr>
+              <w:spacing w:line="276" w:lineRule="auto"/>
+              <w:rPr>
+                <w:rFonts w:ascii="Cambria" w:hAnsi="Cambria"/>
+              </w:rPr>
+            </w:pPr>
+            <w:r>
+              <w:rPr>
+                <w:rFonts w:ascii="Cambria" w:hAnsi="Cambria"/>
+              </w:rPr>
+              <w:t>50</w:t>
+            </w:r>
+          </w:p>
+        </w:tc>
+      </w:tr>
+      <w:tr>
+        <w:trPr>
+          <w:trHeight w:val="24"/>
+        </w:trPr>
+        <w:tc>
+          <w:tcPr>
+            <w:tcW w:w="1806" w:type="dxa"/>
+            <w:vMerge/>
+          </w:tcPr>
+          <w:p>
+            <w:pPr>
+              <w:spacing w:line="276" w:lineRule="auto"/>
+              <w:rPr>
+                <w:rFonts w:ascii="Cambria" w:hAnsi="Cambria"/>
+              </w:rPr>
+            </w:pPr>
+          </w:p>
+        </w:tc>
+        <w:tc>
+          <w:tcPr>
+            <w:tcW w:w="1733" w:type="dxa"/>
+            <w:vMerge/>
+          </w:tcPr>
+          <w:p>
+            <w:pPr>
+              <w:spacing w:line="276" w:lineRule="auto"/>
+              <w:rPr>
+                <w:rFonts w:ascii="Cambria" w:hAnsi="Cambria"/>
+              </w:rPr>
+            </w:pPr>
+          </w:p>
+        </w:tc>
+        <w:tc>
+          <w:tcPr>
+            <w:tcW w:w="2861" w:type="dxa"/>
+          </w:tcPr>
+          <w:p>
+            <w:pPr>
+              <w:spacing w:line="276" w:lineRule="auto"/>
+              <w:rPr>
+                <w:rFonts w:ascii="Cambria" w:hAnsi="Cambria"/>
+              </w:rPr>
+            </w:pPr>
+            <w:r>
+              <w:rPr>
+                <w:rFonts w:ascii="Cambria" w:hAnsi="Cambria"/>
+              </w:rPr>
+              <w:t>Plymouth</w:t>
+            </w:r>
+          </w:p>
+        </w:tc>
+        <w:tc>
+          <w:tcPr>
+            <w:tcW w:w="1896" w:type="dxa"/>
+          </w:tcPr>
+          <w:p>
+            <w:pPr>
+              <w:spacing w:line="276" w:lineRule="auto"/>
+              <w:rPr>
+                <w:rFonts w:ascii="Cambria" w:hAnsi="Cambria"/>
+              </w:rPr>
+            </w:pPr>
+            <w:r>
+              <w:rPr>
+                <w:rFonts w:ascii="Cambria" w:hAnsi="Cambria"/>
+              </w:rPr>
+              <w:t>31</w:t>
+            </w:r>
+          </w:p>
+        </w:tc>
+      </w:tr>
+      <w:tr>
+        <w:trPr>
+          <w:trHeight w:val="24"/>
+        </w:trPr>
+        <w:tc>
+          <w:tcPr>
+            <w:tcW w:w="1806" w:type="dxa"/>
+            <w:vMerge/>
+          </w:tcPr>
+          <w:p>
+            <w:pPr>
+              <w:spacing w:line="276" w:lineRule="auto"/>
+              <w:rPr>
+                <w:rFonts w:ascii="Cambria" w:hAnsi="Cambria"/>
+              </w:rPr>
+            </w:pPr>
+          </w:p>
+        </w:tc>
+        <w:tc>
+          <w:tcPr>
+            <w:tcW w:w="1733" w:type="dxa"/>
+            <w:vMerge/>
+          </w:tcPr>
+          <w:p>
+            <w:pPr>
+              <w:spacing w:line="276" w:lineRule="auto"/>
+              <w:rPr>
+                <w:rFonts w:ascii="Cambria" w:hAnsi="Cambria"/>
+              </w:rPr>
+            </w:pPr>
+          </w:p>
+        </w:tc>
+        <w:tc>
+          <w:tcPr>
+            <w:tcW w:w="2861" w:type="dxa"/>
+          </w:tcPr>
+          <w:p>
+            <w:pPr>
+              <w:spacing w:line="276" w:lineRule="auto"/>
+              <w:rPr>
+                <w:rFonts w:ascii="Cambria" w:hAnsi="Cambria"/>
+              </w:rPr>
+            </w:pPr>
+            <w:r>
+              <w:rPr>
+                <w:rFonts w:ascii="Cambria" w:hAnsi="Cambria"/>
+              </w:rPr>
+              <w:t>Torbay</w:t>
+            </w:r>
+          </w:p>
+        </w:tc>
+        <w:tc>
+          <w:tcPr>
+            <w:tcW w:w="1896" w:type="dxa"/>
+          </w:tcPr>
+          <w:p>
+            <w:pPr>
+              <w:spacing w:line="276" w:lineRule="auto"/>
+              <w:rPr>
+                <w:rFonts w:ascii="Cambria" w:hAnsi="Cambria"/>
+              </w:rPr>
+            </w:pPr>
+            <w:r>
+              <w:rPr>
+                <w:rFonts w:ascii="Cambria" w:hAnsi="Cambria"/>
+              </w:rPr>
+              <w:t>63</w:t>
+            </w:r>
+          </w:p>
+        </w:tc>
+      </w:tr>
+      <w:tr>
+        <w:trPr>
+          <w:trHeight w:val="136"/>
+        </w:trPr>
+        <w:tc>
+          <w:tcPr>
+            <w:tcW w:w="1806" w:type="dxa"/>
+            <w:vMerge w:val="restart"/>
+          </w:tcPr>
+          <w:p>
+            <w:pPr>
+              <w:spacing w:line="276" w:lineRule="auto"/>
+              <w:rPr>
+                <w:rFonts w:ascii="Cambria" w:hAnsi="Cambria"/>
+              </w:rPr>
+            </w:pPr>
+            <w:r>
+              <w:rPr>
+                <w:rFonts w:ascii="Cambria" w:hAnsi="Cambria"/>
+              </w:rPr>
+              <w:t>West Midlands</w:t>
+            </w:r>
+          </w:p>
+        </w:tc>
+        <w:tc>
+          <w:tcPr>
+            <w:tcW w:w="1733" w:type="dxa"/>
+          </w:tcPr>
+          <w:p>
+            <w:pPr>
+              <w:spacing w:line="276" w:lineRule="auto"/>
+              <w:rPr>
+                <w:rFonts w:ascii="Cambria" w:hAnsi="Cambria"/>
+              </w:rPr>
+            </w:pPr>
+            <w:r>
+              <w:rPr>
+                <w:rFonts w:ascii="Cambria" w:hAnsi="Cambria"/>
+              </w:rPr>
+              <w:t>Metropolitan County</w:t>
+            </w:r>
+          </w:p>
+        </w:tc>
+        <w:tc>
+          <w:tcPr>
+            <w:tcW w:w="2861" w:type="dxa"/>
+          </w:tcPr>
+          <w:p>
+            <w:pPr>
+              <w:spacing w:line="276" w:lineRule="auto"/>
+              <w:rPr>
+                <w:rFonts w:ascii="Cambria" w:hAnsi="Cambria"/>
+              </w:rPr>
+            </w:pPr>
+            <w:r>
+              <w:rPr>
+                <w:rFonts w:ascii="Cambria" w:hAnsi="Cambria"/>
+              </w:rPr>
+              <w:t>West Midlands</w:t>
+            </w:r>
+          </w:p>
+        </w:tc>
+        <w:tc>
+          <w:tcPr>
+            <w:tcW w:w="1896" w:type="dxa"/>
+          </w:tcPr>
+          <w:p>
+            <w:pPr>
+              <w:spacing w:line="276" w:lineRule="auto"/>
+              <w:rPr>
+                <w:rFonts w:ascii="Cambria" w:hAnsi="Cambria"/>
+              </w:rPr>
+            </w:pPr>
+            <w:r>
+              <w:rPr>
+                <w:rFonts w:ascii="Cambria" w:hAnsi="Cambria"/>
+              </w:rPr>
+              <w:t>902</w:t>
+            </w:r>
+          </w:p>
+        </w:tc>
+      </w:tr>
+      <w:tr>
+        <w:trPr>
+          <w:trHeight w:val="102"/>
+        </w:trPr>
+        <w:tc>
+          <w:tcPr>
+            <w:tcW w:w="1806" w:type="dxa"/>
+            <w:vMerge/>
+          </w:tcPr>
+          <w:p>
+            <w:pPr>
+              <w:spacing w:line="276" w:lineRule="auto"/>
+              <w:rPr>
+                <w:rFonts w:ascii="Cambria" w:hAnsi="Cambria"/>
+              </w:rPr>
+            </w:pPr>
+          </w:p>
+        </w:tc>
+        <w:tc>
+          <w:tcPr>
+            <w:tcW w:w="1733" w:type="dxa"/>
+            <w:vMerge w:val="restart"/>
+          </w:tcPr>
+          <w:p>
+            <w:pPr>
+              <w:spacing w:line="276" w:lineRule="auto"/>
+              <w:rPr>
+                <w:rFonts w:ascii="Cambria" w:hAnsi="Cambria"/>
+              </w:rPr>
+            </w:pPr>
+            <w:r>
+              <w:rPr>
+                <w:rFonts w:ascii="Cambria" w:hAnsi="Cambria"/>
+              </w:rPr>
+              <w:t>Non-Metropolitan County</w:t>
+            </w:r>
+          </w:p>
+        </w:tc>
+        <w:tc>
+          <w:tcPr>
+            <w:tcW w:w="2861" w:type="dxa"/>
+          </w:tcPr>
+          <w:p>
+            <w:pPr>
+              <w:spacing w:line="276" w:lineRule="auto"/>
+              <w:rPr>
+                <w:rFonts w:ascii="Cambria" w:hAnsi="Cambria"/>
+              </w:rPr>
+            </w:pPr>
+            <w:r>
+              <w:rPr>
+                <w:rFonts w:ascii="Cambria" w:hAnsi="Cambria"/>
+              </w:rPr>
+              <w:t>Staffordshire</w:t>
+            </w:r>
+          </w:p>
+        </w:tc>
+        <w:tc>
+          <w:tcPr>
+            <w:tcW w:w="1896" w:type="dxa"/>
+          </w:tcPr>
+          <w:p>
+            <w:pPr>
+              <w:spacing w:line="276" w:lineRule="auto"/>
+              <w:rPr>
+                <w:rFonts w:ascii="Cambria" w:hAnsi="Cambria"/>
+              </w:rPr>
+            </w:pPr>
+            <w:r>
+              <w:rPr>
+                <w:rFonts w:ascii="Cambria" w:hAnsi="Cambria"/>
+              </w:rPr>
+              <w:t>2713</w:t>
+            </w:r>
+          </w:p>
+        </w:tc>
+      </w:tr>
+      <w:tr>
+        <w:trPr>
+          <w:trHeight w:val="102"/>
+        </w:trPr>
+        <w:tc>
+          <w:tcPr>
+            <w:tcW w:w="1806" w:type="dxa"/>
+            <w:vMerge/>
+          </w:tcPr>
+          <w:p>
+            <w:pPr>
+              <w:spacing w:line="276" w:lineRule="auto"/>
+              <w:rPr>
+                <w:rFonts w:ascii="Cambria" w:hAnsi="Cambria"/>
+              </w:rPr>
+            </w:pPr>
+          </w:p>
+        </w:tc>
+        <w:tc>
+          <w:tcPr>
+            <w:tcW w:w="1733" w:type="dxa"/>
+            <w:vMerge/>
+          </w:tcPr>
+          <w:p>
+            <w:pPr>
+              <w:spacing w:line="276" w:lineRule="auto"/>
+              <w:rPr>
+                <w:rFonts w:ascii="Cambria" w:hAnsi="Cambria"/>
+              </w:rPr>
+            </w:pPr>
+          </w:p>
+        </w:tc>
+        <w:tc>
+          <w:tcPr>
+            <w:tcW w:w="2861" w:type="dxa"/>
+          </w:tcPr>
+          <w:p>
+            <w:pPr>
+              <w:spacing w:line="276" w:lineRule="auto"/>
+              <w:rPr>
+                <w:rFonts w:ascii="Cambria" w:hAnsi="Cambria"/>
+              </w:rPr>
+            </w:pPr>
+            <w:r>
+              <w:rPr>
+                <w:rFonts w:ascii="Cambria" w:hAnsi="Cambria"/>
+              </w:rPr>
+              <w:t>Warwickshire</w:t>
+            </w:r>
+          </w:p>
+        </w:tc>
+        <w:tc>
+          <w:tcPr>
+            <w:tcW w:w="1896" w:type="dxa"/>
+          </w:tcPr>
+          <w:p>
+            <w:pPr>
+              <w:spacing w:line="276" w:lineRule="auto"/>
+              <w:rPr>
+                <w:rFonts w:ascii="Cambria" w:hAnsi="Cambria"/>
+              </w:rPr>
+            </w:pPr>
+            <w:r>
+              <w:rPr>
+                <w:rFonts w:ascii="Cambria" w:hAnsi="Cambria"/>
+              </w:rPr>
+              <w:t>1975</w:t>
+            </w:r>
+          </w:p>
+        </w:tc>
+      </w:tr>
+      <w:tr>
+        <w:trPr>
+          <w:trHeight w:val="102"/>
+        </w:trPr>
+        <w:tc>
+          <w:tcPr>
+            <w:tcW w:w="1806" w:type="dxa"/>
+            <w:vMerge/>
+          </w:tcPr>
+          <w:p>
+            <w:pPr>
+              <w:spacing w:line="276" w:lineRule="auto"/>
+              <w:rPr>
+                <w:rFonts w:ascii="Cambria" w:hAnsi="Cambria"/>
+              </w:rPr>
+            </w:pPr>
+          </w:p>
+        </w:tc>
+        <w:tc>
+          <w:tcPr>
+            <w:tcW w:w="1733" w:type="dxa"/>
+            <w:vMerge/>
+          </w:tcPr>
+          <w:p>
+            <w:pPr>
+              <w:spacing w:line="276" w:lineRule="auto"/>
+              <w:rPr>
+                <w:rFonts w:ascii="Cambria" w:hAnsi="Cambria"/>
+              </w:rPr>
+            </w:pPr>
+          </w:p>
+        </w:tc>
+        <w:tc>
+          <w:tcPr>
+            <w:tcW w:w="2861" w:type="dxa"/>
+          </w:tcPr>
+          <w:p>
+            <w:pPr>
+              <w:spacing w:line="276" w:lineRule="auto"/>
+              <w:rPr>
+                <w:rFonts w:ascii="Cambria" w:hAnsi="Cambria"/>
+              </w:rPr>
+            </w:pPr>
+            <w:r>
+              <w:rPr>
+                <w:rFonts w:ascii="Cambria" w:hAnsi="Cambria"/>
+              </w:rPr>
+              <w:t>Worcestershire</w:t>
+            </w:r>
+          </w:p>
+        </w:tc>
+        <w:tc>
+          <w:tcPr>
+            <w:tcW w:w="1896" w:type="dxa"/>
+          </w:tcPr>
+          <w:p>
+            <w:pPr>
+              <w:spacing w:line="276" w:lineRule="auto"/>
+              <w:rPr>
+                <w:rFonts w:ascii="Cambria" w:hAnsi="Cambria"/>
+              </w:rPr>
+            </w:pPr>
+            <w:r>
+              <w:rPr>
+                <w:rFonts w:ascii="Cambria" w:hAnsi="Cambria"/>
+              </w:rPr>
+              <w:t>1741</w:t>
+            </w:r>
+          </w:p>
+        </w:tc>
+      </w:tr>
+      <w:tr>
+        <w:trPr>
+          <w:trHeight w:val="102"/>
+        </w:trPr>
+        <w:tc>
+          <w:tcPr>
+            <w:tcW w:w="1806" w:type="dxa"/>
+            <w:vMerge/>
+          </w:tcPr>
+          <w:p>
+            <w:pPr>
+              <w:spacing w:line="276" w:lineRule="auto"/>
+              <w:rPr>
+                <w:rFonts w:ascii="Cambria" w:hAnsi="Cambria"/>
+              </w:rPr>
+            </w:pPr>
+          </w:p>
+        </w:tc>
+        <w:tc>
+          <w:tcPr>
+            <w:tcW w:w="1733" w:type="dxa"/>
+            <w:vMerge/>
+          </w:tcPr>
+          <w:p>
+            <w:pPr>
+              <w:spacing w:line="276" w:lineRule="auto"/>
+              <w:rPr>
+                <w:rFonts w:ascii="Cambria" w:hAnsi="Cambria"/>
+              </w:rPr>
+            </w:pPr>
+          </w:p>
+        </w:tc>
+        <w:tc>
+          <w:tcPr>
+            <w:tcW w:w="2861" w:type="dxa"/>
+          </w:tcPr>
+          <w:p>
+            <w:pPr>
+              <w:spacing w:line="276" w:lineRule="auto"/>
+              <w:rPr>
+                <w:rFonts w:ascii="Cambria" w:hAnsi="Cambria"/>
+              </w:rPr>
+            </w:pPr>
+            <w:r>
+              <w:rPr>
+                <w:rFonts w:ascii="Cambria" w:hAnsi="Cambria"/>
+              </w:rPr>
+              <w:t>Herefordshire</w:t>
+            </w:r>
+          </w:p>
+        </w:tc>
+        <w:tc>
+          <w:tcPr>
+            <w:tcW w:w="1896" w:type="dxa"/>
+          </w:tcPr>
+          <w:p>
+            <w:pPr>
+              <w:spacing w:line="276" w:lineRule="auto"/>
+              <w:rPr>
+                <w:rFonts w:ascii="Cambria" w:hAnsi="Cambria"/>
+              </w:rPr>
+            </w:pPr>
+            <w:r>
+              <w:rPr>
+                <w:rFonts w:ascii="Cambria" w:hAnsi="Cambria"/>
+              </w:rPr>
+              <w:t>2180</w:t>
+            </w:r>
+          </w:p>
+        </w:tc>
+      </w:tr>
+      <w:tr>
+        <w:trPr>
+          <w:trHeight w:val="276"/>
+        </w:trPr>
+        <w:tc>
+          <w:tcPr>
+            <w:tcW w:w="1806" w:type="dxa"/>
+            <w:vMerge/>
+          </w:tcPr>
+          <w:p>
+            <w:pPr>
+              <w:spacing w:line="276" w:lineRule="auto"/>
+              <w:rPr>
+                <w:rFonts w:ascii="Cambria" w:hAnsi="Cambria"/>
+              </w:rPr>
+            </w:pPr>
+          </w:p>
+        </w:tc>
+        <w:tc>
+          <w:tcPr>
+            <w:tcW w:w="1733" w:type="dxa"/>
+            <w:vMerge w:val="restart"/>
+          </w:tcPr>
+          <w:p>
+            <w:pPr>
+              <w:spacing w:line="276" w:lineRule="auto"/>
+              <w:rPr>
+                <w:rFonts w:ascii="Cambria" w:hAnsi="Cambria"/>
+              </w:rPr>
+            </w:pPr>
+            <w:r>
+              <w:rPr>
+                <w:rFonts w:ascii="Cambria" w:hAnsi="Cambria"/>
+              </w:rPr>
+              <w:t>Unitary Authority</w:t>
+            </w:r>
+          </w:p>
+        </w:tc>
+        <w:tc>
+          <w:tcPr>
+            <w:tcW w:w="2861" w:type="dxa"/>
+          </w:tcPr>
+          <w:p>
+            <w:pPr>
+              <w:spacing w:line="276" w:lineRule="auto"/>
+              <w:rPr>
+                <w:rFonts w:ascii="Cambria" w:hAnsi="Cambria"/>
+              </w:rPr>
+            </w:pPr>
+            <w:r>
+              <w:rPr>
+                <w:rFonts w:ascii="Cambria" w:hAnsi="Cambria"/>
+              </w:rPr>
+              <w:t>Stoke-on-Trent</w:t>
+            </w:r>
+          </w:p>
+        </w:tc>
+        <w:tc>
+          <w:tcPr>
+            <w:tcW w:w="1896" w:type="dxa"/>
+          </w:tcPr>
+          <w:p>
+            <w:pPr>
+              <w:spacing w:line="276" w:lineRule="auto"/>
+              <w:rPr>
+                <w:rFonts w:ascii="Cambria" w:hAnsi="Cambria"/>
+              </w:rPr>
+            </w:pPr>
+            <w:r>
+              <w:rPr>
+                <w:rFonts w:ascii="Cambria" w:hAnsi="Cambria"/>
+              </w:rPr>
+              <w:t>93</w:t>
+            </w:r>
+          </w:p>
+        </w:tc>
+      </w:tr>
+      <w:tr>
+        <w:trPr>
+          <w:trHeight w:val="276"/>
+        </w:trPr>
+        <w:tc>
+          <w:tcPr>
+            <w:tcW w:w="1806" w:type="dxa"/>
+            <w:vMerge/>
+          </w:tcPr>
+          <w:p>
+            <w:pPr>
+              <w:spacing w:line="276" w:lineRule="auto"/>
+              <w:rPr>
+                <w:rFonts w:ascii="Cambria" w:hAnsi="Cambria"/>
+              </w:rPr>
+            </w:pPr>
+          </w:p>
+        </w:tc>
+        <w:tc>
+          <w:tcPr>
+            <w:tcW w:w="1733" w:type="dxa"/>
+            <w:vMerge/>
+          </w:tcPr>
+          <w:p>
+            <w:pPr>
+              <w:spacing w:line="276" w:lineRule="auto"/>
+              <w:rPr>
+                <w:rFonts w:ascii="Cambria" w:hAnsi="Cambria"/>
+              </w:rPr>
+            </w:pPr>
+          </w:p>
+        </w:tc>
+        <w:tc>
+          <w:tcPr>
+            <w:tcW w:w="2861" w:type="dxa"/>
+          </w:tcPr>
+          <w:p>
+            <w:pPr>
+              <w:spacing w:line="276" w:lineRule="auto"/>
+              <w:rPr>
+                <w:rFonts w:ascii="Cambria" w:hAnsi="Cambria"/>
+              </w:rPr>
+            </w:pPr>
+            <w:r>
+              <w:rPr>
+                <w:rFonts w:ascii="Cambria" w:hAnsi="Cambria"/>
+              </w:rPr>
+              <w:t>Telford and Wrekin</w:t>
+            </w:r>
+          </w:p>
+        </w:tc>
+        <w:tc>
+          <w:tcPr>
+            <w:tcW w:w="1896" w:type="dxa"/>
+          </w:tcPr>
+          <w:p>
+            <w:pPr>
+              <w:spacing w:line="276" w:lineRule="auto"/>
+              <w:rPr>
+                <w:rFonts w:ascii="Cambria" w:hAnsi="Cambria"/>
+              </w:rPr>
+            </w:pPr>
+            <w:r>
+              <w:rPr>
+                <w:rFonts w:ascii="Cambria" w:hAnsi="Cambria"/>
+              </w:rPr>
+              <w:t>290</w:t>
+            </w:r>
+          </w:p>
+        </w:tc>
+      </w:tr>
+      <w:tr>
+        <w:trPr>
+          <w:trHeight w:val="276"/>
+        </w:trPr>
+        <w:tc>
+          <w:tcPr>
+            <w:tcW w:w="1806" w:type="dxa"/>
+            <w:vMerge/>
+          </w:tcPr>
+          <w:p>
+            <w:pPr>
+              <w:spacing w:line="276" w:lineRule="auto"/>
+              <w:rPr>
+                <w:rFonts w:ascii="Cambria" w:hAnsi="Cambria"/>
+              </w:rPr>
+            </w:pPr>
+          </w:p>
+        </w:tc>
+        <w:tc>
+          <w:tcPr>
+            <w:tcW w:w="1733" w:type="dxa"/>
+            <w:vMerge/>
+          </w:tcPr>
+          <w:p>
+            <w:pPr>
+              <w:spacing w:line="276" w:lineRule="auto"/>
+              <w:rPr>
+                <w:rFonts w:ascii="Cambria" w:hAnsi="Cambria"/>
+              </w:rPr>
+            </w:pPr>
+          </w:p>
+        </w:tc>
+        <w:tc>
+          <w:tcPr>
+            <w:tcW w:w="2861" w:type="dxa"/>
+          </w:tcPr>
+          <w:p>
+            <w:pPr>
+              <w:spacing w:line="276" w:lineRule="auto"/>
+              <w:rPr>
+                <w:rFonts w:ascii="Cambria" w:hAnsi="Cambria"/>
+              </w:rPr>
+            </w:pPr>
+            <w:r>
+              <w:rPr>
+                <w:rFonts w:ascii="Cambria" w:hAnsi="Cambria"/>
+              </w:rPr>
+              <w:t>Shropshire</w:t>
+            </w:r>
+          </w:p>
+        </w:tc>
+        <w:tc>
+          <w:tcPr>
+            <w:tcW w:w="1896" w:type="dxa"/>
+          </w:tcPr>
+          <w:p>
+            <w:pPr>
+              <w:spacing w:line="276" w:lineRule="auto"/>
+              <w:rPr>
+                <w:rFonts w:ascii="Cambria" w:hAnsi="Cambria"/>
+              </w:rPr>
+            </w:pPr>
+            <w:r>
+              <w:rPr>
+                <w:rFonts w:ascii="Cambria" w:hAnsi="Cambria"/>
+              </w:rPr>
+              <w:t>3487</w:t>
+            </w:r>
+          </w:p>
+        </w:tc>
+      </w:tr>
+      <w:tr>
+        <w:trPr>
+          <w:trHeight w:val="414"/>
+        </w:trPr>
+        <w:tc>
+          <w:tcPr>
+            <w:tcW w:w="1806" w:type="dxa"/>
+            <w:vMerge w:val="restart"/>
+          </w:tcPr>
+          <w:p>
+            <w:pPr>
+              <w:spacing w:line="276" w:lineRule="auto"/>
+              <w:rPr>
+                <w:rFonts w:ascii="Cambria" w:hAnsi="Cambria"/>
+              </w:rPr>
+            </w:pPr>
+            <w:proofErr w:type="gramStart"/>
+            <w:r>
+              <w:rPr>
+                <w:rFonts w:ascii="Cambria" w:hAnsi="Cambria"/>
+              </w:rPr>
+              <w:t>North West</w:t>
+            </w:r>
+            <w:proofErr w:type="gramEnd"/>
+            <w:r>
+              <w:rPr>
+                <w:rFonts w:ascii="Cambria" w:hAnsi="Cambria"/>
+              </w:rPr>
+              <w:t xml:space="preserve"> England</w:t>
+            </w:r>
+          </w:p>
+        </w:tc>
+        <w:tc>
+          <w:tcPr>
+            <w:tcW w:w="1733" w:type="dxa"/>
+            <w:vMerge w:val="restart"/>
+          </w:tcPr>
+          <w:p>
+            <w:pPr>
+              <w:spacing w:line="276" w:lineRule="auto"/>
+              <w:rPr>
+                <w:rFonts w:ascii="Cambria" w:hAnsi="Cambria"/>
+              </w:rPr>
+            </w:pPr>
+            <w:r>
+              <w:rPr>
+                <w:rFonts w:ascii="Cambria" w:hAnsi="Cambria"/>
+              </w:rPr>
+              <w:t>Metropolitan Area</w:t>
+            </w:r>
+          </w:p>
+        </w:tc>
+        <w:tc>
+          <w:tcPr>
+            <w:tcW w:w="2861" w:type="dxa"/>
+          </w:tcPr>
+          <w:p>
+            <w:pPr>
+              <w:spacing w:line="276" w:lineRule="auto"/>
+              <w:rPr>
+                <w:rFonts w:ascii="Cambria" w:hAnsi="Cambria"/>
+              </w:rPr>
+            </w:pPr>
+            <w:r>
+              <w:rPr>
+                <w:rFonts w:ascii="Cambria" w:hAnsi="Cambria"/>
+              </w:rPr>
+              <w:t>Merseyside</w:t>
+            </w:r>
+          </w:p>
+        </w:tc>
+        <w:tc>
+          <w:tcPr>
+            <w:tcW w:w="1896" w:type="dxa"/>
+          </w:tcPr>
+          <w:p>
+            <w:pPr>
+              <w:spacing w:line="276" w:lineRule="auto"/>
+              <w:rPr>
+                <w:rFonts w:ascii="Cambria" w:hAnsi="Cambria"/>
+              </w:rPr>
+            </w:pPr>
+            <w:r>
+              <w:rPr>
+                <w:rFonts w:ascii="Cambria" w:hAnsi="Cambria"/>
+              </w:rPr>
+              <w:t>645</w:t>
+            </w:r>
+          </w:p>
+        </w:tc>
+      </w:tr>
+      <w:tr>
+        <w:trPr>
+          <w:trHeight w:val="414"/>
+        </w:trPr>
+        <w:tc>
+          <w:tcPr>
+            <w:tcW w:w="1806" w:type="dxa"/>
+            <w:vMerge/>
+          </w:tcPr>
+          <w:p>
+            <w:pPr>
+              <w:spacing w:line="276" w:lineRule="auto"/>
+              <w:rPr>
+                <w:rFonts w:ascii="Cambria" w:hAnsi="Cambria"/>
+              </w:rPr>
+            </w:pPr>
+          </w:p>
+        </w:tc>
+        <w:tc>
+          <w:tcPr>
+            <w:tcW w:w="1733" w:type="dxa"/>
+            <w:vMerge/>
+          </w:tcPr>
+          <w:p>
+            <w:pPr>
+              <w:spacing w:line="276" w:lineRule="auto"/>
+              <w:rPr>
+                <w:rFonts w:ascii="Cambria" w:hAnsi="Cambria"/>
+              </w:rPr>
+            </w:pPr>
+          </w:p>
+        </w:tc>
+        <w:tc>
+          <w:tcPr>
+            <w:tcW w:w="2861" w:type="dxa"/>
+          </w:tcPr>
+          <w:p>
+            <w:pPr>
+              <w:spacing w:line="276" w:lineRule="auto"/>
+              <w:rPr>
+                <w:rFonts w:ascii="Cambria" w:hAnsi="Cambria"/>
+              </w:rPr>
+            </w:pPr>
+            <w:r>
+              <w:rPr>
+                <w:rFonts w:ascii="Cambria" w:hAnsi="Cambria"/>
+              </w:rPr>
+              <w:t>Greater Manchester</w:t>
+            </w:r>
+          </w:p>
+        </w:tc>
+        <w:tc>
+          <w:tcPr>
+            <w:tcW w:w="1896" w:type="dxa"/>
+          </w:tcPr>
+          <w:p>
+            <w:pPr>
+              <w:spacing w:line="276" w:lineRule="auto"/>
+              <w:rPr>
+                <w:rFonts w:ascii="Cambria" w:hAnsi="Cambria"/>
+              </w:rPr>
+            </w:pPr>
+            <w:r>
+              <w:rPr>
+                <w:rFonts w:ascii="Cambria" w:hAnsi="Cambria"/>
+              </w:rPr>
+              <w:t>1276</w:t>
+            </w:r>
+          </w:p>
+        </w:tc>
+      </w:tr>
+      <w:tr>
+        <w:trPr>
+          <w:trHeight w:val="412"/>
+        </w:trPr>
+        <w:tc>
+          <w:tcPr>
+            <w:tcW w:w="1806" w:type="dxa"/>
+            <w:vMerge/>
+          </w:tcPr>
+          <w:p>
+            <w:pPr>
+              <w:spacing w:line="276" w:lineRule="auto"/>
+              <w:rPr>
+                <w:rFonts w:ascii="Cambria" w:hAnsi="Cambria"/>
+              </w:rPr>
+            </w:pPr>
+          </w:p>
+        </w:tc>
+        <w:tc>
+          <w:tcPr>
+            <w:tcW w:w="1733" w:type="dxa"/>
+            <w:vMerge w:val="restart"/>
+          </w:tcPr>
+          <w:p>
+            <w:pPr>
+              <w:spacing w:line="276" w:lineRule="auto"/>
+              <w:rPr>
+                <w:rFonts w:ascii="Cambria" w:hAnsi="Cambria"/>
+              </w:rPr>
+            </w:pPr>
+            <w:r>
+              <w:rPr>
+                <w:rFonts w:ascii="Cambria" w:hAnsi="Cambria"/>
+              </w:rPr>
+              <w:t>Non-metropolitan Area</w:t>
+            </w:r>
+          </w:p>
+        </w:tc>
+        <w:tc>
+          <w:tcPr>
+            <w:tcW w:w="2861" w:type="dxa"/>
+          </w:tcPr>
+          <w:p>
+            <w:pPr>
+              <w:spacing w:line="276" w:lineRule="auto"/>
+              <w:rPr>
+                <w:rFonts w:ascii="Cambria" w:hAnsi="Cambria"/>
+              </w:rPr>
+            </w:pPr>
+            <w:r>
+              <w:rPr>
+                <w:rFonts w:ascii="Cambria" w:hAnsi="Cambria"/>
+              </w:rPr>
+              <w:t>Cumbria</w:t>
+            </w:r>
+          </w:p>
+        </w:tc>
+        <w:tc>
+          <w:tcPr>
+            <w:tcW w:w="1896" w:type="dxa"/>
+          </w:tcPr>
+          <w:p>
+            <w:pPr>
+              <w:spacing w:line="276" w:lineRule="auto"/>
+              <w:rPr>
+                <w:rFonts w:ascii="Cambria" w:hAnsi="Cambria"/>
+              </w:rPr>
+            </w:pPr>
+            <w:r>
+              <w:rPr>
+                <w:rFonts w:ascii="Cambria" w:hAnsi="Cambria"/>
+              </w:rPr>
+              <w:t>6768</w:t>
+            </w:r>
+          </w:p>
+        </w:tc>
+      </w:tr>
+      <w:tr>
+        <w:trPr>
+          <w:trHeight w:val="412"/>
+        </w:trPr>
+        <w:tc>
+          <w:tcPr>
+            <w:tcW w:w="1806" w:type="dxa"/>
+            <w:vMerge/>
+          </w:tcPr>
+          <w:p>
+            <w:pPr>
+              <w:spacing w:line="276" w:lineRule="auto"/>
+              <w:rPr>
+                <w:rFonts w:ascii="Cambria" w:hAnsi="Cambria"/>
+              </w:rPr>
+            </w:pPr>
+          </w:p>
+        </w:tc>
+        <w:tc>
+          <w:tcPr>
+            <w:tcW w:w="1733" w:type="dxa"/>
+            <w:vMerge/>
+          </w:tcPr>
+          <w:p>
+            <w:pPr>
+              <w:spacing w:line="276" w:lineRule="auto"/>
+              <w:rPr>
+                <w:rFonts w:ascii="Cambria" w:hAnsi="Cambria"/>
+              </w:rPr>
+            </w:pPr>
+          </w:p>
+        </w:tc>
+        <w:tc>
+          <w:tcPr>
+            <w:tcW w:w="2861" w:type="dxa"/>
+          </w:tcPr>
+          <w:p>
+            <w:pPr>
+              <w:spacing w:line="276" w:lineRule="auto"/>
+              <w:rPr>
+                <w:rFonts w:ascii="Cambria" w:hAnsi="Cambria"/>
+              </w:rPr>
+            </w:pPr>
+            <w:r>
+              <w:rPr>
+                <w:rFonts w:ascii="Cambria" w:hAnsi="Cambria"/>
+              </w:rPr>
+              <w:t>Cumbria</w:t>
+            </w:r>
+          </w:p>
+        </w:tc>
+        <w:tc>
+          <w:tcPr>
+            <w:tcW w:w="1896" w:type="dxa"/>
+          </w:tcPr>
+          <w:p>
+            <w:pPr>
+              <w:spacing w:line="276" w:lineRule="auto"/>
+              <w:rPr>
+                <w:rFonts w:ascii="Cambria" w:hAnsi="Cambria"/>
+              </w:rPr>
+            </w:pPr>
+            <w:r>
+              <w:rPr>
+                <w:rFonts w:ascii="Cambria" w:hAnsi="Cambria"/>
+              </w:rPr>
+              <w:t>3075</w:t>
+            </w:r>
+          </w:p>
+        </w:tc>
+      </w:tr>
+      <w:tr>
+        <w:trPr>
+          <w:trHeight w:val="412"/>
+        </w:trPr>
+        <w:tc>
+          <w:tcPr>
+            <w:tcW w:w="1806" w:type="dxa"/>
+            <w:vMerge/>
+          </w:tcPr>
+          <w:p>
+            <w:pPr>
+              <w:spacing w:line="276" w:lineRule="auto"/>
+              <w:rPr>
+                <w:rFonts w:ascii="Cambria" w:hAnsi="Cambria"/>
+              </w:rPr>
+            </w:pPr>
+          </w:p>
+        </w:tc>
+        <w:tc>
+          <w:tcPr>
+            <w:tcW w:w="1733" w:type="dxa"/>
+            <w:vMerge/>
+          </w:tcPr>
+          <w:p>
+            <w:pPr>
+              <w:spacing w:line="276" w:lineRule="auto"/>
+              <w:rPr>
+                <w:rFonts w:ascii="Cambria" w:hAnsi="Cambria"/>
+              </w:rPr>
+            </w:pPr>
+          </w:p>
+        </w:tc>
+        <w:tc>
+          <w:tcPr>
+            <w:tcW w:w="2861" w:type="dxa"/>
+          </w:tcPr>
+          <w:p>
+            <w:pPr>
+              <w:spacing w:line="276" w:lineRule="auto"/>
+              <w:rPr>
+                <w:rFonts w:ascii="Cambria" w:hAnsi="Cambria"/>
+              </w:rPr>
+            </w:pPr>
+            <w:r>
+              <w:rPr>
+                <w:rFonts w:ascii="Cambria" w:hAnsi="Cambria"/>
+              </w:rPr>
+              <w:t>Cheshire</w:t>
+            </w:r>
+          </w:p>
+        </w:tc>
+        <w:tc>
+          <w:tcPr>
+            <w:tcW w:w="1896" w:type="dxa"/>
+          </w:tcPr>
+          <w:p>
+            <w:pPr>
+              <w:spacing w:line="276" w:lineRule="auto"/>
+              <w:rPr>
+                <w:rFonts w:ascii="Cambria" w:hAnsi="Cambria"/>
+              </w:rPr>
+            </w:pPr>
+            <w:r>
+              <w:rPr>
+                <w:rFonts w:ascii="Cambria" w:hAnsi="Cambria"/>
+              </w:rPr>
+              <w:t>2343</w:t>
+            </w:r>
+          </w:p>
+        </w:tc>
+      </w:tr>
+      <w:tr>
+        <w:tc>
+          <w:tcPr>
+            <w:tcW w:w="1806" w:type="dxa"/>
+          </w:tcPr>
+          <w:p>
+            <w:pPr>
+              <w:spacing w:line="276" w:lineRule="auto"/>
+              <w:rPr>
+                <w:rFonts w:ascii="Cambria" w:hAnsi="Cambria"/>
+              </w:rPr>
+            </w:pPr>
+            <w:r>
+              <w:rPr>
+                <w:rFonts w:ascii="Cambria" w:hAnsi="Cambria"/>
+              </w:rPr>
+              <w:t>東北英格蘭</w:t>
+            </w:r>
+          </w:p>
+        </w:tc>
+        <w:tc>
+          <w:tcPr>
+            <w:tcW w:w="1733" w:type="dxa"/>
+          </w:tcPr>
+          <w:p>
+            <w:pPr>
+              <w:spacing w:line="276" w:lineRule="auto"/>
+              <w:rPr>
+                <w:rFonts w:ascii="Cambria" w:hAnsi="Cambria"/>
+              </w:rPr>
+            </w:pPr>
+          </w:p>
+        </w:tc>
+        <w:tc>
+          <w:tcPr>
+            <w:tcW w:w="2861" w:type="dxa"/>
+          </w:tcPr>
+          <w:p>
+            <w:pPr>
+              <w:spacing w:line="276" w:lineRule="auto"/>
+              <w:rPr>
+                <w:rFonts w:ascii="Cambria" w:hAnsi="Cambria"/>
+              </w:rPr>
+            </w:pPr>
+          </w:p>
+        </w:tc>
+        <w:tc>
+          <w:tcPr>
+            <w:tcW w:w="1896" w:type="dxa"/>
+          </w:tcPr>
+          <w:p>
+            <w:pPr>
+              <w:spacing w:line="276" w:lineRule="auto"/>
+              <w:rPr>
+                <w:rFonts w:ascii="Cambria" w:hAnsi="Cambria"/>
+              </w:rPr>
+            </w:pPr>
+          </w:p>
+        </w:tc>
+      </w:tr>
+      <w:tr>
+        <w:tc>
+          <w:tcPr>
+            <w:tcW w:w="1806" w:type="dxa"/>
+          </w:tcPr>
+          <w:p>
+            <w:pPr>
+              <w:spacing w:line="276" w:lineRule="auto"/>
+              <w:rPr>
+                <w:rFonts w:ascii="Cambria" w:hAnsi="Cambria"/>
+              </w:rPr>
+            </w:pPr>
+            <w:r>
+              <w:rPr>
+                <w:rFonts w:ascii="Cambria" w:hAnsi="Cambria"/>
+              </w:rPr>
+              <w:t>約克郡</w:t>
+            </w:r>
+            <w:r>
+              <w:rPr>
+                <w:rFonts w:ascii="Cambria" w:hAnsi="Cambria"/>
+              </w:rPr>
+              <w:t>-</w:t>
+            </w:r>
+            <w:r>
+              <w:rPr>
+                <w:rFonts w:ascii="Cambria" w:hAnsi="Cambria"/>
+              </w:rPr>
+              <w:t>亨伯</w:t>
+            </w:r>
+          </w:p>
+        </w:tc>
+        <w:tc>
+          <w:tcPr>
+            <w:tcW w:w="1733" w:type="dxa"/>
+          </w:tcPr>
+          <w:p>
+            <w:pPr>
+              <w:spacing w:line="276" w:lineRule="auto"/>
+              <w:rPr>
+                <w:rFonts w:ascii="Cambria" w:hAnsi="Cambria"/>
+              </w:rPr>
+            </w:pPr>
+          </w:p>
+        </w:tc>
+        <w:tc>
+          <w:tcPr>
+            <w:tcW w:w="2861" w:type="dxa"/>
+          </w:tcPr>
+          <w:p>
+            <w:pPr>
+              <w:spacing w:line="276" w:lineRule="auto"/>
+              <w:rPr>
+                <w:rFonts w:ascii="Cambria" w:hAnsi="Cambria"/>
+              </w:rPr>
+            </w:pPr>
+          </w:p>
+        </w:tc>
+        <w:tc>
+          <w:tcPr>
+            <w:tcW w:w="1896" w:type="dxa"/>
+          </w:tcPr>
+          <w:p>
+            <w:pPr>
+              <w:spacing w:line="276" w:lineRule="auto"/>
+              <w:rPr>
+                <w:rFonts w:ascii="Cambria" w:hAnsi="Cambria"/>
+              </w:rPr>
+            </w:pPr>
+          </w:p>
+        </w:tc>
+      </w:tr>
+      <w:tr>
+        <w:tc>
+          <w:tcPr>
+            <w:tcW w:w="1806" w:type="dxa"/>
+          </w:tcPr>
+          <w:p>
+            <w:pPr>
+              <w:spacing w:line="276" w:lineRule="auto"/>
+              <w:rPr>
+                <w:rFonts w:ascii="Cambria" w:hAnsi="Cambria"/>
+              </w:rPr>
+            </w:pPr>
+            <w:r>
+              <w:rPr>
+                <w:rFonts w:ascii="Cambria" w:hAnsi="Cambria"/>
+              </w:rPr>
+              <w:t>東密德蘭</w:t>
+            </w:r>
+          </w:p>
+        </w:tc>
+        <w:tc>
+          <w:tcPr>
+            <w:tcW w:w="1733" w:type="dxa"/>
+          </w:tcPr>
+          <w:p>
+            <w:pPr>
+              <w:spacing w:line="276" w:lineRule="auto"/>
+              <w:rPr>
+                <w:rFonts w:ascii="Cambria" w:hAnsi="Cambria"/>
+              </w:rPr>
+            </w:pPr>
+          </w:p>
+        </w:tc>
+        <w:tc>
+          <w:tcPr>
+            <w:tcW w:w="2861" w:type="dxa"/>
+          </w:tcPr>
+          <w:p>
+            <w:pPr>
+              <w:spacing w:line="276" w:lineRule="auto"/>
+              <w:rPr>
+                <w:rFonts w:ascii="Cambria" w:hAnsi="Cambria"/>
+              </w:rPr>
+            </w:pPr>
+          </w:p>
+        </w:tc>
+        <w:tc>
+          <w:tcPr>
+            <w:tcW w:w="1896" w:type="dxa"/>
+          </w:tcPr>
+          <w:p>
+            <w:pPr>
+              <w:spacing w:line="276" w:lineRule="auto"/>
+              <w:rPr>
+                <w:rFonts w:ascii="Cambria" w:hAnsi="Cambria"/>
+              </w:rPr>
+            </w:pPr>
+          </w:p>
+        </w:tc>
+      </w:tr>
+      <w:tr>
+        <w:tc>
+          <w:tcPr>
+            <w:tcW w:w="1806" w:type="dxa"/>
+          </w:tcPr>
+          <w:p>
+            <w:pPr>
+              <w:spacing w:line="276" w:lineRule="auto"/>
+              <w:rPr>
+                <w:rFonts w:ascii="Cambria" w:hAnsi="Cambria"/>
+              </w:rPr>
+            </w:pPr>
+            <w:r>
+              <w:rPr>
+                <w:rFonts w:ascii="Cambria" w:hAnsi="Cambria"/>
+              </w:rPr>
+              <w:t>東英格蘭</w:t>
+            </w:r>
+          </w:p>
+        </w:tc>
+        <w:tc>
+          <w:tcPr>
+            <w:tcW w:w="1733" w:type="dxa"/>
+          </w:tcPr>
+          <w:p>
+            <w:pPr>
+              <w:spacing w:line="276" w:lineRule="auto"/>
+              <w:rPr>
+                <w:rFonts w:ascii="Cambria" w:hAnsi="Cambria"/>
+              </w:rPr>
+            </w:pPr>
+          </w:p>
+        </w:tc>
+        <w:tc>
+          <w:tcPr>
+            <w:tcW w:w="2861" w:type="dxa"/>
+          </w:tcPr>
+          <w:p>
+            <w:pPr>
+              <w:spacing w:line="276" w:lineRule="auto"/>
+              <w:rPr>
+                <w:rFonts w:ascii="Cambria" w:hAnsi="Cambria"/>
+              </w:rPr>
+            </w:pPr>
+          </w:p>
+        </w:tc>
+        <w:tc>
+          <w:tcPr>
+            <w:tcW w:w="1896" w:type="dxa"/>
+          </w:tcPr>
+          <w:p>
+            <w:pPr>
+              <w:spacing w:line="276" w:lineRule="auto"/>
+              <w:rPr>
+                <w:rFonts w:ascii="Cambria" w:hAnsi="Cambria"/>
+              </w:rPr>
+            </w:pPr>
+          </w:p>
+        </w:tc>
+      </w:tr>
+    </w:tbl>
+    <w:p>
+      <w:pPr>
+        <w:spacing w:line="276" w:lineRule="auto"/>
+        <w:rPr>
+          <w:rFonts w:ascii="FangSong" w:hAnsi="FangSong" w:hint="eastAsia"/>
         </w:rPr>
       </w:pPr>
     </w:p>
@@ -4095,7 +11355,6 @@
   <w:style w:type="character" w:default="1" w:styleId="a0">
     <w:name w:val="Default Paragraph Font"/>
     <w:uiPriority w:val="1"/>
-    <w:semiHidden/>
     <w:unhideWhenUsed/>
   </w:style>
   <w:style w:type="table" w:default="1" w:styleId="a1">
